--- a/04-滤波电路/02-高通滤波/无源RC高通滤波电路/无源RC高通滤波电路.docx
+++ b/04-滤波电路/02-高通滤波/无源RC高通滤波电路/无源RC高通滤波电路.docx
@@ -1983,6 +1983,20 @@
     </w:p>
     <w:bookmarkEnd w:id="26"/>
     <w:bookmarkEnd w:id="27"/>
+    <w:p>
+      <w:pPr>
+        <w:spacing w:before="360"/>
+        <w:jc w:val="center"/>
+      </w:pPr>
+      <w:r>
+        <w:rPr>
+          <w:rFonts w:ascii="Times New Roman" w:hAnsi="Times New Roman"/>
+          <w:color w:val="555555"/>
+          <w:sz w:val="21"/>
+        </w:rPr>
+        <w:t>材料收集者：杜文杰</w:t>
+      </w:r>
+    </w:p>
     <w:sectPr>
       <w:headerReference r:id="rId9" w:type="default"/>
       <w:footerReference r:id="rId10" w:type="default"/>

--- a/04-滤波电路/02-高通滤波/无源RC高通滤波电路/无源RC高通滤波电路.docx
+++ b/04-滤波电路/02-高通滤波/无源RC高通滤波电路/无源RC高通滤波电路.docx
@@ -1,6 +1,6 @@
 
 <file path=word/document.xml><?xml version="1.0" encoding="utf-8"?>
-<w:document xmlns:w="http://schemas.openxmlformats.org/wordprocessingml/2006/main" xmlns:m="http://schemas.openxmlformats.org/officeDocument/2006/math" xmlns:r="http://schemas.openxmlformats.org/officeDocument/2006/relationships" xmlns:o="urn:schemas-microsoft-com:office:office" xmlns:v="urn:schemas-microsoft-com:vml" xmlns:w10="urn:schemas-microsoft-com:office:word" xmlns:a="http://schemas.openxmlformats.org/drawingml/2006/main" xmlns:pic="http://schemas.openxmlformats.org/drawingml/2006/picture" xmlns:wp="http://schemas.openxmlformats.org/drawingml/2006/wordprocessingDrawing">
+<w:document xmlns:m="http://schemas.openxmlformats.org/officeDocument/2006/math" xmlns:r="http://schemas.openxmlformats.org/officeDocument/2006/relationships" xmlns:w="http://schemas.openxmlformats.org/wordprocessingml/2006/main" xmlns:o="urn:schemas-microsoft-com:office:office" xmlns:v="urn:schemas-microsoft-com:vml" xmlns:w10="urn:schemas-microsoft-com:office:word" xmlns:a="http://schemas.openxmlformats.org/drawingml/2006/main" xmlns:pic="http://schemas.openxmlformats.org/drawingml/2006/picture" xmlns:wp="http://schemas.openxmlformats.org/drawingml/2006/wordprocessingDrawing">
   <w:body>
     <w:bookmarkStart w:id="27" w:name="无源-rc-高通滤波电路"/>
     <w:p>
@@ -9,16 +9,19 @@
       </w:pPr>
       <w:r>
         <w:rPr>
-          <w:rFonts w:hint="eastAsia"/>
+          <w:rFonts w:hint="eastAsia" w:eastAsia="黑体"/>
         </w:rPr>
         <w:t xml:space="preserve">无源</w:t>
       </w:r>
       <w:r>
+        <w:rPr>
+          <w:rFonts w:eastAsia="黑体"/>
+        </w:rPr>
         <w:t xml:space="preserve"> RC </w:t>
       </w:r>
       <w:r>
         <w:rPr>
-          <w:rFonts w:hint="eastAsia"/>
+          <w:rFonts w:hint="eastAsia" w:eastAsia="黑体"/>
         </w:rPr>
         <w:t xml:space="preserve">高通滤波电路</w:t>
       </w:r>
@@ -30,7 +33,7 @@
       </w:pPr>
       <w:r>
         <w:rPr>
-          <w:rFonts w:hint="eastAsia"/>
+          <w:rFonts w:hint="eastAsia" w:eastAsia="黑体"/>
         </w:rPr>
         <w:t xml:space="preserve">拓扑描述</w:t>
       </w:r>
@@ -41,16 +44,19 @@
       </w:pPr>
       <w:r>
         <w:rPr>
-          <w:rFonts w:hint="eastAsia"/>
+          <w:rFonts w:hint="eastAsia" w:eastAsia="黑体"/>
         </w:rPr>
         <w:t xml:space="preserve">由</w:t>
       </w:r>
       <w:r>
+        <w:rPr>
+          <w:rFonts w:eastAsia="黑体"/>
+        </w:rPr>
         <w:t xml:space="preserve"> </w:t>
       </w:r>
       <w:r>
         <w:rPr>
-          <w:rFonts w:hint="eastAsia"/>
+          <w:rFonts w:hint="eastAsia" w:eastAsia="黑体"/>
           <w:b/>
           <w:bCs/>
         </w:rPr>
@@ -58,6 +64,7 @@
       </w:r>
       <w:r>
         <w:rPr>
+          <w:rFonts w:eastAsia="黑体"/>
           <w:b/>
           <w:bCs/>
         </w:rPr>
@@ -69,20 +76,26 @@
         </m:r>
       </m:oMath>
       <w:r>
+        <w:rPr>
+          <w:rFonts w:eastAsia="黑体"/>
+        </w:rPr>
         <w:t xml:space="preserve"> </w:t>
       </w:r>
       <w:r>
         <w:rPr>
-          <w:rFonts w:hint="eastAsia"/>
+          <w:rFonts w:hint="eastAsia" w:eastAsia="黑体"/>
         </w:rPr>
         <w:t xml:space="preserve">与</w:t>
       </w:r>
       <w:r>
+        <w:rPr>
+          <w:rFonts w:eastAsia="黑体"/>
+        </w:rPr>
         <w:t xml:space="preserve"> </w:t>
       </w:r>
       <w:r>
         <w:rPr>
-          <w:rFonts w:hint="eastAsia"/>
+          <w:rFonts w:hint="eastAsia" w:eastAsia="黑体"/>
           <w:b/>
           <w:bCs/>
         </w:rPr>
@@ -90,6 +103,7 @@
       </w:r>
       <w:r>
         <w:rPr>
+          <w:rFonts w:eastAsia="黑体"/>
           <w:b/>
           <w:bCs/>
         </w:rPr>
@@ -101,26 +115,32 @@
         </m:r>
       </m:oMath>
       <w:r>
+        <w:rPr>
+          <w:rFonts w:eastAsia="黑体"/>
+        </w:rPr>
         <w:t xml:space="preserve"> </w:t>
       </w:r>
       <w:r>
         <w:rPr>
-          <w:rFonts w:hint="eastAsia"/>
+          <w:rFonts w:hint="eastAsia" w:eastAsia="黑体"/>
         </w:rPr>
         <w:t xml:space="preserve">组成的最简单一阶无源高通网络。电路共有</w:t>
       </w:r>
       <w:r>
+        <w:rPr>
+          <w:rFonts w:eastAsia="黑体"/>
+        </w:rPr>
         <w:t xml:space="preserve"> 3 </w:t>
       </w:r>
       <w:r>
         <w:rPr>
-          <w:rFonts w:hint="eastAsia"/>
+          <w:rFonts w:hint="eastAsia" w:eastAsia="黑体"/>
         </w:rPr>
         <w:t xml:space="preserve">个关键节点：</w:t>
       </w:r>
       <w:r>
         <w:rPr>
-          <w:rFonts w:hint="eastAsia"/>
+          <w:rFonts w:hint="eastAsia" w:eastAsia="黑体"/>
           <w:b/>
           <w:bCs/>
         </w:rPr>
@@ -128,6 +148,7 @@
       </w:r>
       <w:r>
         <w:rPr>
+          <w:rFonts w:eastAsia="黑体"/>
           <w:b/>
           <w:bCs/>
         </w:rPr>
@@ -135,7 +156,7 @@
       </w:r>
       <w:r>
         <w:rPr>
-          <w:rFonts w:hint="eastAsia"/>
+          <w:rFonts w:hint="eastAsia" w:eastAsia="黑体"/>
           <w:b/>
           <w:bCs/>
         </w:rPr>
@@ -143,11 +164,14 @@
       </w:r>
       <w:r>
         <w:rPr>
-          <w:rFonts w:hint="eastAsia"/>
+          <w:rFonts w:hint="eastAsia" w:eastAsia="黑体"/>
         </w:rPr>
         <w:t xml:space="preserve">（信号源</w:t>
       </w:r>
       <w:r>
+        <w:rPr>
+          <w:rFonts w:eastAsia="黑体"/>
+        </w:rPr>
         <w:t xml:space="preserve"> </w:t>
       </w:r>
       <m:oMath>
@@ -168,15 +192,21 @@
         </m:sSub>
       </m:oMath>
       <w:r>
+        <w:rPr>
+          <w:rFonts w:eastAsia="黑体"/>
+        </w:rPr>
         <w:t xml:space="preserve"> </w:t>
       </w:r>
       <w:r>
         <w:rPr>
-          <w:rFonts w:hint="eastAsia"/>
+          <w:rFonts w:hint="eastAsia" w:eastAsia="黑体"/>
         </w:rPr>
         <w:t xml:space="preserve">正端与</w:t>
       </w:r>
       <w:r>
+        <w:rPr>
+          <w:rFonts w:eastAsia="黑体"/>
+        </w:rPr>
         <w:t xml:space="preserve"> </w:t>
       </w:r>
       <m:oMath>
@@ -185,17 +215,20 @@
         </m:r>
       </m:oMath>
       <w:r>
+        <w:rPr>
+          <w:rFonts w:eastAsia="黑体"/>
+        </w:rPr>
         <w:t xml:space="preserve"> </w:t>
       </w:r>
       <w:r>
         <w:rPr>
-          <w:rFonts w:hint="eastAsia"/>
+          <w:rFonts w:hint="eastAsia" w:eastAsia="黑体"/>
         </w:rPr>
         <w:t xml:space="preserve">的一端相连）；</w:t>
       </w:r>
       <w:r>
         <w:rPr>
-          <w:rFonts w:hint="eastAsia"/>
+          <w:rFonts w:hint="eastAsia" w:eastAsia="黑体"/>
           <w:b/>
           <w:bCs/>
         </w:rPr>
@@ -203,6 +236,7 @@
       </w:r>
       <w:r>
         <w:rPr>
+          <w:rFonts w:eastAsia="黑体"/>
           <w:b/>
           <w:bCs/>
         </w:rPr>
@@ -210,7 +244,7 @@
       </w:r>
       <w:r>
         <w:rPr>
-          <w:rFonts w:hint="eastAsia"/>
+          <w:rFonts w:hint="eastAsia" w:eastAsia="黑体"/>
           <w:b/>
           <w:bCs/>
         </w:rPr>
@@ -218,7 +252,7 @@
       </w:r>
       <w:r>
         <w:rPr>
-          <w:rFonts w:hint="eastAsia"/>
+          <w:rFonts w:hint="eastAsia" w:eastAsia="黑体"/>
         </w:rPr>
         <w:t xml:space="preserve">（</w:t>
       </w:r>
@@ -228,15 +262,21 @@
         </m:r>
       </m:oMath>
       <w:r>
+        <w:rPr>
+          <w:rFonts w:eastAsia="黑体"/>
+        </w:rPr>
         <w:t xml:space="preserve"> </w:t>
       </w:r>
       <w:r>
         <w:rPr>
-          <w:rFonts w:hint="eastAsia"/>
+          <w:rFonts w:hint="eastAsia" w:eastAsia="黑体"/>
         </w:rPr>
         <w:t xml:space="preserve">的另一端与</w:t>
       </w:r>
       <w:r>
+        <w:rPr>
+          <w:rFonts w:eastAsia="黑体"/>
+        </w:rPr>
         <w:t xml:space="preserve"> </w:t>
       </w:r>
       <m:oMath>
@@ -245,15 +285,21 @@
         </m:r>
       </m:oMath>
       <w:r>
+        <w:rPr>
+          <w:rFonts w:eastAsia="黑体"/>
+        </w:rPr>
         <w:t xml:space="preserve"> </w:t>
       </w:r>
       <w:r>
         <w:rPr>
-          <w:rFonts w:hint="eastAsia"/>
+          <w:rFonts w:hint="eastAsia" w:eastAsia="黑体"/>
         </w:rPr>
         <w:t xml:space="preserve">的一端相连，作为输出</w:t>
       </w:r>
       <w:r>
+        <w:rPr>
+          <w:rFonts w:eastAsia="黑体"/>
+        </w:rPr>
         <w:t xml:space="preserve"> </w:t>
       </w:r>
       <m:oMath>
@@ -278,13 +324,13 @@
       </m:oMath>
       <w:r>
         <w:rPr>
-          <w:rFonts w:hint="eastAsia"/>
+          <w:rFonts w:hint="eastAsia" w:eastAsia="黑体"/>
         </w:rPr>
         <w:t xml:space="preserve">，即电阻两端电压）；</w:t>
       </w:r>
       <w:r>
         <w:rPr>
-          <w:rFonts w:hint="eastAsia"/>
+          <w:rFonts w:hint="eastAsia" w:eastAsia="黑体"/>
           <w:b/>
           <w:bCs/>
         </w:rPr>
@@ -292,6 +338,7 @@
       </w:r>
       <w:r>
         <w:rPr>
+          <w:rFonts w:eastAsia="黑体"/>
           <w:b/>
           <w:bCs/>
         </w:rPr>
@@ -299,7 +346,7 @@
       </w:r>
       <w:r>
         <w:rPr>
-          <w:rFonts w:hint="eastAsia"/>
+          <w:rFonts w:hint="eastAsia" w:eastAsia="黑体"/>
           <w:b/>
           <w:bCs/>
         </w:rPr>
@@ -307,6 +354,7 @@
       </w:r>
       <w:r>
         <w:rPr>
+          <w:rFonts w:eastAsia="黑体"/>
           <w:b/>
           <w:bCs/>
         </w:rPr>
@@ -314,7 +362,7 @@
       </w:r>
       <w:r>
         <w:rPr>
-          <w:rFonts w:hint="eastAsia"/>
+          <w:rFonts w:hint="eastAsia" w:eastAsia="黑体"/>
         </w:rPr>
         <w:t xml:space="preserve">（</w:t>
       </w:r>
@@ -324,11 +372,14 @@
         </m:r>
       </m:oMath>
       <w:r>
+        <w:rPr>
+          <w:rFonts w:eastAsia="黑体"/>
+        </w:rPr>
         <w:t xml:space="preserve"> </w:t>
       </w:r>
       <w:r>
         <w:rPr>
-          <w:rFonts w:hint="eastAsia"/>
+          <w:rFonts w:hint="eastAsia" w:eastAsia="黑体"/>
         </w:rPr>
         <w:t xml:space="preserve">的另一端接地）。</w:t>
       </w:r>
@@ -337,7 +388,7 @@
       <w:pPr/>
       <w:r>
         <w:rPr>
-          <w:rFonts w:hint="eastAsia"/>
+          <w:rFonts w:hint="eastAsia" w:eastAsia="黑体"/>
         </w:rPr>
         <w:t xml:space="preserve">各元件管脚连接：</w:t>
       </w:r>
@@ -347,11 +398,14 @@
         </m:r>
       </m:oMath>
       <w:r>
+        <w:rPr>
+          <w:rFonts w:eastAsia="黑体"/>
+        </w:rPr>
         <w:t xml:space="preserve"> </w:t>
       </w:r>
       <w:r>
         <w:rPr>
-          <w:rFonts w:hint="eastAsia"/>
+          <w:rFonts w:hint="eastAsia" w:eastAsia="黑体"/>
         </w:rPr>
         <w:t xml:space="preserve">一端接输入节点、另一端接输出节点；</w:t>
       </w:r>
@@ -361,15 +415,21 @@
         </m:r>
       </m:oMath>
       <w:r>
+        <w:rPr>
+          <w:rFonts w:eastAsia="黑体"/>
+        </w:rPr>
         <w:t xml:space="preserve"> </w:t>
       </w:r>
       <w:r>
         <w:rPr>
-          <w:rFonts w:hint="eastAsia"/>
+          <w:rFonts w:hint="eastAsia" w:eastAsia="黑体"/>
         </w:rPr>
         <w:t xml:space="preserve">一端接输出节点、另一端接</w:t>
       </w:r>
       <w:r>
+        <w:rPr>
+          <w:rFonts w:eastAsia="黑体"/>
+        </w:rPr>
         <w:t xml:space="preserve"> GND。</w:t>
       </w:r>
     </w:p>
@@ -377,20 +437,26 @@
       <w:pPr/>
       <w:r>
         <w:rPr>
-          <w:rFonts w:hint="eastAsia"/>
+          <w:rFonts w:hint="eastAsia" w:eastAsia="黑体"/>
         </w:rPr>
         <w:t xml:space="preserve">由此构成”电容串联在信号通路、电阻并联到地、输出取自电阻两端”的一阶无源</w:t>
       </w:r>
       <w:r>
+        <w:rPr>
+          <w:rFonts w:eastAsia="黑体"/>
+        </w:rPr>
         <w:t xml:space="preserve"> RC </w:t>
       </w:r>
       <w:r>
         <w:rPr>
-          <w:rFonts w:hint="eastAsia"/>
+          <w:rFonts w:hint="eastAsia" w:eastAsia="黑体"/>
         </w:rPr>
         <w:t xml:space="preserve">高通组态，直流被</w:t>
       </w:r>
       <w:r>
+        <w:rPr>
+          <w:rFonts w:eastAsia="黑体"/>
+        </w:rPr>
         <w:t xml:space="preserve"> </w:t>
       </w:r>
       <m:oMath>
@@ -399,15 +465,21 @@
         </m:r>
       </m:oMath>
       <w:r>
+        <w:rPr>
+          <w:rFonts w:eastAsia="黑体"/>
+        </w:rPr>
         <w:t xml:space="preserve"> </w:t>
       </w:r>
       <w:r>
         <w:rPr>
-          <w:rFonts w:hint="eastAsia"/>
+          <w:rFonts w:hint="eastAsia" w:eastAsia="黑体"/>
         </w:rPr>
         <w:t xml:space="preserve">阻断、高频经</w:t>
       </w:r>
       <w:r>
+        <w:rPr>
+          <w:rFonts w:eastAsia="黑体"/>
+        </w:rPr>
         <w:t xml:space="preserve"> </w:t>
       </w:r>
       <m:oMath>
@@ -416,15 +488,21 @@
         </m:r>
       </m:oMath>
       <w:r>
+        <w:rPr>
+          <w:rFonts w:eastAsia="黑体"/>
+        </w:rPr>
         <w:t xml:space="preserve"> </w:t>
       </w:r>
       <w:r>
         <w:rPr>
-          <w:rFonts w:hint="eastAsia"/>
+          <w:rFonts w:hint="eastAsia" w:eastAsia="黑体"/>
         </w:rPr>
         <w:t xml:space="preserve">传至输出并落在</w:t>
       </w:r>
       <w:r>
+        <w:rPr>
+          <w:rFonts w:eastAsia="黑体"/>
+        </w:rPr>
         <w:t xml:space="preserve"> </w:t>
       </w:r>
       <m:oMath>
@@ -433,15 +511,21 @@
         </m:r>
       </m:oMath>
       <w:r>
+        <w:rPr>
+          <w:rFonts w:eastAsia="黑体"/>
+        </w:rPr>
         <w:t xml:space="preserve"> </w:t>
       </w:r>
       <w:r>
         <w:rPr>
-          <w:rFonts w:hint="eastAsia"/>
+          <w:rFonts w:hint="eastAsia" w:eastAsia="黑体"/>
         </w:rPr>
         <w:t xml:space="preserve">上，形成交流耦合与直流隔离，阻带以</w:t>
       </w:r>
       <w:r>
+        <w:rPr>
+          <w:rFonts w:eastAsia="黑体"/>
+        </w:rPr>
         <w:t xml:space="preserve"> </w:t>
       </w:r>
       <m:oMath>
@@ -456,11 +540,14 @@
         </m:r>
       </m:oMath>
       <w:r>
+        <w:rPr>
+          <w:rFonts w:eastAsia="黑体"/>
+        </w:rPr>
         <w:t xml:space="preserve"> </w:t>
       </w:r>
       <w:r>
         <w:rPr>
-          <w:rFonts w:hint="eastAsia"/>
+          <w:rFonts w:hint="eastAsia" w:eastAsia="黑体"/>
         </w:rPr>
         <w:t xml:space="preserve">dB/十倍频下降。</w:t>
       </w:r>
@@ -473,7 +560,7 @@
       </w:pPr>
       <w:r>
         <w:rPr>
-          <w:rFonts w:hint="eastAsia"/>
+          <w:rFonts w:hint="eastAsia" w:eastAsia="黑体"/>
         </w:rPr>
         <w:t xml:space="preserve">工作原理</w:t>
       </w:r>
@@ -484,11 +571,14 @@
       </w:pPr>
       <w:r>
         <w:rPr>
-          <w:rFonts w:hint="eastAsia"/>
+          <w:rFonts w:hint="eastAsia" w:eastAsia="黑体"/>
         </w:rPr>
         <w:t xml:space="preserve">电容容抗</w:t>
       </w:r>
       <w:r>
+        <w:rPr>
+          <w:rFonts w:eastAsia="黑体"/>
+        </w:rPr>
         <w:t xml:space="preserve"> </w:t>
       </w:r>
       <m:oMath>
@@ -539,29 +629,38 @@
         </m:r>
       </m:oMath>
       <w:r>
+        <w:rPr>
+          <w:rFonts w:eastAsia="黑体"/>
+        </w:rPr>
         <w:t xml:space="preserve"> </w:t>
       </w:r>
       <w:r>
         <w:rPr>
-          <w:rFonts w:hint="eastAsia"/>
+          <w:rFonts w:hint="eastAsia" w:eastAsia="黑体"/>
         </w:rPr>
         <w:t xml:space="preserve">随频率升高而减小。低频时容抗远大于</w:t>
       </w:r>
       <w:r>
+        <w:rPr>
+          <w:rFonts w:eastAsia="黑体"/>
+        </w:rPr>
         <w:t xml:space="preserve"> </w:t>
       </w:r>
       <w:r>
         <w:rPr>
-          <w:rFonts w:hint="eastAsia"/>
+          <w:rFonts w:hint="eastAsia" w:eastAsia="黑体"/>
         </w:rPr>
         <w:t xml:space="preserve">R，输出被分压压得很小；高频时容抗变小，输出接近输入，形成高通特性，阻带以</w:t>
       </w:r>
       <w:r>
+        <w:rPr>
+          <w:rFonts w:eastAsia="黑体"/>
+        </w:rPr>
         <w:t xml:space="preserve"> -20 </w:t>
       </w:r>
       <w:r>
         <w:rPr>
-          <w:rFonts w:hint="eastAsia"/>
+          <w:rFonts w:hint="eastAsia" w:eastAsia="黑体"/>
         </w:rPr>
         <w:t xml:space="preserve">dB/十倍频上升（趋势）。</w:t>
       </w:r>
@@ -574,7 +673,7 @@
       </w:pPr>
       <w:r>
         <w:rPr>
-          <w:rFonts w:hint="eastAsia"/>
+          <w:rFonts w:hint="eastAsia" w:eastAsia="黑体"/>
         </w:rPr>
         <w:t xml:space="preserve">关键计算公式</w:t>
       </w:r>
@@ -588,16 +687,19 @@
       </w:pPr>
       <w:r>
         <w:rPr>
-          <w:rFonts w:hint="eastAsia"/>
+          <w:rFonts w:hint="eastAsia" w:eastAsia="黑体"/>
         </w:rPr>
         <w:t xml:space="preserve">截止频率（-3</w:t>
       </w:r>
       <w:r>
+        <w:rPr>
+          <w:rFonts w:eastAsia="黑体"/>
+        </w:rPr>
         <w:t xml:space="preserve"> dB </w:t>
       </w:r>
       <w:r>
         <w:rPr>
-          <w:rFonts w:hint="eastAsia"/>
+          <w:rFonts w:hint="eastAsia" w:eastAsia="黑体"/>
         </w:rPr>
         <w:t xml:space="preserve">点）：</w:t>
       </w:r>
@@ -666,7 +768,7 @@
       </w:pPr>
       <w:r>
         <w:rPr>
-          <w:rFonts w:hint="eastAsia"/>
+          <w:rFonts w:hint="eastAsia" w:eastAsia="黑体"/>
         </w:rPr>
         <w:t xml:space="preserve">时间常数：</w:t>
       </w:r>
@@ -708,7 +810,7 @@
       </w:pPr>
       <w:r>
         <w:rPr>
-          <w:rFonts w:hint="eastAsia"/>
+          <w:rFonts w:hint="eastAsia" w:eastAsia="黑体"/>
         </w:rPr>
         <w:t xml:space="preserve">传递函数：</w:t>
       </w:r>
@@ -804,7 +906,7 @@
       </w:pPr>
       <w:r>
         <w:rPr>
-          <w:rFonts w:hint="eastAsia"/>
+          <w:rFonts w:hint="eastAsia" w:eastAsia="黑体"/>
         </w:rPr>
         <w:t xml:space="preserve">幅频响应：</w:t>
       </w:r>
@@ -954,7 +1056,7 @@
             </w:pPr>
             <w:r>
               <w:rPr>
-                <w:rFonts w:hint="eastAsia"/>
+                <w:rFonts w:hint="eastAsia" w:eastAsia="黑体"/>
               </w:rPr>
               <w:t xml:space="preserve">符号</w:t>
             </w:r>
@@ -968,7 +1070,7 @@
             </w:pPr>
             <w:r>
               <w:rPr>
-                <w:rFonts w:hint="eastAsia"/>
+                <w:rFonts w:hint="eastAsia" w:eastAsia="黑体"/>
               </w:rPr>
               <w:t xml:space="preserve">含义</w:t>
             </w:r>
@@ -982,7 +1084,7 @@
             </w:pPr>
             <w:r>
               <w:rPr>
-                <w:rFonts w:hint="eastAsia"/>
+                <w:rFonts w:hint="eastAsia" w:eastAsia="黑体"/>
               </w:rPr>
               <w:t xml:space="preserve">单位</w:t>
             </w:r>
@@ -1002,6 +1104,9 @@
               </m:r>
             </m:oMath>
             <w:r>
+              <w:rPr>
+                <w:rFonts w:eastAsia="黑体"/>
+              </w:rPr>
               <w:t xml:space="preserve">​</w:t>
             </w:r>
           </w:p>
@@ -1014,7 +1119,7 @@
             </w:pPr>
             <w:r>
               <w:rPr>
-                <w:rFonts w:hint="eastAsia"/>
+                <w:rFonts w:hint="eastAsia" w:eastAsia="黑体"/>
               </w:rPr>
               <w:t xml:space="preserve">电阻</w:t>
             </w:r>
@@ -1027,6 +1132,9 @@
               <w:pStyle w:val="Compact"/>
             </w:pPr>
             <w:r>
+              <w:rPr>
+                <w:rFonts w:eastAsia="黑体"/>
+              </w:rPr>
               <w:t xml:space="preserve">Ω</w:t>
             </w:r>
           </w:p>
@@ -1045,6 +1153,9 @@
               </m:r>
             </m:oMath>
             <w:r>
+              <w:rPr>
+                <w:rFonts w:eastAsia="黑体"/>
+              </w:rPr>
               <w:t xml:space="preserve">​</w:t>
             </w:r>
           </w:p>
@@ -1057,7 +1168,7 @@
             </w:pPr>
             <w:r>
               <w:rPr>
-                <w:rFonts w:hint="eastAsia"/>
+                <w:rFonts w:hint="eastAsia" w:eastAsia="黑体"/>
               </w:rPr>
               <w:t xml:space="preserve">电容</w:t>
             </w:r>
@@ -1070,6 +1181,9 @@
               <w:pStyle w:val="Compact"/>
             </w:pPr>
             <w:r>
+              <w:rPr>
+                <w:rFonts w:eastAsia="黑体"/>
+              </w:rPr>
               <w:t xml:space="preserve">F</w:t>
             </w:r>
           </w:p>
@@ -1097,6 +1211,9 @@
               </m:sSub>
             </m:oMath>
             <w:r>
+              <w:rPr>
+                <w:rFonts w:eastAsia="黑体"/>
+              </w:rPr>
               <w:t xml:space="preserve">​</w:t>
             </w:r>
           </w:p>
@@ -1109,7 +1226,7 @@
             </w:pPr>
             <w:r>
               <w:rPr>
-                <w:rFonts w:hint="eastAsia"/>
+                <w:rFonts w:hint="eastAsia" w:eastAsia="黑体"/>
               </w:rPr>
               <w:t xml:space="preserve">截止频率</w:t>
             </w:r>
@@ -1122,6 +1239,9 @@
               <w:pStyle w:val="Compact"/>
             </w:pPr>
             <w:r>
+              <w:rPr>
+                <w:rFonts w:eastAsia="黑体"/>
+              </w:rPr>
               <w:t xml:space="preserve">Hz</w:t>
             </w:r>
           </w:p>
@@ -1140,6 +1260,9 @@
               </m:r>
             </m:oMath>
             <w:r>
+              <w:rPr>
+                <w:rFonts w:eastAsia="黑体"/>
+              </w:rPr>
               <w:t xml:space="preserve">​</w:t>
             </w:r>
           </w:p>
@@ -1152,7 +1275,7 @@
             </w:pPr>
             <w:r>
               <w:rPr>
-                <w:rFonts w:hint="eastAsia"/>
+                <w:rFonts w:hint="eastAsia" w:eastAsia="黑体"/>
               </w:rPr>
               <w:t xml:space="preserve">角频率</w:t>
             </w:r>
@@ -1165,6 +1288,9 @@
               <w:pStyle w:val="Compact"/>
             </w:pPr>
             <w:r>
+              <w:rPr>
+                <w:rFonts w:eastAsia="黑体"/>
+              </w:rPr>
               <w:t xml:space="preserve">rad/s</w:t>
             </w:r>
           </w:p>
@@ -1183,6 +1309,9 @@
               </m:r>
             </m:oMath>
             <w:r>
+              <w:rPr>
+                <w:rFonts w:eastAsia="黑体"/>
+              </w:rPr>
               <w:t xml:space="preserve">​</w:t>
             </w:r>
           </w:p>
@@ -1195,7 +1324,7 @@
             </w:pPr>
             <w:r>
               <w:rPr>
-                <w:rFonts w:hint="eastAsia"/>
+                <w:rFonts w:hint="eastAsia" w:eastAsia="黑体"/>
               </w:rPr>
               <w:t xml:space="preserve">时间常数</w:t>
             </w:r>
@@ -1208,6 +1337,9 @@
               <w:pStyle w:val="Compact"/>
             </w:pPr>
             <w:r>
+              <w:rPr>
+                <w:rFonts w:eastAsia="黑体"/>
+              </w:rPr>
               <w:t xml:space="preserve">s</w:t>
             </w:r>
           </w:p>
@@ -1222,7 +1354,7 @@
       </w:pPr>
       <w:r>
         <w:rPr>
-          <w:rFonts w:hint="eastAsia"/>
+          <w:rFonts w:hint="eastAsia" w:eastAsia="黑体"/>
         </w:rPr>
         <w:t xml:space="preserve">元件调整影响</w:t>
       </w:r>
@@ -1237,6 +1369,7 @@
       </w:pPr>
       <w:r>
         <w:rPr>
+          <w:rFonts w:eastAsia="黑体"/>
           <w:b/>
           <w:bCs/>
         </w:rPr>
@@ -1244,19 +1377,28 @@
       </w:r>
       <w:r>
         <w:rPr>
-          <w:rFonts w:hint="eastAsia"/>
+          <w:rFonts w:hint="eastAsia" w:eastAsia="黑体"/>
           <w:b/>
           <w:bCs/>
         </w:rPr>
         <w:t xml:space="preserve">增大</w:t>
       </w:r>
       <w:r>
+        <w:rPr>
+          <w:rFonts w:eastAsia="黑体"/>
+        </w:rPr>
         <w:t xml:space="preserve"> </w:t>
       </w:r>
       <w:r>
+        <w:rPr>
+          <w:rFonts w:eastAsia="黑体"/>
+        </w:rPr>
         <w:t xml:space="preserve">→</w:t>
       </w:r>
       <w:r>
+        <w:rPr>
+          <w:rFonts w:eastAsia="黑体"/>
+        </w:rPr>
         <w:t xml:space="preserve"> </w:t>
       </w:r>
       <m:oMath>
@@ -1274,11 +1416,14 @@
         </m:sSub>
       </m:oMath>
       <w:r>
+        <w:rPr>
+          <w:rFonts w:eastAsia="黑体"/>
+        </w:rPr>
         <w:t xml:space="preserve"> </w:t>
       </w:r>
       <w:r>
         <w:rPr>
-          <w:rFonts w:hint="eastAsia"/>
+          <w:rFonts w:hint="eastAsia" w:eastAsia="黑体"/>
         </w:rPr>
         <w:t xml:space="preserve">降低，通过的频带向低频扩展。</w:t>
       </w:r>
@@ -1293,6 +1438,7 @@
       </w:pPr>
       <w:r>
         <w:rPr>
+          <w:rFonts w:eastAsia="黑体"/>
           <w:b/>
           <w:bCs/>
         </w:rPr>
@@ -1300,19 +1446,28 @@
       </w:r>
       <w:r>
         <w:rPr>
-          <w:rFonts w:hint="eastAsia"/>
+          <w:rFonts w:hint="eastAsia" w:eastAsia="黑体"/>
           <w:b/>
           <w:bCs/>
         </w:rPr>
         <w:t xml:space="preserve">减小</w:t>
       </w:r>
       <w:r>
+        <w:rPr>
+          <w:rFonts w:eastAsia="黑体"/>
+        </w:rPr>
         <w:t xml:space="preserve"> </w:t>
       </w:r>
       <w:r>
+        <w:rPr>
+          <w:rFonts w:eastAsia="黑体"/>
+        </w:rPr>
         <w:t xml:space="preserve">→</w:t>
       </w:r>
       <w:r>
+        <w:rPr>
+          <w:rFonts w:eastAsia="黑体"/>
+        </w:rPr>
         <w:t xml:space="preserve"> </w:t>
       </w:r>
       <m:oMath>
@@ -1330,11 +1485,14 @@
         </m:sSub>
       </m:oMath>
       <w:r>
+        <w:rPr>
+          <w:rFonts w:eastAsia="黑体"/>
+        </w:rPr>
         <w:t xml:space="preserve"> </w:t>
       </w:r>
       <w:r>
         <w:rPr>
-          <w:rFonts w:hint="eastAsia"/>
+          <w:rFonts w:hint="eastAsia" w:eastAsia="黑体"/>
         </w:rPr>
         <w:t xml:space="preserve">升高，阻断更多低频。</w:t>
       </w:r>
@@ -1349,7 +1507,7 @@
       </w:pPr>
       <w:r>
         <w:rPr>
-          <w:rFonts w:hint="eastAsia"/>
+          <w:rFonts w:hint="eastAsia" w:eastAsia="黑体"/>
           <w:b/>
           <w:bCs/>
         </w:rPr>
@@ -1357,6 +1515,7 @@
       </w:r>
       <w:r>
         <w:rPr>
+          <w:rFonts w:eastAsia="黑体"/>
           <w:b/>
           <w:bCs/>
         </w:rPr>
@@ -1364,21 +1523,27 @@
       </w:r>
       <w:r>
         <w:rPr>
-          <w:rFonts w:hint="eastAsia"/>
+          <w:rFonts w:hint="eastAsia" w:eastAsia="黑体"/>
           <w:b/>
           <w:bCs/>
         </w:rPr>
         <w:t xml:space="preserve">上</w:t>
       </w:r>
       <w:r>
+        <w:rPr>
+          <w:rFonts w:eastAsia="黑体"/>
+        </w:rPr>
         <w:t xml:space="preserve"> </w:t>
       </w:r>
       <w:r>
+        <w:rPr>
+          <w:rFonts w:eastAsia="黑体"/>
+        </w:rPr>
         <w:t xml:space="preserve">→ </w:t>
       </w:r>
       <w:r>
         <w:rPr>
-          <w:rFonts w:hint="eastAsia"/>
+          <w:rFonts w:hint="eastAsia" w:eastAsia="黑体"/>
         </w:rPr>
         <w:t xml:space="preserve">等效电阻减小、</w:t>
       </w:r>
@@ -1397,11 +1562,14 @@
         </m:sSub>
       </m:oMath>
       <w:r>
+        <w:rPr>
+          <w:rFonts w:eastAsia="黑体"/>
+        </w:rPr>
         <w:t xml:space="preserve"> </w:t>
       </w:r>
       <w:r>
         <w:rPr>
-          <w:rFonts w:hint="eastAsia"/>
+          <w:rFonts w:hint="eastAsia" w:eastAsia="黑体"/>
         </w:rPr>
         <w:t xml:space="preserve">升高，需注意。</w:t>
       </w:r>
@@ -1416,21 +1584,27 @@
       </w:pPr>
       <w:r>
         <w:rPr>
-          <w:rFonts w:hint="eastAsia"/>
+          <w:rFonts w:hint="eastAsia" w:eastAsia="黑体"/>
           <w:b/>
           <w:bCs/>
         </w:rPr>
         <w:t xml:space="preserve">电容漏电增大</w:t>
       </w:r>
       <w:r>
+        <w:rPr>
+          <w:rFonts w:eastAsia="黑体"/>
+        </w:rPr>
         <w:t xml:space="preserve"> </w:t>
       </w:r>
       <w:r>
+        <w:rPr>
+          <w:rFonts w:eastAsia="黑体"/>
+        </w:rPr>
         <w:t xml:space="preserve">→ </w:t>
       </w:r>
       <w:r>
         <w:rPr>
-          <w:rFonts w:hint="eastAsia"/>
+          <w:rFonts w:hint="eastAsia" w:eastAsia="黑体"/>
         </w:rPr>
         <w:t xml:space="preserve">直流阻断性能下降。</w:t>
       </w:r>
@@ -1443,7 +1617,7 @@
       </w:pPr>
       <w:r>
         <w:rPr>
-          <w:rFonts w:hint="eastAsia"/>
+          <w:rFonts w:hint="eastAsia" w:eastAsia="黑体"/>
         </w:rPr>
         <w:t xml:space="preserve">典型参数示例</w:t>
       </w:r>
@@ -1458,11 +1632,14 @@
       </w:pPr>
       <w:r>
         <w:rPr>
-          <w:rFonts w:hint="eastAsia"/>
+          <w:rFonts w:hint="eastAsia" w:eastAsia="黑体"/>
         </w:rPr>
         <w:t xml:space="preserve">取</w:t>
       </w:r>
       <w:r>
+        <w:rPr>
+          <w:rFonts w:eastAsia="黑体"/>
+        </w:rPr>
         <w:t xml:space="preserve"> </w:t>
       </w:r>
       <m:oMath>
@@ -1490,6 +1667,9 @@
         </m:r>
       </m:oMath>
       <w:r>
+        <w:rPr>
+          <w:rFonts w:eastAsia="黑体"/>
+        </w:rPr>
         <w:t xml:space="preserve">、</w:t>
       </w:r>
       <m:oMath>
@@ -1518,7 +1698,7 @@
       </m:oMath>
       <w:r>
         <w:rPr>
-          <w:rFonts w:hint="eastAsia"/>
+          <w:rFonts w:hint="eastAsia" w:eastAsia="黑体"/>
         </w:rPr>
         <w:t xml:space="preserve">：</w:t>
       </w:r>
@@ -1631,6 +1811,9 @@
         </m:r>
       </m:oMath>
       <w:r>
+        <w:rPr>
+          <w:rFonts w:eastAsia="黑体"/>
+        </w:rPr>
         <w:t xml:space="preserve">。</w:t>
       </w:r>
     </w:p>
@@ -1644,11 +1827,14 @@
       </w:pPr>
       <w:r>
         <w:rPr>
-          <w:rFonts w:hint="eastAsia"/>
+          <w:rFonts w:hint="eastAsia" w:eastAsia="黑体"/>
         </w:rPr>
         <w:t xml:space="preserve">取</w:t>
       </w:r>
       <w:r>
+        <w:rPr>
+          <w:rFonts w:eastAsia="黑体"/>
+        </w:rPr>
         <w:t xml:space="preserve"> </w:t>
       </w:r>
       <m:oMath>
@@ -1676,6 +1862,9 @@
         </m:r>
       </m:oMath>
       <w:r>
+        <w:rPr>
+          <w:rFonts w:eastAsia="黑体"/>
+        </w:rPr>
         <w:t xml:space="preserve">、</w:t>
       </w:r>
       <m:oMath>
@@ -1707,7 +1896,7 @@
       </m:oMath>
       <w:r>
         <w:rPr>
-          <w:rFonts w:hint="eastAsia"/>
+          <w:rFonts w:hint="eastAsia" w:eastAsia="黑体"/>
         </w:rPr>
         <w:t xml:space="preserve">：</w:t>
       </w:r>
@@ -1746,7 +1935,7 @@
       </m:oMath>
       <w:r>
         <w:rPr>
-          <w:rFonts w:hint="eastAsia"/>
+          <w:rFonts w:hint="eastAsia" w:eastAsia="黑体"/>
         </w:rPr>
         <w:t xml:space="preserve">，用于音频耦合。</w:t>
       </w:r>
@@ -1759,7 +1948,7 @@
       </w:pPr>
       <w:r>
         <w:rPr>
-          <w:rFonts w:hint="eastAsia"/>
+          <w:rFonts w:hint="eastAsia" w:eastAsia="黑体"/>
         </w:rPr>
         <w:t xml:space="preserve">常见器件型号</w:t>
       </w:r>
@@ -1774,25 +1963,31 @@
       </w:pPr>
       <w:r>
         <w:rPr>
-          <w:rFonts w:hint="eastAsia"/>
+          <w:rFonts w:hint="eastAsia" w:eastAsia="黑体"/>
         </w:rPr>
         <w:t xml:space="preserve">电阻：0805/0603</w:t>
       </w:r>
       <w:r>
+        <w:rPr>
+          <w:rFonts w:eastAsia="黑体"/>
+        </w:rPr>
         <w:t xml:space="preserve"> </w:t>
       </w:r>
       <w:r>
         <w:rPr>
-          <w:rFonts w:hint="eastAsia"/>
+          <w:rFonts w:hint="eastAsia" w:eastAsia="黑体"/>
         </w:rPr>
         <w:t xml:space="preserve">贴片、1%</w:t>
       </w:r>
       <w:r>
+        <w:rPr>
+          <w:rFonts w:eastAsia="黑体"/>
+        </w:rPr>
         <w:t xml:space="preserve"> </w:t>
       </w:r>
       <w:r>
         <w:rPr>
-          <w:rFonts w:hint="eastAsia"/>
+          <w:rFonts w:hint="eastAsia" w:eastAsia="黑体"/>
         </w:rPr>
         <w:t xml:space="preserve">金属膜电阻。</w:t>
       </w:r>
@@ -1807,7 +2002,7 @@
       </w:pPr>
       <w:r>
         <w:rPr>
-          <w:rFonts w:hint="eastAsia"/>
+          <w:rFonts w:hint="eastAsia" w:eastAsia="黑体"/>
         </w:rPr>
         <w:t xml:space="preserve">电容：C0G/NP0、薄膜电容、电解电容。</w:t>
       </w:r>
@@ -1822,7 +2017,7 @@
       </w:pPr>
       <w:r>
         <w:rPr>
-          <w:rFonts w:hint="eastAsia"/>
+          <w:rFonts w:hint="eastAsia" w:eastAsia="黑体"/>
         </w:rPr>
         <w:t xml:space="preserve">常用：按需选型。</w:t>
       </w:r>
@@ -1835,7 +2030,7 @@
       </w:pPr>
       <w:r>
         <w:rPr>
-          <w:rFonts w:hint="eastAsia"/>
+          <w:rFonts w:hint="eastAsia" w:eastAsia="黑体"/>
         </w:rPr>
         <w:t xml:space="preserve">注意事项</w:t>
       </w:r>
@@ -1850,16 +2045,19 @@
       </w:pPr>
       <w:r>
         <w:rPr>
-          <w:rFonts w:hint="eastAsia"/>
+          <w:rFonts w:hint="eastAsia" w:eastAsia="黑体"/>
         </w:rPr>
         <w:t xml:space="preserve">增益恒</w:t>
       </w:r>
       <w:r>
+        <w:rPr>
+          <w:rFonts w:eastAsia="黑体"/>
+        </w:rPr>
         <w:t xml:space="preserve"> ≤ </w:t>
       </w:r>
       <w:r>
         <w:rPr>
-          <w:rFonts w:hint="eastAsia"/>
+          <w:rFonts w:hint="eastAsia" w:eastAsia="黑体"/>
         </w:rPr>
         <w:t xml:space="preserve">1，无放大能力。</w:t>
       </w:r>
@@ -1874,11 +2072,14 @@
       </w:pPr>
       <w:r>
         <w:rPr>
-          <w:rFonts w:hint="eastAsia"/>
+          <w:rFonts w:hint="eastAsia" w:eastAsia="黑体"/>
         </w:rPr>
         <w:t xml:space="preserve">带载时</w:t>
       </w:r>
       <w:r>
+        <w:rPr>
+          <w:rFonts w:eastAsia="黑体"/>
+        </w:rPr>
         <w:t xml:space="preserve"> </w:t>
       </w:r>
       <m:oMath>
@@ -1896,11 +2097,14 @@
         </m:sSub>
       </m:oMath>
       <w:r>
+        <w:rPr>
+          <w:rFonts w:eastAsia="黑体"/>
+        </w:rPr>
         <w:t xml:space="preserve"> </w:t>
       </w:r>
       <w:r>
         <w:rPr>
-          <w:rFonts w:hint="eastAsia"/>
+          <w:rFonts w:hint="eastAsia" w:eastAsia="黑体"/>
         </w:rPr>
         <w:t xml:space="preserve">受负载电阻影响。</w:t>
       </w:r>
@@ -1915,7 +2119,7 @@
       </w:pPr>
       <w:r>
         <w:rPr>
-          <w:rFonts w:hint="eastAsia"/>
+          <w:rFonts w:hint="eastAsia" w:eastAsia="黑体"/>
         </w:rPr>
         <w:t xml:space="preserve">电容需低漏电以满足直流阻断，耦合电容注意耐压。</w:t>
       </w:r>
@@ -1928,7 +2132,7 @@
       </w:pPr>
       <w:r>
         <w:rPr>
-          <w:rFonts w:hint="eastAsia"/>
+          <w:rFonts w:hint="eastAsia" w:eastAsia="黑体"/>
         </w:rPr>
         <w:t xml:space="preserve">参考资料</w:t>
       </w:r>
@@ -1943,7 +2147,7 @@
       </w:pPr>
       <w:r>
         <w:rPr>
-          <w:rFonts w:hint="eastAsia"/>
+          <w:rFonts w:hint="eastAsia" w:eastAsia="黑体"/>
         </w:rPr>
         <w:t xml:space="preserve">《模拟电子技术基础》（童诗白、华成英）。</w:t>
       </w:r>
@@ -1957,6 +2161,9 @@
         </w:numPr>
       </w:pPr>
       <w:r>
+        <w:rPr>
+          <w:rFonts w:eastAsia="黑体"/>
+        </w:rPr>
         <w:t xml:space="preserve">Wikipedia: High-pass filter。</w:t>
       </w:r>
     </w:p>
@@ -1969,15 +2176,21 @@
         </w:numPr>
       </w:pPr>
       <w:r>
+        <w:rPr>
+          <w:rFonts w:eastAsia="黑体"/>
+        </w:rPr>
         <w:t xml:space="preserve">TI </w:t>
       </w:r>
       <w:r>
         <w:rPr>
-          <w:rFonts w:hint="eastAsia"/>
+          <w:rFonts w:hint="eastAsia" w:eastAsia="黑体"/>
         </w:rPr>
         <w:t xml:space="preserve">应用笔记</w:t>
       </w:r>
       <w:r>
+        <w:rPr>
+          <w:rFonts w:eastAsia="黑体"/>
+        </w:rPr>
         <w:t xml:space="preserve"> SLOA049。</w:t>
       </w:r>
     </w:p>
@@ -1990,11 +2203,11 @@
       </w:pPr>
       <w:r>
         <w:rPr>
-          <w:rFonts w:ascii="Times New Roman" w:hAnsi="Times New Roman"/>
+          <w:rFonts w:ascii="Times New Roman" w:hAnsi="Times New Roman" w:eastAsia="黑体"/>
           <w:color w:val="555555"/>
           <w:sz w:val="21"/>
         </w:rPr>
-        <w:t>材料收集者：杜文杰</w:t>
+        <w:t>材料收集者：杜文杰，WX手机：19519196569，QQ:3478827729</w:t>
       </w:r>
     </w:p>
     <w:sectPr>
@@ -2014,7 +2227,7 @@
 </file>
 
 <file path=word/footer1.xml><?xml version="1.0" encoding="utf-8"?>
-<w:ftr xmlns:m="http://schemas.openxmlformats.org/officeDocument/2006/math" xmlns:mc="http://schemas.openxmlformats.org/markup-compatibility/2006" xmlns:mo="http://schemas.microsoft.com/office/mac/office/2008/main" xmlns:mv="urn:schemas-microsoft-com:mac:vml" xmlns:o="urn:schemas-microsoft-com:office:office" xmlns:r="http://schemas.openxmlformats.org/officeDocument/2006/relationships" xmlns:v="urn:schemas-microsoft-com:vml" xmlns:w10="urn:schemas-microsoft-com:office:word" xmlns:w14="http://schemas.microsoft.com/office/word/2010/wordml" xmlns:w="http://schemas.openxmlformats.org/wordprocessingml/2006/main" xmlns:wne="http://schemas.microsoft.com/office/word/2006/wordml" xmlns:wp14="http://schemas.microsoft.com/office/word/2010/wordprocessingDrawing" xmlns:wp="http://schemas.openxmlformats.org/drawingml/2006/wordprocessingDrawing" xmlns:wpc="http://schemas.microsoft.com/office/word/2010/wordprocessingCanvas" xmlns:wpg="http://schemas.microsoft.com/office/word/2010/wordprocessingGroup" xmlns:wpi="http://schemas.microsoft.com/office/word/2010/wordprocessingInk" xmlns:wps="http://schemas.microsoft.com/office/word/2010/wordprocessingShape" mc:Ignorable="w14 wp14">
+<w:ftr xmlns:mc="http://schemas.openxmlformats.org/markup-compatibility/2006" xmlns:w="http://schemas.openxmlformats.org/wordprocessingml/2006/main" xmlns:m="http://schemas.openxmlformats.org/officeDocument/2006/math" xmlns:mo="http://schemas.microsoft.com/office/mac/office/2008/main" xmlns:mv="urn:schemas-microsoft-com:mac:vml" xmlns:o="urn:schemas-microsoft-com:office:office" xmlns:r="http://schemas.openxmlformats.org/officeDocument/2006/relationships" xmlns:v="urn:schemas-microsoft-com:vml" xmlns:w10="urn:schemas-microsoft-com:office:word" xmlns:w14="http://schemas.microsoft.com/office/word/2010/wordml" xmlns:wne="http://schemas.microsoft.com/office/word/2006/wordml" xmlns:wp14="http://schemas.microsoft.com/office/word/2010/wordprocessingDrawing" xmlns:wp="http://schemas.openxmlformats.org/drawingml/2006/wordprocessingDrawing" xmlns:wpc="http://schemas.microsoft.com/office/word/2010/wordprocessingCanvas" xmlns:wpg="http://schemas.microsoft.com/office/word/2010/wordprocessingGroup" xmlns:wpi="http://schemas.microsoft.com/office/word/2010/wordprocessingInk" xmlns:wps="http://schemas.microsoft.com/office/word/2010/wordprocessingShape" mc:Ignorable="w14 wp14">
   <w:p>
     <w:pPr>
       <w:pStyle w:val="Footer"/>
@@ -2022,12 +2235,14 @@
     </w:pPr>
     <w:r>
       <w:rPr>
+        <w:rFonts w:eastAsia="黑体"/>
         <w:sz w:val="18"/>
       </w:rPr>
       <w:t xml:space="preserve">第 </w:t>
     </w:r>
     <w:r>
       <w:rPr>
+        <w:rFonts w:eastAsia="黑体"/>
         <w:sz w:val="18"/>
       </w:rPr>
       <w:fldChar w:fldCharType="begin"/>
@@ -2036,6 +2251,7 @@
     </w:r>
     <w:r>
       <w:rPr>
+        <w:rFonts w:eastAsia="黑体"/>
         <w:sz w:val="18"/>
       </w:rPr>
       <w:t xml:space="preserve"> 页</w:t>
@@ -2049,6 +2265,9 @@
   <w:footnote w:type="continuationSeparator" w:id="0">
     <w:p>
       <w:r>
+        <w:rPr>
+          <w:rFonts w:eastAsia="黑体"/>
+        </w:rPr>
         <w:continuationSeparator/>
       </w:r>
     </w:p>
@@ -2056,6 +2275,9 @@
   <w:footnote w:type="separator" w:id="-1">
     <w:p>
       <w:r>
+        <w:rPr>
+          <w:rFonts w:eastAsia="黑体"/>
+        </w:rPr>
         <w:separator/>
       </w:r>
     </w:p>
@@ -2064,7 +2286,7 @@
 </file>
 
 <file path=word/header1.xml><?xml version="1.0" encoding="utf-8"?>
-<w:hdr xmlns:m="http://schemas.openxmlformats.org/officeDocument/2006/math" xmlns:mc="http://schemas.openxmlformats.org/markup-compatibility/2006" xmlns:mo="http://schemas.microsoft.com/office/mac/office/2008/main" xmlns:mv="urn:schemas-microsoft-com:mac:vml" xmlns:o="urn:schemas-microsoft-com:office:office" xmlns:r="http://schemas.openxmlformats.org/officeDocument/2006/relationships" xmlns:v="urn:schemas-microsoft-com:vml" xmlns:w10="urn:schemas-microsoft-com:office:word" xmlns:w14="http://schemas.microsoft.com/office/word/2010/wordml" xmlns:w="http://schemas.openxmlformats.org/wordprocessingml/2006/main" xmlns:wne="http://schemas.microsoft.com/office/word/2006/wordml" xmlns:wp14="http://schemas.microsoft.com/office/word/2010/wordprocessingDrawing" xmlns:wp="http://schemas.openxmlformats.org/drawingml/2006/wordprocessingDrawing" xmlns:wpc="http://schemas.microsoft.com/office/word/2010/wordprocessingCanvas" xmlns:wpg="http://schemas.microsoft.com/office/word/2010/wordprocessingGroup" xmlns:wpi="http://schemas.microsoft.com/office/word/2010/wordprocessingInk" xmlns:wps="http://schemas.microsoft.com/office/word/2010/wordprocessingShape" mc:Ignorable="w14 wp14">
+<w:hdr xmlns:mc="http://schemas.openxmlformats.org/markup-compatibility/2006" xmlns:w="http://schemas.openxmlformats.org/wordprocessingml/2006/main" xmlns:m="http://schemas.openxmlformats.org/officeDocument/2006/math" xmlns:mo="http://schemas.microsoft.com/office/mac/office/2008/main" xmlns:mv="urn:schemas-microsoft-com:mac:vml" xmlns:o="urn:schemas-microsoft-com:office:office" xmlns:r="http://schemas.openxmlformats.org/officeDocument/2006/relationships" xmlns:v="urn:schemas-microsoft-com:vml" xmlns:w10="urn:schemas-microsoft-com:office:word" xmlns:w14="http://schemas.microsoft.com/office/word/2010/wordml" xmlns:wne="http://schemas.microsoft.com/office/word/2006/wordml" xmlns:wp14="http://schemas.microsoft.com/office/word/2010/wordprocessingDrawing" xmlns:wp="http://schemas.openxmlformats.org/drawingml/2006/wordprocessingDrawing" xmlns:wpc="http://schemas.microsoft.com/office/word/2010/wordprocessingCanvas" xmlns:wpg="http://schemas.microsoft.com/office/word/2010/wordprocessingGroup" xmlns:wpi="http://schemas.microsoft.com/office/word/2010/wordprocessingInk" xmlns:wps="http://schemas.microsoft.com/office/word/2010/wordprocessingShape" mc:Ignorable="w14 wp14">
   <w:p>
     <w:pPr>
       <w:pStyle w:val="Header"/>
@@ -2072,7 +2294,7 @@
     </w:pPr>
     <w:r>
       <w:rPr>
-        <w:rFonts w:ascii="Times New Roman" w:hAnsi="Times New Roman"/>
+        <w:rFonts w:ascii="Times New Roman" w:hAnsi="Times New Roman" w:eastAsia="黑体"/>
         <w:sz w:val="18"/>
         <w:rFonts w:eastAsia="黑体"/>
         <w:rFonts w:eastAsia="黑体"/>
@@ -2084,7 +2306,7 @@
 </file>
 
 <file path=word/numbering.xml><?xml version="1.0" encoding="utf-8"?>
-<w:numbering xmlns:m="http://schemas.openxmlformats.org/officeDocument/2006/math" xmlns:mc="http://schemas.openxmlformats.org/markup-compatibility/2006" xmlns:mo="http://schemas.microsoft.com/office/mac/office/2008/main" xmlns:mv="urn:schemas-microsoft-com:mac:vml" xmlns:o="urn:schemas-microsoft-com:office:office" xmlns:r="http://schemas.openxmlformats.org/officeDocument/2006/relationships" xmlns:v="urn:schemas-microsoft-com:vml" xmlns:w="http://schemas.openxmlformats.org/wordprocessingml/2006/main" xmlns:w10="urn:schemas-microsoft-com:office:word" xmlns:w14="http://schemas.microsoft.com/office/word/2010/wordml" xmlns:wne="http://schemas.microsoft.com/office/word/2006/wordml" xmlns:wp="http://schemas.openxmlformats.org/drawingml/2006/wordprocessingDrawing" xmlns:wp14="http://schemas.microsoft.com/office/word/2010/wordprocessingDrawing" xmlns:wpc="http://schemas.microsoft.com/office/word/2010/wordprocessingCanvas" xmlns:wpg="http://schemas.microsoft.com/office/word/2010/wordprocessingGroup" xmlns:wpi="http://schemas.microsoft.com/office/word/2010/wordprocessingInk" xmlns:wps="http://schemas.microsoft.com/office/word/2010/wordprocessingShape" mc:Ignorable="w14 wp14">
+<w:numbering xmlns:mc="http://schemas.openxmlformats.org/markup-compatibility/2006" xmlns:w="http://schemas.openxmlformats.org/wordprocessingml/2006/main" xmlns:m="http://schemas.openxmlformats.org/officeDocument/2006/math" xmlns:mo="http://schemas.microsoft.com/office/mac/office/2008/main" xmlns:mv="urn:schemas-microsoft-com:mac:vml" xmlns:o="urn:schemas-microsoft-com:office:office" xmlns:r="http://schemas.openxmlformats.org/officeDocument/2006/relationships" xmlns:v="urn:schemas-microsoft-com:vml" xmlns:w10="urn:schemas-microsoft-com:office:word" xmlns:w14="http://schemas.microsoft.com/office/word/2010/wordml" xmlns:wne="http://schemas.microsoft.com/office/word/2006/wordml" xmlns:wp="http://schemas.openxmlformats.org/drawingml/2006/wordprocessingDrawing" xmlns:wp14="http://schemas.microsoft.com/office/word/2010/wordprocessingDrawing" xmlns:wpc="http://schemas.microsoft.com/office/word/2010/wordprocessingCanvas" xmlns:wpg="http://schemas.microsoft.com/office/word/2010/wordprocessingGroup" xmlns:wpi="http://schemas.microsoft.com/office/word/2010/wordprocessingInk" xmlns:wps="http://schemas.microsoft.com/office/word/2010/wordprocessingShape" mc:Ignorable="w14 wp14">
   <w:abstractNum w:abstractNumId="0">
     <w:nsid w:val="FFFFFF7C"/>
     <w:multiLevelType w:val="singleLevel"/>
@@ -2171,7 +2393,7 @@
         <w:ind w:hanging="360" w:left="1440"/>
       </w:pPr>
       <w:rPr>
-        <w:rFonts w:ascii="Symbol" w:hAnsi="Symbol" w:hint="default"/>
+        <w:rFonts w:ascii="Symbol" w:hAnsi="Symbol" w:hint="default" w:eastAsia="黑体"/>
       </w:rPr>
     </w:lvl>
   </w:abstractNum>
@@ -2192,7 +2414,7 @@
         <w:ind w:hanging="360" w:left="1080"/>
       </w:pPr>
       <w:rPr>
-        <w:rFonts w:ascii="Symbol" w:hAnsi="Symbol" w:hint="default"/>
+        <w:rFonts w:ascii="Symbol" w:hAnsi="Symbol" w:hint="default" w:eastAsia="黑体"/>
       </w:rPr>
     </w:lvl>
   </w:abstractNum>
@@ -2213,7 +2435,7 @@
         <w:ind w:hanging="360" w:left="720"/>
       </w:pPr>
       <w:rPr>
-        <w:rFonts w:ascii="Symbol" w:hAnsi="Symbol" w:hint="default"/>
+        <w:rFonts w:ascii="Symbol" w:hAnsi="Symbol" w:hint="default" w:eastAsia="黑体"/>
       </w:rPr>
     </w:lvl>
   </w:abstractNum>
@@ -2252,7 +2474,7 @@
         <w:ind w:hanging="360" w:left="360"/>
       </w:pPr>
       <w:rPr>
-        <w:rFonts w:ascii="Symbol" w:hAnsi="Symbol" w:hint="default"/>
+        <w:rFonts w:ascii="Symbol" w:hAnsi="Symbol" w:hint="default" w:eastAsia="黑体"/>
       </w:rPr>
     </w:lvl>
   </w:abstractNum>
@@ -2343,7 +2565,7 @@
         <w:ind w:left="720" w:hanging="360"/>
       </w:pPr>
       <w:rPr>
-        <w:rFonts w:ascii="Symbol" w:hAnsi="Symbol" w:cs="Symbol" w:hint="default"/>
+        <w:rFonts w:ascii="Symbol" w:hAnsi="Symbol" w:cs="Symbol" w:hint="default" w:eastAsia="黑体"/>
       </w:rPr>
     </w:lvl>
     <w:lvl w:ilvl="1">
@@ -2354,7 +2576,7 @@
         <w:ind w:left="1440" w:hanging="360"/>
       </w:pPr>
       <w:rPr>
-        <w:rFonts w:ascii="Courier New" w:hAnsi="Courier New" w:cs="Courier New" w:hint="default"/>
+        <w:rFonts w:ascii="Courier New" w:hAnsi="Courier New" w:cs="Courier New" w:hint="default" w:eastAsia="黑体"/>
       </w:rPr>
     </w:lvl>
     <w:lvl w:ilvl="2">
@@ -2365,7 +2587,7 @@
         <w:ind w:left="2160" w:hanging="360"/>
       </w:pPr>
       <w:rPr>
-        <w:rFonts w:ascii="Wingdings" w:hAnsi="Wingdings" w:cs="Wingdings" w:hint="default"/>
+        <w:rFonts w:ascii="Wingdings" w:hAnsi="Wingdings" w:cs="Wingdings" w:hint="default" w:eastAsia="黑体"/>
       </w:rPr>
     </w:lvl>
     <w:lvl w:ilvl="3">
@@ -2376,7 +2598,7 @@
         <w:ind w:left="2880" w:hanging="360"/>
       </w:pPr>
       <w:rPr>
-        <w:rFonts w:ascii="Symbol" w:hAnsi="Symbol" w:cs="Symbol" w:hint="default"/>
+        <w:rFonts w:ascii="Symbol" w:hAnsi="Symbol" w:cs="Symbol" w:hint="default" w:eastAsia="黑体"/>
       </w:rPr>
     </w:lvl>
     <w:lvl w:ilvl="4">
@@ -2387,7 +2609,7 @@
         <w:ind w:left="3600" w:hanging="360"/>
       </w:pPr>
       <w:rPr>
-        <w:rFonts w:ascii="Courier New" w:hAnsi="Courier New" w:cs="Courier New" w:hint="default"/>
+        <w:rFonts w:ascii="Courier New" w:hAnsi="Courier New" w:cs="Courier New" w:hint="default" w:eastAsia="黑体"/>
       </w:rPr>
     </w:lvl>
     <w:lvl w:ilvl="5">
@@ -2398,7 +2620,7 @@
         <w:ind w:left="4320" w:hanging="360"/>
       </w:pPr>
       <w:rPr>
-        <w:rFonts w:ascii="Wingdings" w:hAnsi="Wingdings" w:cs="Wingdings" w:hint="default"/>
+        <w:rFonts w:ascii="Wingdings" w:hAnsi="Wingdings" w:cs="Wingdings" w:hint="default" w:eastAsia="黑体"/>
       </w:rPr>
     </w:lvl>
     <w:lvl w:ilvl="6">
@@ -2409,7 +2631,7 @@
         <w:ind w:left="5040" w:hanging="360"/>
       </w:pPr>
       <w:rPr>
-        <w:rFonts w:ascii="Symbol" w:hAnsi="Symbol" w:cs="Symbol" w:hint="default"/>
+        <w:rFonts w:ascii="Symbol" w:hAnsi="Symbol" w:cs="Symbol" w:hint="default" w:eastAsia="黑体"/>
       </w:rPr>
     </w:lvl>
     <w:lvl w:ilvl="7">
@@ -2420,7 +2642,7 @@
         <w:ind w:left="5760" w:hanging="360"/>
       </w:pPr>
       <w:rPr>
-        <w:rFonts w:ascii="Courier New" w:hAnsi="Courier New" w:cs="Courier New" w:hint="default"/>
+        <w:rFonts w:ascii="Courier New" w:hAnsi="Courier New" w:cs="Courier New" w:hint="default" w:eastAsia="黑体"/>
       </w:rPr>
     </w:lvl>
     <w:lvl w:ilvl="8">
@@ -2431,7 +2653,7 @@
         <w:ind w:left="6480" w:hanging="360"/>
       </w:pPr>
       <w:rPr>
-        <w:rFonts w:ascii="Wingdings" w:hAnsi="Wingdings" w:cs="Wingdings" w:hint="default"/>
+        <w:rFonts w:ascii="Wingdings" w:hAnsi="Wingdings" w:cs="Wingdings" w:hint="default" w:eastAsia="黑体"/>
       </w:rPr>
     </w:lvl>
   </w:abstractNum>
@@ -2487,11 +2709,11 @@
 </file>
 
 <file path=word/styles.xml><?xml version="1.0" encoding="utf-8"?>
-<w:styles xmlns:mc="http://schemas.openxmlformats.org/markup-compatibility/2006" xmlns:r="http://schemas.openxmlformats.org/officeDocument/2006/relationships" xmlns:w="http://schemas.openxmlformats.org/wordprocessingml/2006/main" xmlns:w14="http://schemas.microsoft.com/office/word/2010/wordml" mc:Ignorable="w14">
+<w:styles xmlns:mc="http://schemas.openxmlformats.org/markup-compatibility/2006" xmlns:w="http://schemas.openxmlformats.org/wordprocessingml/2006/main" xmlns:r="http://schemas.openxmlformats.org/officeDocument/2006/relationships" xmlns:w14="http://schemas.microsoft.com/office/word/2010/wordml" mc:Ignorable="w14">
   <w:docDefaults>
     <w:rPrDefault>
       <w:rPr>
-        <w:rFonts w:asciiTheme="minorHAnsi" w:cstheme="minorBidi" w:eastAsiaTheme="minorEastAsia" w:hAnsiTheme="minorHAnsi"/>
+        <w:rFonts w:asciiTheme="minorHAnsi" w:cstheme="minorBidi" w:hAnsiTheme="minorHAnsi" w:eastAsia="黑体"/>
         <w:sz w:val="22"/>
         <w:szCs w:val="22"/>
         <w:lang w:bidi="ar-SA" w:eastAsia="en-US" w:val="en-US"/>
@@ -2713,7 +2935,7 @@
       <w:outlineLvl w:val="0"/>
     </w:pPr>
     <w:rPr>
-      <w:rFonts w:ascii="Times New Roman" w:asciiTheme="majorHAnsi" w:cstheme="majorBidi" w:eastAsia="黑体" w:eastAsiaTheme="majorEastAsia" w:hAnsi="Times New Roman" w:hAnsiTheme="majorHAnsi"/>
+      <w:rFonts w:ascii="Times New Roman" w:asciiTheme="majorHAnsi" w:cstheme="majorBidi" w:eastAsia="黑体" w:hAnsi="Times New Roman" w:hAnsiTheme="majorHAnsi"/>
       <w:b/>
       <w:bCs/>
       <w:color w:val="1F3864"/>
@@ -2737,7 +2959,7 @@
       <w:outlineLvl w:val="1"/>
     </w:pPr>
     <w:rPr>
-      <w:rFonts w:ascii="Times New Roman" w:asciiTheme="majorHAnsi" w:cstheme="majorBidi" w:eastAsia="黑体" w:eastAsiaTheme="majorEastAsia" w:hAnsi="Times New Roman" w:hAnsiTheme="majorHAnsi"/>
+      <w:rFonts w:ascii="Times New Roman" w:asciiTheme="majorHAnsi" w:cstheme="majorBidi" w:eastAsia="黑体" w:hAnsi="Times New Roman" w:hAnsiTheme="majorHAnsi"/>
       <w:b/>
       <w:bCs/>
       <w:color w:val="2E4E7E"/>
@@ -2761,7 +2983,7 @@
       <w:outlineLvl w:val="2"/>
     </w:pPr>
     <w:rPr>
-      <w:rFonts w:ascii="Times New Roman" w:asciiTheme="majorHAnsi" w:cstheme="majorBidi" w:eastAsia="黑体" w:eastAsiaTheme="majorEastAsia" w:hAnsi="Times New Roman" w:hAnsiTheme="majorHAnsi"/>
+      <w:rFonts w:ascii="Times New Roman" w:asciiTheme="majorHAnsi" w:cstheme="majorBidi" w:eastAsia="黑体" w:hAnsi="Times New Roman" w:hAnsiTheme="majorHAnsi"/>
       <w:b/>
       <w:bCs/>
       <w:color w:val="2E4E7E"/>
@@ -2785,7 +3007,7 @@
       <w:outlineLvl w:val="3"/>
     </w:pPr>
     <w:rPr>
-      <w:rFonts w:ascii="Times New Roman" w:asciiTheme="majorHAnsi" w:cstheme="majorBidi" w:eastAsia="黑体" w:eastAsiaTheme="majorEastAsia" w:hAnsi="Times New Roman" w:hAnsiTheme="majorHAnsi"/>
+      <w:rFonts w:ascii="Times New Roman" w:asciiTheme="majorHAnsi" w:cstheme="majorBidi" w:eastAsia="黑体" w:hAnsi="Times New Roman" w:hAnsiTheme="majorHAnsi"/>
       <w:b/>
       <w:bCs/>
       <w:i/>
@@ -2811,7 +3033,7 @@
       <w:outlineLvl w:val="4"/>
     </w:pPr>
     <w:rPr>
-      <w:rFonts w:ascii="Times New Roman" w:asciiTheme="majorHAnsi" w:cstheme="majorBidi" w:eastAsia="黑体" w:eastAsiaTheme="majorEastAsia" w:hAnsi="Times New Roman" w:hAnsiTheme="majorHAnsi"/>
+      <w:rFonts w:ascii="Times New Roman" w:asciiTheme="majorHAnsi" w:cstheme="majorBidi" w:eastAsia="黑体" w:hAnsi="Times New Roman" w:hAnsiTheme="majorHAnsi"/>
       <w:b/>
       <w:color w:val="333333"/>
       <w:sz w:val="22"/>
@@ -2834,7 +3056,7 @@
       <w:outlineLvl w:val="5"/>
     </w:pPr>
     <w:rPr>
-      <w:rFonts w:asciiTheme="majorHAnsi" w:cstheme="majorBidi" w:eastAsiaTheme="majorEastAsia" w:hAnsiTheme="majorHAnsi"/>
+      <w:rFonts w:asciiTheme="majorHAnsi" w:cstheme="majorBidi" w:hAnsiTheme="majorHAnsi" w:eastAsia="黑体"/>
       <w:i/>
       <w:iCs/>
       <w:color w:themeColor="accent1" w:themeShade="7F" w:val="243F60"/>
@@ -2857,7 +3079,7 @@
       <w:outlineLvl w:val="6"/>
     </w:pPr>
     <w:rPr>
-      <w:rFonts w:asciiTheme="majorHAnsi" w:cstheme="majorBidi" w:eastAsiaTheme="majorEastAsia" w:hAnsiTheme="majorHAnsi"/>
+      <w:rFonts w:asciiTheme="majorHAnsi" w:cstheme="majorBidi" w:hAnsiTheme="majorHAnsi" w:eastAsia="黑体"/>
       <w:i/>
       <w:iCs/>
       <w:color w:themeColor="text1" w:themeTint="BF" w:val="404040"/>
@@ -2880,7 +3102,7 @@
       <w:outlineLvl w:val="7"/>
     </w:pPr>
     <w:rPr>
-      <w:rFonts w:asciiTheme="majorHAnsi" w:cstheme="majorBidi" w:eastAsiaTheme="majorEastAsia" w:hAnsiTheme="majorHAnsi"/>
+      <w:rFonts w:asciiTheme="majorHAnsi" w:cstheme="majorBidi" w:hAnsiTheme="majorHAnsi" w:eastAsia="黑体"/>
       <w:color w:themeColor="accent1" w:val="4F81BD"/>
       <w:sz w:val="20"/>
       <w:szCs w:val="20"/>
@@ -2903,7 +3125,7 @@
       <w:outlineLvl w:val="8"/>
     </w:pPr>
     <w:rPr>
-      <w:rFonts w:asciiTheme="majorHAnsi" w:cstheme="majorBidi" w:eastAsiaTheme="majorEastAsia" w:hAnsiTheme="majorHAnsi"/>
+      <w:rFonts w:asciiTheme="majorHAnsi" w:cstheme="majorBidi" w:hAnsiTheme="majorHAnsi" w:eastAsia="黑体"/>
       <w:i/>
       <w:iCs/>
       <w:color w:themeColor="text1" w:themeTint="BF" w:val="404040"/>
@@ -2954,7 +3176,7 @@
     <w:uiPriority w:val="9"/>
     <w:rsid w:val="00FC693F"/>
     <w:rPr>
-      <w:rFonts w:asciiTheme="majorHAnsi" w:cstheme="majorBidi" w:eastAsiaTheme="majorEastAsia" w:hAnsiTheme="majorHAnsi"/>
+      <w:rFonts w:asciiTheme="majorHAnsi" w:cstheme="majorBidi" w:hAnsiTheme="majorHAnsi" w:eastAsia="黑体"/>
       <w:b/>
       <w:bCs/>
       <w:color w:themeColor="accent1" w:themeShade="BF" w:val="365F91"/>
@@ -2969,7 +3191,7 @@
     <w:uiPriority w:val="9"/>
     <w:rsid w:val="00FC693F"/>
     <w:rPr>
-      <w:rFonts w:asciiTheme="majorHAnsi" w:cstheme="majorBidi" w:eastAsiaTheme="majorEastAsia" w:hAnsiTheme="majorHAnsi"/>
+      <w:rFonts w:asciiTheme="majorHAnsi" w:cstheme="majorBidi" w:hAnsiTheme="majorHAnsi" w:eastAsia="黑体"/>
       <w:b/>
       <w:bCs/>
       <w:color w:themeColor="accent1" w:val="4F81BD"/>
@@ -2984,7 +3206,7 @@
     <w:uiPriority w:val="9"/>
     <w:rsid w:val="00FC693F"/>
     <w:rPr>
-      <w:rFonts w:asciiTheme="majorHAnsi" w:cstheme="majorBidi" w:eastAsiaTheme="majorEastAsia" w:hAnsiTheme="majorHAnsi"/>
+      <w:rFonts w:asciiTheme="majorHAnsi" w:cstheme="majorBidi" w:hAnsiTheme="majorHAnsi" w:eastAsia="黑体"/>
       <w:b/>
       <w:bCs/>
       <w:color w:themeColor="accent1" w:val="4F81BD"/>
@@ -3007,7 +3229,7 @@
       <w:contextualSpacing/>
     </w:pPr>
     <w:rPr>
-      <w:rFonts w:ascii="Times New Roman" w:asciiTheme="majorHAnsi" w:cstheme="majorBidi" w:eastAsia="黑体" w:eastAsiaTheme="majorEastAsia" w:hAnsi="Times New Roman" w:hAnsiTheme="majorHAnsi"/>
+      <w:rFonts w:ascii="Times New Roman" w:asciiTheme="majorHAnsi" w:cstheme="majorBidi" w:eastAsia="黑体" w:hAnsi="Times New Roman" w:hAnsiTheme="majorHAnsi"/>
       <w:b/>
       <w:color w:val="1F3864"/>
       <w:spacing w:val="5"/>
@@ -3023,7 +3245,7 @@
     <w:uiPriority w:val="10"/>
     <w:rsid w:val="00FC693F"/>
     <w:rPr>
-      <w:rFonts w:asciiTheme="majorHAnsi" w:cstheme="majorBidi" w:eastAsiaTheme="majorEastAsia" w:hAnsiTheme="majorHAnsi"/>
+      <w:rFonts w:asciiTheme="majorHAnsi" w:cstheme="majorBidi" w:hAnsiTheme="majorHAnsi" w:eastAsia="黑体"/>
       <w:color w:themeColor="text2" w:themeShade="BF" w:val="17365D"/>
       <w:spacing w:val="5"/>
       <w:kern w:val="28"/>
@@ -3045,7 +3267,7 @@
       </w:numPr>
     </w:pPr>
     <w:rPr>
-      <w:rFonts w:asciiTheme="majorHAnsi" w:cstheme="majorBidi" w:eastAsiaTheme="majorEastAsia" w:hAnsiTheme="majorHAnsi"/>
+      <w:rFonts w:asciiTheme="majorHAnsi" w:cstheme="majorBidi" w:hAnsiTheme="majorHAnsi" w:eastAsia="黑体"/>
       <w:i/>
       <w:iCs/>
       <w:color w:themeColor="accent1" w:val="4F81BD"/>
@@ -3061,7 +3283,7 @@
     <w:uiPriority w:val="11"/>
     <w:rsid w:val="00FC693F"/>
     <w:rPr>
-      <w:rFonts w:asciiTheme="majorHAnsi" w:cstheme="majorBidi" w:eastAsiaTheme="majorEastAsia" w:hAnsiTheme="majorHAnsi"/>
+      <w:rFonts w:asciiTheme="majorHAnsi" w:cstheme="majorBidi" w:hAnsiTheme="majorHAnsi" w:eastAsia="黑体"/>
       <w:i/>
       <w:iCs/>
       <w:color w:themeColor="accent1" w:val="4F81BD"/>
@@ -3128,6 +3350,7 @@
       <w:spacing w:after="120"/>
     </w:pPr>
     <w:rPr>
+      <w:rFonts w:eastAsia="黑体"/>
       <w:sz w:val="16"/>
       <w:szCs w:val="16"/>
     </w:rPr>
@@ -3139,6 +3362,7 @@
     <w:uiPriority w:val="99"/>
     <w:rsid w:val="00AA1D8D"/>
     <w:rPr>
+      <w:rFonts w:eastAsia="黑体"/>
       <w:sz w:val="16"/>
       <w:szCs w:val="16"/>
     </w:rPr>
@@ -3308,7 +3532,7 @@
       </w:tabs>
     </w:pPr>
     <w:rPr>
-      <w:rFonts w:ascii="Courier" w:hAnsi="Courier"/>
+      <w:rFonts w:ascii="Courier" w:hAnsi="Courier" w:eastAsia="黑体"/>
       <w:sz w:val="20"/>
       <w:szCs w:val="20"/>
     </w:rPr>
@@ -3320,7 +3544,7 @@
     <w:uiPriority w:val="99"/>
     <w:rsid w:val="0029639D"/>
     <w:rPr>
-      <w:rFonts w:ascii="Courier" w:hAnsi="Courier"/>
+      <w:rFonts w:ascii="Courier" w:hAnsi="Courier" w:eastAsia="黑体"/>
       <w:sz w:val="20"/>
       <w:szCs w:val="20"/>
     </w:rPr>
@@ -3356,6 +3580,7 @@
     <w:uiPriority w:val="29"/>
     <w:rsid w:val="00FC693F"/>
     <w:rPr>
+      <w:rFonts w:eastAsia="黑体"/>
       <w:i/>
       <w:iCs/>
       <w:color w:themeColor="text1" w:val="000000"/>
@@ -3369,7 +3594,7 @@
     <w:semiHidden/>
     <w:rsid w:val="00FC693F"/>
     <w:rPr>
-      <w:rFonts w:asciiTheme="majorHAnsi" w:cstheme="majorBidi" w:eastAsiaTheme="majorEastAsia" w:hAnsiTheme="majorHAnsi"/>
+      <w:rFonts w:asciiTheme="majorHAnsi" w:cstheme="majorBidi" w:hAnsiTheme="majorHAnsi" w:eastAsia="黑体"/>
       <w:b/>
       <w:bCs/>
       <w:i/>
@@ -3385,7 +3610,7 @@
     <w:semiHidden/>
     <w:rsid w:val="00FC693F"/>
     <w:rPr>
-      <w:rFonts w:asciiTheme="majorHAnsi" w:cstheme="majorBidi" w:eastAsiaTheme="majorEastAsia" w:hAnsiTheme="majorHAnsi"/>
+      <w:rFonts w:asciiTheme="majorHAnsi" w:cstheme="majorBidi" w:hAnsiTheme="majorHAnsi" w:eastAsia="黑体"/>
       <w:color w:themeColor="accent1" w:themeShade="7F" w:val="243F60"/>
     </w:rPr>
   </w:style>
@@ -3397,7 +3622,7 @@
     <w:semiHidden/>
     <w:rsid w:val="00FC693F"/>
     <w:rPr>
-      <w:rFonts w:asciiTheme="majorHAnsi" w:cstheme="majorBidi" w:eastAsiaTheme="majorEastAsia" w:hAnsiTheme="majorHAnsi"/>
+      <w:rFonts w:asciiTheme="majorHAnsi" w:cstheme="majorBidi" w:hAnsiTheme="majorHAnsi" w:eastAsia="黑体"/>
       <w:i/>
       <w:iCs/>
       <w:color w:themeColor="accent1" w:themeShade="7F" w:val="243F60"/>
@@ -3411,7 +3636,7 @@
     <w:semiHidden/>
     <w:rsid w:val="00FC693F"/>
     <w:rPr>
-      <w:rFonts w:asciiTheme="majorHAnsi" w:cstheme="majorBidi" w:eastAsiaTheme="majorEastAsia" w:hAnsiTheme="majorHAnsi"/>
+      <w:rFonts w:asciiTheme="majorHAnsi" w:cstheme="majorBidi" w:hAnsiTheme="majorHAnsi" w:eastAsia="黑体"/>
       <w:i/>
       <w:iCs/>
       <w:color w:themeColor="text1" w:themeTint="BF" w:val="404040"/>
@@ -3425,7 +3650,7 @@
     <w:semiHidden/>
     <w:rsid w:val="00FC693F"/>
     <w:rPr>
-      <w:rFonts w:asciiTheme="majorHAnsi" w:cstheme="majorBidi" w:eastAsiaTheme="majorEastAsia" w:hAnsiTheme="majorHAnsi"/>
+      <w:rFonts w:asciiTheme="majorHAnsi" w:cstheme="majorBidi" w:hAnsiTheme="majorHAnsi" w:eastAsia="黑体"/>
       <w:color w:themeColor="accent1" w:val="4F81BD"/>
       <w:sz w:val="20"/>
       <w:szCs w:val="20"/>
@@ -3439,7 +3664,7 @@
     <w:semiHidden/>
     <w:rsid w:val="00FC693F"/>
     <w:rPr>
-      <w:rFonts w:asciiTheme="majorHAnsi" w:cstheme="majorBidi" w:eastAsiaTheme="majorEastAsia" w:hAnsiTheme="majorHAnsi"/>
+      <w:rFonts w:asciiTheme="majorHAnsi" w:cstheme="majorBidi" w:hAnsiTheme="majorHAnsi" w:eastAsia="黑体"/>
       <w:i/>
       <w:iCs/>
       <w:color w:themeColor="text1" w:themeTint="BF" w:val="404040"/>
@@ -3460,6 +3685,7 @@
       <w:spacing w:line="240" w:lineRule="auto"/>
     </w:pPr>
     <w:rPr>
+      <w:rFonts w:eastAsia="黑体"/>
       <w:b/>
       <w:bCs/>
       <w:color w:themeColor="accent1" w:val="4F81BD"/>
@@ -3474,6 +3700,7 @@
     <w:qFormat/>
     <w:rsid w:val="00FC693F"/>
     <w:rPr>
+      <w:rFonts w:eastAsia="黑体"/>
       <w:b/>
       <w:bCs/>
     </w:rPr>
@@ -3485,6 +3712,7 @@
     <w:qFormat/>
     <w:rsid w:val="00FC693F"/>
     <w:rPr>
+      <w:rFonts w:eastAsia="黑体"/>
       <w:i/>
       <w:iCs/>
     </w:rPr>
@@ -3505,6 +3733,7 @@
       <w:ind w:left="936" w:right="936"/>
     </w:pPr>
     <w:rPr>
+      <w:rFonts w:eastAsia="黑体"/>
       <w:b/>
       <w:bCs/>
       <w:i/>
@@ -3519,6 +3748,7 @@
     <w:uiPriority w:val="30"/>
     <w:rsid w:val="00FC693F"/>
     <w:rPr>
+      <w:rFonts w:eastAsia="黑体"/>
       <w:b/>
       <w:bCs/>
       <w:i/>
@@ -3533,6 +3763,7 @@
     <w:qFormat/>
     <w:rsid w:val="00FC693F"/>
     <w:rPr>
+      <w:rFonts w:eastAsia="黑体"/>
       <w:i/>
       <w:iCs/>
       <w:color w:themeColor="text1" w:themeTint="7F" w:val="808080"/>
@@ -3545,6 +3776,7 @@
     <w:qFormat/>
     <w:rsid w:val="00FC693F"/>
     <w:rPr>
+      <w:rFonts w:eastAsia="黑体"/>
       <w:b/>
       <w:bCs/>
       <w:i/>
@@ -3559,6 +3791,7 @@
     <w:qFormat/>
     <w:rsid w:val="00FC693F"/>
     <w:rPr>
+      <w:rFonts w:eastAsia="黑体"/>
       <w:smallCaps/>
       <w:color w:themeColor="accent2" w:val="C0504D"/>
       <w:u w:val="single"/>
@@ -3571,6 +3804,7 @@
     <w:qFormat/>
     <w:rsid w:val="00FC693F"/>
     <w:rPr>
+      <w:rFonts w:eastAsia="黑体"/>
       <w:b/>
       <w:bCs/>
       <w:smallCaps/>
@@ -3586,6 +3820,7 @@
     <w:qFormat/>
     <w:rsid w:val="00FC693F"/>
     <w:rPr>
+      <w:rFonts w:eastAsia="黑体"/>
       <w:b/>
       <w:bCs/>
       <w:smallCaps/>
@@ -3640,6 +3875,7 @@
       <w:spacing w:after="0" w:line="240" w:lineRule="auto"/>
     </w:pPr>
     <w:rPr>
+      <w:rFonts w:eastAsia="黑体"/>
       <w:color w:themeColor="text1" w:themeShade="BF" w:val="000000"/>
     </w:rPr>
     <w:tblPr>
@@ -3662,6 +3898,7 @@
         <w:spacing w:after="0" w:before="0" w:line="240" w:lineRule="auto"/>
       </w:pPr>
       <w:rPr>
+        <w:rFonts w:eastAsia="黑体"/>
         <w:b/>
         <w:bCs/>
       </w:rPr>
@@ -3682,6 +3919,7 @@
         <w:spacing w:after="0" w:before="0" w:line="240" w:lineRule="auto"/>
       </w:pPr>
       <w:rPr>
+        <w:rFonts w:eastAsia="黑体"/>
         <w:b/>
         <w:bCs/>
       </w:rPr>
@@ -3699,12 +3937,14 @@
     </w:tblStylePr>
     <w:tblStylePr w:type="firstCol">
       <w:rPr>
+        <w:rFonts w:eastAsia="黑体"/>
         <w:b/>
         <w:bCs/>
       </w:rPr>
     </w:tblStylePr>
     <w:tblStylePr w:type="lastCol">
       <w:rPr>
+        <w:rFonts w:eastAsia="黑体"/>
         <w:b/>
         <w:bCs/>
       </w:rPr>
@@ -3743,6 +3983,7 @@
       <w:spacing w:after="0" w:line="240" w:lineRule="auto"/>
     </w:pPr>
     <w:rPr>
+      <w:rFonts w:eastAsia="黑体"/>
       <w:color w:themeColor="accent1" w:themeShade="BF" w:val="365F91"/>
     </w:rPr>
     <w:tblPr>
@@ -3765,6 +4006,7 @@
         <w:spacing w:after="0" w:before="0" w:line="240" w:lineRule="auto"/>
       </w:pPr>
       <w:rPr>
+        <w:rFonts w:eastAsia="黑体"/>
         <w:b/>
         <w:bCs/>
       </w:rPr>
@@ -3785,6 +4027,7 @@
         <w:spacing w:after="0" w:before="0" w:line="240" w:lineRule="auto"/>
       </w:pPr>
       <w:rPr>
+        <w:rFonts w:eastAsia="黑体"/>
         <w:b/>
         <w:bCs/>
       </w:rPr>
@@ -3802,12 +4045,14 @@
     </w:tblStylePr>
     <w:tblStylePr w:type="firstCol">
       <w:rPr>
+        <w:rFonts w:eastAsia="黑体"/>
         <w:b/>
         <w:bCs/>
       </w:rPr>
     </w:tblStylePr>
     <w:tblStylePr w:type="lastCol">
       <w:rPr>
+        <w:rFonts w:eastAsia="黑体"/>
         <w:b/>
         <w:bCs/>
       </w:rPr>
@@ -3846,6 +4091,7 @@
       <w:spacing w:after="0" w:line="240" w:lineRule="auto"/>
     </w:pPr>
     <w:rPr>
+      <w:rFonts w:eastAsia="黑体"/>
       <w:color w:themeColor="accent2" w:themeShade="BF" w:val="943634"/>
     </w:rPr>
     <w:tblPr>
@@ -3868,6 +4114,7 @@
         <w:spacing w:after="0" w:before="0" w:line="240" w:lineRule="auto"/>
       </w:pPr>
       <w:rPr>
+        <w:rFonts w:eastAsia="黑体"/>
         <w:b/>
         <w:bCs/>
       </w:rPr>
@@ -3888,6 +4135,7 @@
         <w:spacing w:after="0" w:before="0" w:line="240" w:lineRule="auto"/>
       </w:pPr>
       <w:rPr>
+        <w:rFonts w:eastAsia="黑体"/>
         <w:b/>
         <w:bCs/>
       </w:rPr>
@@ -3905,12 +4153,14 @@
     </w:tblStylePr>
     <w:tblStylePr w:type="firstCol">
       <w:rPr>
+        <w:rFonts w:eastAsia="黑体"/>
         <w:b/>
         <w:bCs/>
       </w:rPr>
     </w:tblStylePr>
     <w:tblStylePr w:type="lastCol">
       <w:rPr>
+        <w:rFonts w:eastAsia="黑体"/>
         <w:b/>
         <w:bCs/>
       </w:rPr>
@@ -3949,6 +4199,7 @@
       <w:spacing w:after="0" w:line="240" w:lineRule="auto"/>
     </w:pPr>
     <w:rPr>
+      <w:rFonts w:eastAsia="黑体"/>
       <w:color w:themeColor="accent3" w:themeShade="BF" w:val="76923C"/>
     </w:rPr>
     <w:tblPr>
@@ -3971,6 +4222,7 @@
         <w:spacing w:after="0" w:before="0" w:line="240" w:lineRule="auto"/>
       </w:pPr>
       <w:rPr>
+        <w:rFonts w:eastAsia="黑体"/>
         <w:b/>
         <w:bCs/>
       </w:rPr>
@@ -3991,6 +4243,7 @@
         <w:spacing w:after="0" w:before="0" w:line="240" w:lineRule="auto"/>
       </w:pPr>
       <w:rPr>
+        <w:rFonts w:eastAsia="黑体"/>
         <w:b/>
         <w:bCs/>
       </w:rPr>
@@ -4008,12 +4261,14 @@
     </w:tblStylePr>
     <w:tblStylePr w:type="firstCol">
       <w:rPr>
+        <w:rFonts w:eastAsia="黑体"/>
         <w:b/>
         <w:bCs/>
       </w:rPr>
     </w:tblStylePr>
     <w:tblStylePr w:type="lastCol">
       <w:rPr>
+        <w:rFonts w:eastAsia="黑体"/>
         <w:b/>
         <w:bCs/>
       </w:rPr>
@@ -4052,6 +4307,7 @@
       <w:spacing w:after="0" w:line="240" w:lineRule="auto"/>
     </w:pPr>
     <w:rPr>
+      <w:rFonts w:eastAsia="黑体"/>
       <w:color w:themeColor="accent4" w:themeShade="BF" w:val="5F497A"/>
     </w:rPr>
     <w:tblPr>
@@ -4074,6 +4330,7 @@
         <w:spacing w:after="0" w:before="0" w:line="240" w:lineRule="auto"/>
       </w:pPr>
       <w:rPr>
+        <w:rFonts w:eastAsia="黑体"/>
         <w:b/>
         <w:bCs/>
       </w:rPr>
@@ -4094,6 +4351,7 @@
         <w:spacing w:after="0" w:before="0" w:line="240" w:lineRule="auto"/>
       </w:pPr>
       <w:rPr>
+        <w:rFonts w:eastAsia="黑体"/>
         <w:b/>
         <w:bCs/>
       </w:rPr>
@@ -4111,12 +4369,14 @@
     </w:tblStylePr>
     <w:tblStylePr w:type="firstCol">
       <w:rPr>
+        <w:rFonts w:eastAsia="黑体"/>
         <w:b/>
         <w:bCs/>
       </w:rPr>
     </w:tblStylePr>
     <w:tblStylePr w:type="lastCol">
       <w:rPr>
+        <w:rFonts w:eastAsia="黑体"/>
         <w:b/>
         <w:bCs/>
       </w:rPr>
@@ -4155,6 +4415,7 @@
       <w:spacing w:after="0" w:line="240" w:lineRule="auto"/>
     </w:pPr>
     <w:rPr>
+      <w:rFonts w:eastAsia="黑体"/>
       <w:color w:themeColor="accent5" w:themeShade="BF" w:val="31849B"/>
     </w:rPr>
     <w:tblPr>
@@ -4177,6 +4438,7 @@
         <w:spacing w:after="0" w:before="0" w:line="240" w:lineRule="auto"/>
       </w:pPr>
       <w:rPr>
+        <w:rFonts w:eastAsia="黑体"/>
         <w:b/>
         <w:bCs/>
       </w:rPr>
@@ -4197,6 +4459,7 @@
         <w:spacing w:after="0" w:before="0" w:line="240" w:lineRule="auto"/>
       </w:pPr>
       <w:rPr>
+        <w:rFonts w:eastAsia="黑体"/>
         <w:b/>
         <w:bCs/>
       </w:rPr>
@@ -4214,12 +4477,14 @@
     </w:tblStylePr>
     <w:tblStylePr w:type="firstCol">
       <w:rPr>
+        <w:rFonts w:eastAsia="黑体"/>
         <w:b/>
         <w:bCs/>
       </w:rPr>
     </w:tblStylePr>
     <w:tblStylePr w:type="lastCol">
       <w:rPr>
+        <w:rFonts w:eastAsia="黑体"/>
         <w:b/>
         <w:bCs/>
       </w:rPr>
@@ -4258,6 +4523,7 @@
       <w:spacing w:after="0" w:line="240" w:lineRule="auto"/>
     </w:pPr>
     <w:rPr>
+      <w:rFonts w:eastAsia="黑体"/>
       <w:color w:themeColor="accent6" w:themeShade="BF" w:val="E36C0A"/>
     </w:rPr>
     <w:tblPr>
@@ -4280,6 +4546,7 @@
         <w:spacing w:after="0" w:before="0" w:line="240" w:lineRule="auto"/>
       </w:pPr>
       <w:rPr>
+        <w:rFonts w:eastAsia="黑体"/>
         <w:b/>
         <w:bCs/>
       </w:rPr>
@@ -4300,6 +4567,7 @@
         <w:spacing w:after="0" w:before="0" w:line="240" w:lineRule="auto"/>
       </w:pPr>
       <w:rPr>
+        <w:rFonts w:eastAsia="黑体"/>
         <w:b/>
         <w:bCs/>
       </w:rPr>
@@ -4317,12 +4585,14 @@
     </w:tblStylePr>
     <w:tblStylePr w:type="firstCol">
       <w:rPr>
+        <w:rFonts w:eastAsia="黑体"/>
         <w:b/>
         <w:bCs/>
       </w:rPr>
     </w:tblStylePr>
     <w:tblStylePr w:type="lastCol">
       <w:rPr>
+        <w:rFonts w:eastAsia="黑体"/>
         <w:b/>
         <w:bCs/>
       </w:rPr>
@@ -4382,6 +4652,7 @@
         <w:spacing w:after="0" w:before="0" w:line="240" w:lineRule="auto"/>
       </w:pPr>
       <w:rPr>
+        <w:rFonts w:eastAsia="黑体"/>
         <w:b/>
         <w:bCs/>
         <w:color w:themeColor="background1" w:val="FFFFFF"/>
@@ -4396,6 +4667,7 @@
         <w:spacing w:after="0" w:before="0" w:line="240" w:lineRule="auto"/>
       </w:pPr>
       <w:rPr>
+        <w:rFonts w:eastAsia="黑体"/>
         <w:b/>
         <w:bCs/>
       </w:rPr>
@@ -4411,12 +4683,14 @@
     </w:tblStylePr>
     <w:tblStylePr w:type="firstCol">
       <w:rPr>
+        <w:rFonts w:eastAsia="黑体"/>
         <w:b/>
         <w:bCs/>
       </w:rPr>
     </w:tblStylePr>
     <w:tblStylePr w:type="lastCol">
       <w:rPr>
+        <w:rFonts w:eastAsia="黑体"/>
         <w:b/>
         <w:bCs/>
       </w:rPr>
@@ -4474,6 +4748,7 @@
         <w:spacing w:after="0" w:before="0" w:line="240" w:lineRule="auto"/>
       </w:pPr>
       <w:rPr>
+        <w:rFonts w:eastAsia="黑体"/>
         <w:b/>
         <w:bCs/>
         <w:color w:themeColor="background1" w:val="FFFFFF"/>
@@ -4488,6 +4763,7 @@
         <w:spacing w:after="0" w:before="0" w:line="240" w:lineRule="auto"/>
       </w:pPr>
       <w:rPr>
+        <w:rFonts w:eastAsia="黑体"/>
         <w:b/>
         <w:bCs/>
       </w:rPr>
@@ -4503,12 +4779,14 @@
     </w:tblStylePr>
     <w:tblStylePr w:type="firstCol">
       <w:rPr>
+        <w:rFonts w:eastAsia="黑体"/>
         <w:b/>
         <w:bCs/>
       </w:rPr>
     </w:tblStylePr>
     <w:tblStylePr w:type="lastCol">
       <w:rPr>
+        <w:rFonts w:eastAsia="黑体"/>
         <w:b/>
         <w:bCs/>
       </w:rPr>
@@ -4566,6 +4844,7 @@
         <w:spacing w:after="0" w:before="0" w:line="240" w:lineRule="auto"/>
       </w:pPr>
       <w:rPr>
+        <w:rFonts w:eastAsia="黑体"/>
         <w:b/>
         <w:bCs/>
         <w:color w:themeColor="background1" w:val="FFFFFF"/>
@@ -4580,6 +4859,7 @@
         <w:spacing w:after="0" w:before="0" w:line="240" w:lineRule="auto"/>
       </w:pPr>
       <w:rPr>
+        <w:rFonts w:eastAsia="黑体"/>
         <w:b/>
         <w:bCs/>
       </w:rPr>
@@ -4595,12 +4875,14 @@
     </w:tblStylePr>
     <w:tblStylePr w:type="firstCol">
       <w:rPr>
+        <w:rFonts w:eastAsia="黑体"/>
         <w:b/>
         <w:bCs/>
       </w:rPr>
     </w:tblStylePr>
     <w:tblStylePr w:type="lastCol">
       <w:rPr>
+        <w:rFonts w:eastAsia="黑体"/>
         <w:b/>
         <w:bCs/>
       </w:rPr>
@@ -4658,6 +4940,7 @@
         <w:spacing w:after="0" w:before="0" w:line="240" w:lineRule="auto"/>
       </w:pPr>
       <w:rPr>
+        <w:rFonts w:eastAsia="黑体"/>
         <w:b/>
         <w:bCs/>
         <w:color w:themeColor="background1" w:val="FFFFFF"/>
@@ -4672,6 +4955,7 @@
         <w:spacing w:after="0" w:before="0" w:line="240" w:lineRule="auto"/>
       </w:pPr>
       <w:rPr>
+        <w:rFonts w:eastAsia="黑体"/>
         <w:b/>
         <w:bCs/>
       </w:rPr>
@@ -4687,12 +4971,14 @@
     </w:tblStylePr>
     <w:tblStylePr w:type="firstCol">
       <w:rPr>
+        <w:rFonts w:eastAsia="黑体"/>
         <w:b/>
         <w:bCs/>
       </w:rPr>
     </w:tblStylePr>
     <w:tblStylePr w:type="lastCol">
       <w:rPr>
+        <w:rFonts w:eastAsia="黑体"/>
         <w:b/>
         <w:bCs/>
       </w:rPr>
@@ -4750,6 +5036,7 @@
         <w:spacing w:after="0" w:before="0" w:line="240" w:lineRule="auto"/>
       </w:pPr>
       <w:rPr>
+        <w:rFonts w:eastAsia="黑体"/>
         <w:b/>
         <w:bCs/>
         <w:color w:themeColor="background1" w:val="FFFFFF"/>
@@ -4764,6 +5051,7 @@
         <w:spacing w:after="0" w:before="0" w:line="240" w:lineRule="auto"/>
       </w:pPr>
       <w:rPr>
+        <w:rFonts w:eastAsia="黑体"/>
         <w:b/>
         <w:bCs/>
       </w:rPr>
@@ -4779,12 +5067,14 @@
     </w:tblStylePr>
     <w:tblStylePr w:type="firstCol">
       <w:rPr>
+        <w:rFonts w:eastAsia="黑体"/>
         <w:b/>
         <w:bCs/>
       </w:rPr>
     </w:tblStylePr>
     <w:tblStylePr w:type="lastCol">
       <w:rPr>
+        <w:rFonts w:eastAsia="黑体"/>
         <w:b/>
         <w:bCs/>
       </w:rPr>
@@ -4842,6 +5132,7 @@
         <w:spacing w:after="0" w:before="0" w:line="240" w:lineRule="auto"/>
       </w:pPr>
       <w:rPr>
+        <w:rFonts w:eastAsia="黑体"/>
         <w:b/>
         <w:bCs/>
         <w:color w:themeColor="background1" w:val="FFFFFF"/>
@@ -4856,6 +5147,7 @@
         <w:spacing w:after="0" w:before="0" w:line="240" w:lineRule="auto"/>
       </w:pPr>
       <w:rPr>
+        <w:rFonts w:eastAsia="黑体"/>
         <w:b/>
         <w:bCs/>
       </w:rPr>
@@ -4871,12 +5163,14 @@
     </w:tblStylePr>
     <w:tblStylePr w:type="firstCol">
       <w:rPr>
+        <w:rFonts w:eastAsia="黑体"/>
         <w:b/>
         <w:bCs/>
       </w:rPr>
     </w:tblStylePr>
     <w:tblStylePr w:type="lastCol">
       <w:rPr>
+        <w:rFonts w:eastAsia="黑体"/>
         <w:b/>
         <w:bCs/>
       </w:rPr>
@@ -4934,6 +5228,7 @@
         <w:spacing w:after="0" w:before="0" w:line="240" w:lineRule="auto"/>
       </w:pPr>
       <w:rPr>
+        <w:rFonts w:eastAsia="黑体"/>
         <w:b/>
         <w:bCs/>
         <w:color w:themeColor="background1" w:val="FFFFFF"/>
@@ -4948,6 +5243,7 @@
         <w:spacing w:after="0" w:before="0" w:line="240" w:lineRule="auto"/>
       </w:pPr>
       <w:rPr>
+        <w:rFonts w:eastAsia="黑体"/>
         <w:b/>
         <w:bCs/>
       </w:rPr>
@@ -4963,12 +5259,14 @@
     </w:tblStylePr>
     <w:tblStylePr w:type="firstCol">
       <w:rPr>
+        <w:rFonts w:eastAsia="黑体"/>
         <w:b/>
         <w:bCs/>
       </w:rPr>
     </w:tblStylePr>
     <w:tblStylePr w:type="lastCol">
       <w:rPr>
+        <w:rFonts w:eastAsia="黑体"/>
         <w:b/>
         <w:bCs/>
       </w:rPr>
@@ -5028,7 +5326,7 @@
         <w:spacing w:after="0" w:before="0" w:line="240" w:lineRule="auto"/>
       </w:pPr>
       <w:rPr>
-        <w:rFonts w:asciiTheme="majorHAnsi" w:cstheme="majorBidi" w:eastAsiaTheme="majorEastAsia" w:hAnsiTheme="majorHAnsi"/>
+        <w:rFonts w:asciiTheme="majorHAnsi" w:cstheme="majorBidi" w:hAnsiTheme="majorHAnsi" w:eastAsia="黑体"/>
         <w:b/>
         <w:bCs/>
       </w:rPr>
@@ -5049,7 +5347,7 @@
         <w:spacing w:after="0" w:before="0" w:line="240" w:lineRule="auto"/>
       </w:pPr>
       <w:rPr>
-        <w:rFonts w:asciiTheme="majorHAnsi" w:cstheme="majorBidi" w:eastAsiaTheme="majorEastAsia" w:hAnsiTheme="majorHAnsi"/>
+        <w:rFonts w:asciiTheme="majorHAnsi" w:cstheme="majorBidi" w:hAnsiTheme="majorHAnsi" w:eastAsia="黑体"/>
         <w:b/>
         <w:bCs/>
       </w:rPr>
@@ -5067,14 +5365,14 @@
     </w:tblStylePr>
     <w:tblStylePr w:type="firstCol">
       <w:rPr>
-        <w:rFonts w:asciiTheme="majorHAnsi" w:cstheme="majorBidi" w:eastAsiaTheme="majorEastAsia" w:hAnsiTheme="majorHAnsi"/>
+        <w:rFonts w:asciiTheme="majorHAnsi" w:cstheme="majorBidi" w:hAnsiTheme="majorHAnsi" w:eastAsia="黑体"/>
         <w:b/>
         <w:bCs/>
       </w:rPr>
     </w:tblStylePr>
     <w:tblStylePr w:type="lastCol">
       <w:rPr>
-        <w:rFonts w:asciiTheme="majorHAnsi" w:cstheme="majorBidi" w:eastAsiaTheme="majorEastAsia" w:hAnsiTheme="majorHAnsi"/>
+        <w:rFonts w:asciiTheme="majorHAnsi" w:cstheme="majorBidi" w:hAnsiTheme="majorHAnsi" w:eastAsia="黑体"/>
         <w:b/>
         <w:bCs/>
       </w:rPr>
@@ -5158,7 +5456,7 @@
         <w:spacing w:after="0" w:before="0" w:line="240" w:lineRule="auto"/>
       </w:pPr>
       <w:rPr>
-        <w:rFonts w:asciiTheme="majorHAnsi" w:cstheme="majorBidi" w:eastAsiaTheme="majorEastAsia" w:hAnsiTheme="majorHAnsi"/>
+        <w:rFonts w:asciiTheme="majorHAnsi" w:cstheme="majorBidi" w:hAnsiTheme="majorHAnsi" w:eastAsia="黑体"/>
         <w:b/>
         <w:bCs/>
       </w:rPr>
@@ -5179,7 +5477,7 @@
         <w:spacing w:after="0" w:before="0" w:line="240" w:lineRule="auto"/>
       </w:pPr>
       <w:rPr>
-        <w:rFonts w:asciiTheme="majorHAnsi" w:cstheme="majorBidi" w:eastAsiaTheme="majorEastAsia" w:hAnsiTheme="majorHAnsi"/>
+        <w:rFonts w:asciiTheme="majorHAnsi" w:cstheme="majorBidi" w:hAnsiTheme="majorHAnsi" w:eastAsia="黑体"/>
         <w:b/>
         <w:bCs/>
       </w:rPr>
@@ -5197,14 +5495,14 @@
     </w:tblStylePr>
     <w:tblStylePr w:type="firstCol">
       <w:rPr>
-        <w:rFonts w:asciiTheme="majorHAnsi" w:cstheme="majorBidi" w:eastAsiaTheme="majorEastAsia" w:hAnsiTheme="majorHAnsi"/>
+        <w:rFonts w:asciiTheme="majorHAnsi" w:cstheme="majorBidi" w:hAnsiTheme="majorHAnsi" w:eastAsia="黑体"/>
         <w:b/>
         <w:bCs/>
       </w:rPr>
     </w:tblStylePr>
     <w:tblStylePr w:type="lastCol">
       <w:rPr>
-        <w:rFonts w:asciiTheme="majorHAnsi" w:cstheme="majorBidi" w:eastAsiaTheme="majorEastAsia" w:hAnsiTheme="majorHAnsi"/>
+        <w:rFonts w:asciiTheme="majorHAnsi" w:cstheme="majorBidi" w:hAnsiTheme="majorHAnsi" w:eastAsia="黑体"/>
         <w:b/>
         <w:bCs/>
       </w:rPr>
@@ -5288,7 +5586,7 @@
         <w:spacing w:after="0" w:before="0" w:line="240" w:lineRule="auto"/>
       </w:pPr>
       <w:rPr>
-        <w:rFonts w:asciiTheme="majorHAnsi" w:cstheme="majorBidi" w:eastAsiaTheme="majorEastAsia" w:hAnsiTheme="majorHAnsi"/>
+        <w:rFonts w:asciiTheme="majorHAnsi" w:cstheme="majorBidi" w:hAnsiTheme="majorHAnsi" w:eastAsia="黑体"/>
         <w:b/>
         <w:bCs/>
       </w:rPr>
@@ -5309,7 +5607,7 @@
         <w:spacing w:after="0" w:before="0" w:line="240" w:lineRule="auto"/>
       </w:pPr>
       <w:rPr>
-        <w:rFonts w:asciiTheme="majorHAnsi" w:cstheme="majorBidi" w:eastAsiaTheme="majorEastAsia" w:hAnsiTheme="majorHAnsi"/>
+        <w:rFonts w:asciiTheme="majorHAnsi" w:cstheme="majorBidi" w:hAnsiTheme="majorHAnsi" w:eastAsia="黑体"/>
         <w:b/>
         <w:bCs/>
       </w:rPr>
@@ -5327,14 +5625,14 @@
     </w:tblStylePr>
     <w:tblStylePr w:type="firstCol">
       <w:rPr>
-        <w:rFonts w:asciiTheme="majorHAnsi" w:cstheme="majorBidi" w:eastAsiaTheme="majorEastAsia" w:hAnsiTheme="majorHAnsi"/>
+        <w:rFonts w:asciiTheme="majorHAnsi" w:cstheme="majorBidi" w:hAnsiTheme="majorHAnsi" w:eastAsia="黑体"/>
         <w:b/>
         <w:bCs/>
       </w:rPr>
     </w:tblStylePr>
     <w:tblStylePr w:type="lastCol">
       <w:rPr>
-        <w:rFonts w:asciiTheme="majorHAnsi" w:cstheme="majorBidi" w:eastAsiaTheme="majorEastAsia" w:hAnsiTheme="majorHAnsi"/>
+        <w:rFonts w:asciiTheme="majorHAnsi" w:cstheme="majorBidi" w:hAnsiTheme="majorHAnsi" w:eastAsia="黑体"/>
         <w:b/>
         <w:bCs/>
       </w:rPr>
@@ -5418,7 +5716,7 @@
         <w:spacing w:after="0" w:before="0" w:line="240" w:lineRule="auto"/>
       </w:pPr>
       <w:rPr>
-        <w:rFonts w:asciiTheme="majorHAnsi" w:cstheme="majorBidi" w:eastAsiaTheme="majorEastAsia" w:hAnsiTheme="majorHAnsi"/>
+        <w:rFonts w:asciiTheme="majorHAnsi" w:cstheme="majorBidi" w:hAnsiTheme="majorHAnsi" w:eastAsia="黑体"/>
         <w:b/>
         <w:bCs/>
       </w:rPr>
@@ -5439,7 +5737,7 @@
         <w:spacing w:after="0" w:before="0" w:line="240" w:lineRule="auto"/>
       </w:pPr>
       <w:rPr>
-        <w:rFonts w:asciiTheme="majorHAnsi" w:cstheme="majorBidi" w:eastAsiaTheme="majorEastAsia" w:hAnsiTheme="majorHAnsi"/>
+        <w:rFonts w:asciiTheme="majorHAnsi" w:cstheme="majorBidi" w:hAnsiTheme="majorHAnsi" w:eastAsia="黑体"/>
         <w:b/>
         <w:bCs/>
       </w:rPr>
@@ -5457,14 +5755,14 @@
     </w:tblStylePr>
     <w:tblStylePr w:type="firstCol">
       <w:rPr>
-        <w:rFonts w:asciiTheme="majorHAnsi" w:cstheme="majorBidi" w:eastAsiaTheme="majorEastAsia" w:hAnsiTheme="majorHAnsi"/>
+        <w:rFonts w:asciiTheme="majorHAnsi" w:cstheme="majorBidi" w:hAnsiTheme="majorHAnsi" w:eastAsia="黑体"/>
         <w:b/>
         <w:bCs/>
       </w:rPr>
     </w:tblStylePr>
     <w:tblStylePr w:type="lastCol">
       <w:rPr>
-        <w:rFonts w:asciiTheme="majorHAnsi" w:cstheme="majorBidi" w:eastAsiaTheme="majorEastAsia" w:hAnsiTheme="majorHAnsi"/>
+        <w:rFonts w:asciiTheme="majorHAnsi" w:cstheme="majorBidi" w:hAnsiTheme="majorHAnsi" w:eastAsia="黑体"/>
         <w:b/>
         <w:bCs/>
       </w:rPr>
@@ -5548,7 +5846,7 @@
         <w:spacing w:after="0" w:before="0" w:line="240" w:lineRule="auto"/>
       </w:pPr>
       <w:rPr>
-        <w:rFonts w:asciiTheme="majorHAnsi" w:cstheme="majorBidi" w:eastAsiaTheme="majorEastAsia" w:hAnsiTheme="majorHAnsi"/>
+        <w:rFonts w:asciiTheme="majorHAnsi" w:cstheme="majorBidi" w:hAnsiTheme="majorHAnsi" w:eastAsia="黑体"/>
         <w:b/>
         <w:bCs/>
       </w:rPr>
@@ -5569,7 +5867,7 @@
         <w:spacing w:after="0" w:before="0" w:line="240" w:lineRule="auto"/>
       </w:pPr>
       <w:rPr>
-        <w:rFonts w:asciiTheme="majorHAnsi" w:cstheme="majorBidi" w:eastAsiaTheme="majorEastAsia" w:hAnsiTheme="majorHAnsi"/>
+        <w:rFonts w:asciiTheme="majorHAnsi" w:cstheme="majorBidi" w:hAnsiTheme="majorHAnsi" w:eastAsia="黑体"/>
         <w:b/>
         <w:bCs/>
       </w:rPr>
@@ -5587,14 +5885,14 @@
     </w:tblStylePr>
     <w:tblStylePr w:type="firstCol">
       <w:rPr>
-        <w:rFonts w:asciiTheme="majorHAnsi" w:cstheme="majorBidi" w:eastAsiaTheme="majorEastAsia" w:hAnsiTheme="majorHAnsi"/>
+        <w:rFonts w:asciiTheme="majorHAnsi" w:cstheme="majorBidi" w:hAnsiTheme="majorHAnsi" w:eastAsia="黑体"/>
         <w:b/>
         <w:bCs/>
       </w:rPr>
     </w:tblStylePr>
     <w:tblStylePr w:type="lastCol">
       <w:rPr>
-        <w:rFonts w:asciiTheme="majorHAnsi" w:cstheme="majorBidi" w:eastAsiaTheme="majorEastAsia" w:hAnsiTheme="majorHAnsi"/>
+        <w:rFonts w:asciiTheme="majorHAnsi" w:cstheme="majorBidi" w:hAnsiTheme="majorHAnsi" w:eastAsia="黑体"/>
         <w:b/>
         <w:bCs/>
       </w:rPr>
@@ -5678,7 +5976,7 @@
         <w:spacing w:after="0" w:before="0" w:line="240" w:lineRule="auto"/>
       </w:pPr>
       <w:rPr>
-        <w:rFonts w:asciiTheme="majorHAnsi" w:cstheme="majorBidi" w:eastAsiaTheme="majorEastAsia" w:hAnsiTheme="majorHAnsi"/>
+        <w:rFonts w:asciiTheme="majorHAnsi" w:cstheme="majorBidi" w:hAnsiTheme="majorHAnsi" w:eastAsia="黑体"/>
         <w:b/>
         <w:bCs/>
       </w:rPr>
@@ -5699,7 +5997,7 @@
         <w:spacing w:after="0" w:before="0" w:line="240" w:lineRule="auto"/>
       </w:pPr>
       <w:rPr>
-        <w:rFonts w:asciiTheme="majorHAnsi" w:cstheme="majorBidi" w:eastAsiaTheme="majorEastAsia" w:hAnsiTheme="majorHAnsi"/>
+        <w:rFonts w:asciiTheme="majorHAnsi" w:cstheme="majorBidi" w:hAnsiTheme="majorHAnsi" w:eastAsia="黑体"/>
         <w:b/>
         <w:bCs/>
       </w:rPr>
@@ -5717,14 +6015,14 @@
     </w:tblStylePr>
     <w:tblStylePr w:type="firstCol">
       <w:rPr>
-        <w:rFonts w:asciiTheme="majorHAnsi" w:cstheme="majorBidi" w:eastAsiaTheme="majorEastAsia" w:hAnsiTheme="majorHAnsi"/>
+        <w:rFonts w:asciiTheme="majorHAnsi" w:cstheme="majorBidi" w:hAnsiTheme="majorHAnsi" w:eastAsia="黑体"/>
         <w:b/>
         <w:bCs/>
       </w:rPr>
     </w:tblStylePr>
     <w:tblStylePr w:type="lastCol">
       <w:rPr>
-        <w:rFonts w:asciiTheme="majorHAnsi" w:cstheme="majorBidi" w:eastAsiaTheme="majorEastAsia" w:hAnsiTheme="majorHAnsi"/>
+        <w:rFonts w:asciiTheme="majorHAnsi" w:cstheme="majorBidi" w:hAnsiTheme="majorHAnsi" w:eastAsia="黑体"/>
         <w:b/>
         <w:bCs/>
       </w:rPr>
@@ -5808,7 +6106,7 @@
         <w:spacing w:after="0" w:before="0" w:line="240" w:lineRule="auto"/>
       </w:pPr>
       <w:rPr>
-        <w:rFonts w:asciiTheme="majorHAnsi" w:cstheme="majorBidi" w:eastAsiaTheme="majorEastAsia" w:hAnsiTheme="majorHAnsi"/>
+        <w:rFonts w:asciiTheme="majorHAnsi" w:cstheme="majorBidi" w:hAnsiTheme="majorHAnsi" w:eastAsia="黑体"/>
         <w:b/>
         <w:bCs/>
       </w:rPr>
@@ -5829,7 +6127,7 @@
         <w:spacing w:after="0" w:before="0" w:line="240" w:lineRule="auto"/>
       </w:pPr>
       <w:rPr>
-        <w:rFonts w:asciiTheme="majorHAnsi" w:cstheme="majorBidi" w:eastAsiaTheme="majorEastAsia" w:hAnsiTheme="majorHAnsi"/>
+        <w:rFonts w:asciiTheme="majorHAnsi" w:cstheme="majorBidi" w:hAnsiTheme="majorHAnsi" w:eastAsia="黑体"/>
         <w:b/>
         <w:bCs/>
       </w:rPr>
@@ -5847,14 +6145,14 @@
     </w:tblStylePr>
     <w:tblStylePr w:type="firstCol">
       <w:rPr>
-        <w:rFonts w:asciiTheme="majorHAnsi" w:cstheme="majorBidi" w:eastAsiaTheme="majorEastAsia" w:hAnsiTheme="majorHAnsi"/>
+        <w:rFonts w:asciiTheme="majorHAnsi" w:cstheme="majorBidi" w:hAnsiTheme="majorHAnsi" w:eastAsia="黑体"/>
         <w:b/>
         <w:bCs/>
       </w:rPr>
     </w:tblStylePr>
     <w:tblStylePr w:type="lastCol">
       <w:rPr>
-        <w:rFonts w:asciiTheme="majorHAnsi" w:cstheme="majorBidi" w:eastAsiaTheme="majorEastAsia" w:hAnsiTheme="majorHAnsi"/>
+        <w:rFonts w:asciiTheme="majorHAnsi" w:cstheme="majorBidi" w:hAnsiTheme="majorHAnsi" w:eastAsia="黑体"/>
         <w:b/>
         <w:bCs/>
       </w:rPr>
@@ -5937,6 +6235,7 @@
         <w:spacing w:after="0" w:before="0" w:line="240" w:lineRule="auto"/>
       </w:pPr>
       <w:rPr>
+        <w:rFonts w:eastAsia="黑体"/>
         <w:b/>
         <w:bCs/>
         <w:color w:themeColor="background1" w:val="FFFFFF"/>
@@ -5959,6 +6258,7 @@
         <w:spacing w:after="0" w:before="0" w:line="240" w:lineRule="auto"/>
       </w:pPr>
       <w:rPr>
+        <w:rFonts w:eastAsia="黑体"/>
         <w:b/>
         <w:bCs/>
       </w:rPr>
@@ -5976,12 +6276,14 @@
     </w:tblStylePr>
     <w:tblStylePr w:type="firstCol">
       <w:rPr>
+        <w:rFonts w:eastAsia="黑体"/>
         <w:b/>
         <w:bCs/>
       </w:rPr>
     </w:tblStylePr>
     <w:tblStylePr w:type="lastCol">
       <w:rPr>
+        <w:rFonts w:eastAsia="黑体"/>
         <w:b/>
         <w:bCs/>
       </w:rPr>
@@ -6043,6 +6345,7 @@
         <w:spacing w:after="0" w:before="0" w:line="240" w:lineRule="auto"/>
       </w:pPr>
       <w:rPr>
+        <w:rFonts w:eastAsia="黑体"/>
         <w:b/>
         <w:bCs/>
         <w:color w:themeColor="background1" w:val="FFFFFF"/>
@@ -6065,6 +6368,7 @@
         <w:spacing w:after="0" w:before="0" w:line="240" w:lineRule="auto"/>
       </w:pPr>
       <w:rPr>
+        <w:rFonts w:eastAsia="黑体"/>
         <w:b/>
         <w:bCs/>
       </w:rPr>
@@ -6082,12 +6386,14 @@
     </w:tblStylePr>
     <w:tblStylePr w:type="firstCol">
       <w:rPr>
+        <w:rFonts w:eastAsia="黑体"/>
         <w:b/>
         <w:bCs/>
       </w:rPr>
     </w:tblStylePr>
     <w:tblStylePr w:type="lastCol">
       <w:rPr>
+        <w:rFonts w:eastAsia="黑体"/>
         <w:b/>
         <w:bCs/>
       </w:rPr>
@@ -6149,6 +6455,7 @@
         <w:spacing w:after="0" w:before="0" w:line="240" w:lineRule="auto"/>
       </w:pPr>
       <w:rPr>
+        <w:rFonts w:eastAsia="黑体"/>
         <w:b/>
         <w:bCs/>
         <w:color w:themeColor="background1" w:val="FFFFFF"/>
@@ -6171,6 +6478,7 @@
         <w:spacing w:after="0" w:before="0" w:line="240" w:lineRule="auto"/>
       </w:pPr>
       <w:rPr>
+        <w:rFonts w:eastAsia="黑体"/>
         <w:b/>
         <w:bCs/>
       </w:rPr>
@@ -6188,12 +6496,14 @@
     </w:tblStylePr>
     <w:tblStylePr w:type="firstCol">
       <w:rPr>
+        <w:rFonts w:eastAsia="黑体"/>
         <w:b/>
         <w:bCs/>
       </w:rPr>
     </w:tblStylePr>
     <w:tblStylePr w:type="lastCol">
       <w:rPr>
+        <w:rFonts w:eastAsia="黑体"/>
         <w:b/>
         <w:bCs/>
       </w:rPr>
@@ -6255,6 +6565,7 @@
         <w:spacing w:after="0" w:before="0" w:line="240" w:lineRule="auto"/>
       </w:pPr>
       <w:rPr>
+        <w:rFonts w:eastAsia="黑体"/>
         <w:b/>
         <w:bCs/>
         <w:color w:themeColor="background1" w:val="FFFFFF"/>
@@ -6277,6 +6588,7 @@
         <w:spacing w:after="0" w:before="0" w:line="240" w:lineRule="auto"/>
       </w:pPr>
       <w:rPr>
+        <w:rFonts w:eastAsia="黑体"/>
         <w:b/>
         <w:bCs/>
       </w:rPr>
@@ -6294,12 +6606,14 @@
     </w:tblStylePr>
     <w:tblStylePr w:type="firstCol">
       <w:rPr>
+        <w:rFonts w:eastAsia="黑体"/>
         <w:b/>
         <w:bCs/>
       </w:rPr>
     </w:tblStylePr>
     <w:tblStylePr w:type="lastCol">
       <w:rPr>
+        <w:rFonts w:eastAsia="黑体"/>
         <w:b/>
         <w:bCs/>
       </w:rPr>
@@ -6361,6 +6675,7 @@
         <w:spacing w:after="0" w:before="0" w:line="240" w:lineRule="auto"/>
       </w:pPr>
       <w:rPr>
+        <w:rFonts w:eastAsia="黑体"/>
         <w:b/>
         <w:bCs/>
         <w:color w:themeColor="background1" w:val="FFFFFF"/>
@@ -6383,6 +6698,7 @@
         <w:spacing w:after="0" w:before="0" w:line="240" w:lineRule="auto"/>
       </w:pPr>
       <w:rPr>
+        <w:rFonts w:eastAsia="黑体"/>
         <w:b/>
         <w:bCs/>
       </w:rPr>
@@ -6400,12 +6716,14 @@
     </w:tblStylePr>
     <w:tblStylePr w:type="firstCol">
       <w:rPr>
+        <w:rFonts w:eastAsia="黑体"/>
         <w:b/>
         <w:bCs/>
       </w:rPr>
     </w:tblStylePr>
     <w:tblStylePr w:type="lastCol">
       <w:rPr>
+        <w:rFonts w:eastAsia="黑体"/>
         <w:b/>
         <w:bCs/>
       </w:rPr>
@@ -6467,6 +6785,7 @@
         <w:spacing w:after="0" w:before="0" w:line="240" w:lineRule="auto"/>
       </w:pPr>
       <w:rPr>
+        <w:rFonts w:eastAsia="黑体"/>
         <w:b/>
         <w:bCs/>
         <w:color w:themeColor="background1" w:val="FFFFFF"/>
@@ -6489,6 +6808,7 @@
         <w:spacing w:after="0" w:before="0" w:line="240" w:lineRule="auto"/>
       </w:pPr>
       <w:rPr>
+        <w:rFonts w:eastAsia="黑体"/>
         <w:b/>
         <w:bCs/>
       </w:rPr>
@@ -6506,12 +6826,14 @@
     </w:tblStylePr>
     <w:tblStylePr w:type="firstCol">
       <w:rPr>
+        <w:rFonts w:eastAsia="黑体"/>
         <w:b/>
         <w:bCs/>
       </w:rPr>
     </w:tblStylePr>
     <w:tblStylePr w:type="lastCol">
       <w:rPr>
+        <w:rFonts w:eastAsia="黑体"/>
         <w:b/>
         <w:bCs/>
       </w:rPr>
@@ -6573,6 +6895,7 @@
         <w:spacing w:after="0" w:before="0" w:line="240" w:lineRule="auto"/>
       </w:pPr>
       <w:rPr>
+        <w:rFonts w:eastAsia="黑体"/>
         <w:b/>
         <w:bCs/>
         <w:color w:themeColor="background1" w:val="FFFFFF"/>
@@ -6595,6 +6918,7 @@
         <w:spacing w:after="0" w:before="0" w:line="240" w:lineRule="auto"/>
       </w:pPr>
       <w:rPr>
+        <w:rFonts w:eastAsia="黑体"/>
         <w:b/>
         <w:bCs/>
       </w:rPr>
@@ -6612,12 +6936,14 @@
     </w:tblStylePr>
     <w:tblStylePr w:type="firstCol">
       <w:rPr>
+        <w:rFonts w:eastAsia="黑体"/>
         <w:b/>
         <w:bCs/>
       </w:rPr>
     </w:tblStylePr>
     <w:tblStylePr w:type="lastCol">
       <w:rPr>
+        <w:rFonts w:eastAsia="黑体"/>
         <w:b/>
         <w:bCs/>
       </w:rPr>
@@ -6676,6 +7002,7 @@
         <w:spacing w:after="0" w:before="0" w:line="240" w:lineRule="auto"/>
       </w:pPr>
       <w:rPr>
+        <w:rFonts w:eastAsia="黑体"/>
         <w:b/>
         <w:bCs/>
         <w:color w:themeColor="background1" w:val="FFFFFF"/>
@@ -6698,6 +7025,7 @@
         <w:spacing w:after="0" w:before="0" w:line="240" w:lineRule="auto"/>
       </w:pPr>
       <w:rPr>
+        <w:rFonts w:eastAsia="黑体"/>
         <w:color w:val="auto"/>
       </w:rPr>
       <w:tblPr/>
@@ -6715,6 +7043,7 @@
     </w:tblStylePr>
     <w:tblStylePr w:type="firstCol">
       <w:rPr>
+        <w:rFonts w:eastAsia="黑体"/>
         <w:b/>
         <w:bCs/>
         <w:color w:themeColor="background1" w:val="FFFFFF"/>
@@ -6734,6 +7063,7 @@
     </w:tblStylePr>
     <w:tblStylePr w:type="lastCol">
       <w:rPr>
+        <w:rFonts w:eastAsia="黑体"/>
         <w:b/>
         <w:bCs/>
         <w:color w:themeColor="background1" w:val="FFFFFF"/>
@@ -6782,6 +7112,7 @@
     </w:tblStylePr>
     <w:tblStylePr w:type="nwCell">
       <w:rPr>
+        <w:rFonts w:eastAsia="黑体"/>
         <w:color w:themeColor="background1" w:val="FFFFFF"/>
       </w:rPr>
       <w:tblPr/>
@@ -6825,6 +7156,7 @@
         <w:spacing w:after="0" w:before="0" w:line="240" w:lineRule="auto"/>
       </w:pPr>
       <w:rPr>
+        <w:rFonts w:eastAsia="黑体"/>
         <w:b/>
         <w:bCs/>
         <w:color w:themeColor="background1" w:val="FFFFFF"/>
@@ -6847,6 +7179,7 @@
         <w:spacing w:after="0" w:before="0" w:line="240" w:lineRule="auto"/>
       </w:pPr>
       <w:rPr>
+        <w:rFonts w:eastAsia="黑体"/>
         <w:color w:val="auto"/>
       </w:rPr>
       <w:tblPr/>
@@ -6864,6 +7197,7 @@
     </w:tblStylePr>
     <w:tblStylePr w:type="firstCol">
       <w:rPr>
+        <w:rFonts w:eastAsia="黑体"/>
         <w:b/>
         <w:bCs/>
         <w:color w:themeColor="background1" w:val="FFFFFF"/>
@@ -6883,6 +7217,7 @@
     </w:tblStylePr>
     <w:tblStylePr w:type="lastCol">
       <w:rPr>
+        <w:rFonts w:eastAsia="黑体"/>
         <w:b/>
         <w:bCs/>
         <w:color w:themeColor="background1" w:val="FFFFFF"/>
@@ -6931,6 +7266,7 @@
     </w:tblStylePr>
     <w:tblStylePr w:type="nwCell">
       <w:rPr>
+        <w:rFonts w:eastAsia="黑体"/>
         <w:color w:themeColor="background1" w:val="FFFFFF"/>
       </w:rPr>
       <w:tblPr/>
@@ -6974,6 +7310,7 @@
         <w:spacing w:after="0" w:before="0" w:line="240" w:lineRule="auto"/>
       </w:pPr>
       <w:rPr>
+        <w:rFonts w:eastAsia="黑体"/>
         <w:b/>
         <w:bCs/>
         <w:color w:themeColor="background1" w:val="FFFFFF"/>
@@ -6996,6 +7333,7 @@
         <w:spacing w:after="0" w:before="0" w:line="240" w:lineRule="auto"/>
       </w:pPr>
       <w:rPr>
+        <w:rFonts w:eastAsia="黑体"/>
         <w:color w:val="auto"/>
       </w:rPr>
       <w:tblPr/>
@@ -7013,6 +7351,7 @@
     </w:tblStylePr>
     <w:tblStylePr w:type="firstCol">
       <w:rPr>
+        <w:rFonts w:eastAsia="黑体"/>
         <w:b/>
         <w:bCs/>
         <w:color w:themeColor="background1" w:val="FFFFFF"/>
@@ -7032,6 +7371,7 @@
     </w:tblStylePr>
     <w:tblStylePr w:type="lastCol">
       <w:rPr>
+        <w:rFonts w:eastAsia="黑体"/>
         <w:b/>
         <w:bCs/>
         <w:color w:themeColor="background1" w:val="FFFFFF"/>
@@ -7080,6 +7420,7 @@
     </w:tblStylePr>
     <w:tblStylePr w:type="nwCell">
       <w:rPr>
+        <w:rFonts w:eastAsia="黑体"/>
         <w:color w:themeColor="background1" w:val="FFFFFF"/>
       </w:rPr>
       <w:tblPr/>
@@ -7123,6 +7464,7 @@
         <w:spacing w:after="0" w:before="0" w:line="240" w:lineRule="auto"/>
       </w:pPr>
       <w:rPr>
+        <w:rFonts w:eastAsia="黑体"/>
         <w:b/>
         <w:bCs/>
         <w:color w:themeColor="background1" w:val="FFFFFF"/>
@@ -7145,6 +7487,7 @@
         <w:spacing w:after="0" w:before="0" w:line="240" w:lineRule="auto"/>
       </w:pPr>
       <w:rPr>
+        <w:rFonts w:eastAsia="黑体"/>
         <w:color w:val="auto"/>
       </w:rPr>
       <w:tblPr/>
@@ -7162,6 +7505,7 @@
     </w:tblStylePr>
     <w:tblStylePr w:type="firstCol">
       <w:rPr>
+        <w:rFonts w:eastAsia="黑体"/>
         <w:b/>
         <w:bCs/>
         <w:color w:themeColor="background1" w:val="FFFFFF"/>
@@ -7181,6 +7525,7 @@
     </w:tblStylePr>
     <w:tblStylePr w:type="lastCol">
       <w:rPr>
+        <w:rFonts w:eastAsia="黑体"/>
         <w:b/>
         <w:bCs/>
         <w:color w:themeColor="background1" w:val="FFFFFF"/>
@@ -7229,6 +7574,7 @@
     </w:tblStylePr>
     <w:tblStylePr w:type="nwCell">
       <w:rPr>
+        <w:rFonts w:eastAsia="黑体"/>
         <w:color w:themeColor="background1" w:val="FFFFFF"/>
       </w:rPr>
       <w:tblPr/>
@@ -7272,6 +7618,7 @@
         <w:spacing w:after="0" w:before="0" w:line="240" w:lineRule="auto"/>
       </w:pPr>
       <w:rPr>
+        <w:rFonts w:eastAsia="黑体"/>
         <w:b/>
         <w:bCs/>
         <w:color w:themeColor="background1" w:val="FFFFFF"/>
@@ -7294,6 +7641,7 @@
         <w:spacing w:after="0" w:before="0" w:line="240" w:lineRule="auto"/>
       </w:pPr>
       <w:rPr>
+        <w:rFonts w:eastAsia="黑体"/>
         <w:color w:val="auto"/>
       </w:rPr>
       <w:tblPr/>
@@ -7311,6 +7659,7 @@
     </w:tblStylePr>
     <w:tblStylePr w:type="firstCol">
       <w:rPr>
+        <w:rFonts w:eastAsia="黑体"/>
         <w:b/>
         <w:bCs/>
         <w:color w:themeColor="background1" w:val="FFFFFF"/>
@@ -7330,6 +7679,7 @@
     </w:tblStylePr>
     <w:tblStylePr w:type="lastCol">
       <w:rPr>
+        <w:rFonts w:eastAsia="黑体"/>
         <w:b/>
         <w:bCs/>
         <w:color w:themeColor="background1" w:val="FFFFFF"/>
@@ -7378,6 +7728,7 @@
     </w:tblStylePr>
     <w:tblStylePr w:type="nwCell">
       <w:rPr>
+        <w:rFonts w:eastAsia="黑体"/>
         <w:color w:themeColor="background1" w:val="FFFFFF"/>
       </w:rPr>
       <w:tblPr/>
@@ -7421,6 +7772,7 @@
         <w:spacing w:after="0" w:before="0" w:line="240" w:lineRule="auto"/>
       </w:pPr>
       <w:rPr>
+        <w:rFonts w:eastAsia="黑体"/>
         <w:b/>
         <w:bCs/>
         <w:color w:themeColor="background1" w:val="FFFFFF"/>
@@ -7443,6 +7795,7 @@
         <w:spacing w:after="0" w:before="0" w:line="240" w:lineRule="auto"/>
       </w:pPr>
       <w:rPr>
+        <w:rFonts w:eastAsia="黑体"/>
         <w:color w:val="auto"/>
       </w:rPr>
       <w:tblPr/>
@@ -7460,6 +7813,7 @@
     </w:tblStylePr>
     <w:tblStylePr w:type="firstCol">
       <w:rPr>
+        <w:rFonts w:eastAsia="黑体"/>
         <w:b/>
         <w:bCs/>
         <w:color w:themeColor="background1" w:val="FFFFFF"/>
@@ -7479,6 +7833,7 @@
     </w:tblStylePr>
     <w:tblStylePr w:type="lastCol">
       <w:rPr>
+        <w:rFonts w:eastAsia="黑体"/>
         <w:b/>
         <w:bCs/>
         <w:color w:themeColor="background1" w:val="FFFFFF"/>
@@ -7527,6 +7882,7 @@
     </w:tblStylePr>
     <w:tblStylePr w:type="nwCell">
       <w:rPr>
+        <w:rFonts w:eastAsia="黑体"/>
         <w:color w:themeColor="background1" w:val="FFFFFF"/>
       </w:rPr>
       <w:tblPr/>
@@ -7570,6 +7926,7 @@
         <w:spacing w:after="0" w:before="0" w:line="240" w:lineRule="auto"/>
       </w:pPr>
       <w:rPr>
+        <w:rFonts w:eastAsia="黑体"/>
         <w:b/>
         <w:bCs/>
         <w:color w:themeColor="background1" w:val="FFFFFF"/>
@@ -7592,6 +7949,7 @@
         <w:spacing w:after="0" w:before="0" w:line="240" w:lineRule="auto"/>
       </w:pPr>
       <w:rPr>
+        <w:rFonts w:eastAsia="黑体"/>
         <w:color w:val="auto"/>
       </w:rPr>
       <w:tblPr/>
@@ -7609,6 +7967,7 @@
     </w:tblStylePr>
     <w:tblStylePr w:type="firstCol">
       <w:rPr>
+        <w:rFonts w:eastAsia="黑体"/>
         <w:b/>
         <w:bCs/>
         <w:color w:themeColor="background1" w:val="FFFFFF"/>
@@ -7628,6 +7987,7 @@
     </w:tblStylePr>
     <w:tblStylePr w:type="lastCol">
       <w:rPr>
+        <w:rFonts w:eastAsia="黑体"/>
         <w:b/>
         <w:bCs/>
         <w:color w:themeColor="background1" w:val="FFFFFF"/>
@@ -7676,6 +8036,7 @@
     </w:tblStylePr>
     <w:tblStylePr w:type="nwCell">
       <w:rPr>
+        <w:rFonts w:eastAsia="黑体"/>
         <w:color w:themeColor="background1" w:val="FFFFFF"/>
       </w:rPr>
       <w:tblPr/>
@@ -7700,6 +8061,7 @@
       <w:spacing w:after="0" w:line="240" w:lineRule="auto"/>
     </w:pPr>
     <w:rPr>
+      <w:rFonts w:eastAsia="黑体"/>
       <w:color w:themeColor="text1" w:val="000000"/>
     </w:rPr>
     <w:tblPr>
@@ -7719,7 +8081,7 @@
     </w:tblPr>
     <w:tblStylePr w:type="firstRow">
       <w:rPr>
-        <w:rFonts w:asciiTheme="majorHAnsi" w:cstheme="majorBidi" w:eastAsiaTheme="majorEastAsia" w:hAnsiTheme="majorHAnsi"/>
+        <w:rFonts w:asciiTheme="majorHAnsi" w:cstheme="majorBidi" w:hAnsiTheme="majorHAnsi" w:eastAsia="黑体"/>
       </w:rPr>
       <w:tblPr/>
       <w:tcPr>
@@ -7731,6 +8093,7 @@
     </w:tblStylePr>
     <w:tblStylePr w:type="lastRow">
       <w:rPr>
+        <w:rFonts w:eastAsia="黑体"/>
         <w:b/>
         <w:bCs/>
         <w:color w:themeColor="text2" w:val="1F497D"/>
@@ -7745,12 +8108,14 @@
     </w:tblStylePr>
     <w:tblStylePr w:type="firstCol">
       <w:rPr>
+        <w:rFonts w:eastAsia="黑体"/>
         <w:b/>
         <w:bCs/>
       </w:rPr>
     </w:tblStylePr>
     <w:tblStylePr w:type="lastCol">
       <w:rPr>
+        <w:rFonts w:eastAsia="黑体"/>
         <w:b/>
         <w:bCs/>
       </w:rPr>
@@ -7784,6 +8149,7 @@
       <w:spacing w:after="0" w:line="240" w:lineRule="auto"/>
     </w:pPr>
     <w:rPr>
+      <w:rFonts w:eastAsia="黑体"/>
       <w:color w:themeColor="text1" w:val="000000"/>
     </w:rPr>
     <w:tblPr>
@@ -7803,7 +8169,7 @@
     </w:tblPr>
     <w:tblStylePr w:type="firstRow">
       <w:rPr>
-        <w:rFonts w:asciiTheme="majorHAnsi" w:cstheme="majorBidi" w:eastAsiaTheme="majorEastAsia" w:hAnsiTheme="majorHAnsi"/>
+        <w:rFonts w:asciiTheme="majorHAnsi" w:cstheme="majorBidi" w:hAnsiTheme="majorHAnsi" w:eastAsia="黑体"/>
       </w:rPr>
       <w:tblPr/>
       <w:tcPr>
@@ -7815,6 +8181,7 @@
     </w:tblStylePr>
     <w:tblStylePr w:type="lastRow">
       <w:rPr>
+        <w:rFonts w:eastAsia="黑体"/>
         <w:b/>
         <w:bCs/>
         <w:color w:themeColor="text2" w:val="1F497D"/>
@@ -7829,12 +8196,14 @@
     </w:tblStylePr>
     <w:tblStylePr w:type="firstCol">
       <w:rPr>
+        <w:rFonts w:eastAsia="黑体"/>
         <w:b/>
         <w:bCs/>
       </w:rPr>
     </w:tblStylePr>
     <w:tblStylePr w:type="lastCol">
       <w:rPr>
+        <w:rFonts w:eastAsia="黑体"/>
         <w:b/>
         <w:bCs/>
       </w:rPr>
@@ -7868,6 +8237,7 @@
       <w:spacing w:after="0" w:line="240" w:lineRule="auto"/>
     </w:pPr>
     <w:rPr>
+      <w:rFonts w:eastAsia="黑体"/>
       <w:color w:themeColor="text1" w:val="000000"/>
     </w:rPr>
     <w:tblPr>
@@ -7887,7 +8257,7 @@
     </w:tblPr>
     <w:tblStylePr w:type="firstRow">
       <w:rPr>
-        <w:rFonts w:asciiTheme="majorHAnsi" w:cstheme="majorBidi" w:eastAsiaTheme="majorEastAsia" w:hAnsiTheme="majorHAnsi"/>
+        <w:rFonts w:asciiTheme="majorHAnsi" w:cstheme="majorBidi" w:hAnsiTheme="majorHAnsi" w:eastAsia="黑体"/>
       </w:rPr>
       <w:tblPr/>
       <w:tcPr>
@@ -7899,6 +8269,7 @@
     </w:tblStylePr>
     <w:tblStylePr w:type="lastRow">
       <w:rPr>
+        <w:rFonts w:eastAsia="黑体"/>
         <w:b/>
         <w:bCs/>
         <w:color w:themeColor="text2" w:val="1F497D"/>
@@ -7913,12 +8284,14 @@
     </w:tblStylePr>
     <w:tblStylePr w:type="firstCol">
       <w:rPr>
+        <w:rFonts w:eastAsia="黑体"/>
         <w:b/>
         <w:bCs/>
       </w:rPr>
     </w:tblStylePr>
     <w:tblStylePr w:type="lastCol">
       <w:rPr>
+        <w:rFonts w:eastAsia="黑体"/>
         <w:b/>
         <w:bCs/>
       </w:rPr>
@@ -7952,6 +8325,7 @@
       <w:spacing w:after="0" w:line="240" w:lineRule="auto"/>
     </w:pPr>
     <w:rPr>
+      <w:rFonts w:eastAsia="黑体"/>
       <w:color w:themeColor="text1" w:val="000000"/>
     </w:rPr>
     <w:tblPr>
@@ -7971,7 +8345,7 @@
     </w:tblPr>
     <w:tblStylePr w:type="firstRow">
       <w:rPr>
-        <w:rFonts w:asciiTheme="majorHAnsi" w:cstheme="majorBidi" w:eastAsiaTheme="majorEastAsia" w:hAnsiTheme="majorHAnsi"/>
+        <w:rFonts w:asciiTheme="majorHAnsi" w:cstheme="majorBidi" w:hAnsiTheme="majorHAnsi" w:eastAsia="黑体"/>
       </w:rPr>
       <w:tblPr/>
       <w:tcPr>
@@ -7983,6 +8357,7 @@
     </w:tblStylePr>
     <w:tblStylePr w:type="lastRow">
       <w:rPr>
+        <w:rFonts w:eastAsia="黑体"/>
         <w:b/>
         <w:bCs/>
         <w:color w:themeColor="text2" w:val="1F497D"/>
@@ -7997,12 +8372,14 @@
     </w:tblStylePr>
     <w:tblStylePr w:type="firstCol">
       <w:rPr>
+        <w:rFonts w:eastAsia="黑体"/>
         <w:b/>
         <w:bCs/>
       </w:rPr>
     </w:tblStylePr>
     <w:tblStylePr w:type="lastCol">
       <w:rPr>
+        <w:rFonts w:eastAsia="黑体"/>
         <w:b/>
         <w:bCs/>
       </w:rPr>
@@ -8036,6 +8413,7 @@
       <w:spacing w:after="0" w:line="240" w:lineRule="auto"/>
     </w:pPr>
     <w:rPr>
+      <w:rFonts w:eastAsia="黑体"/>
       <w:color w:themeColor="text1" w:val="000000"/>
     </w:rPr>
     <w:tblPr>
@@ -8055,7 +8433,7 @@
     </w:tblPr>
     <w:tblStylePr w:type="firstRow">
       <w:rPr>
-        <w:rFonts w:asciiTheme="majorHAnsi" w:cstheme="majorBidi" w:eastAsiaTheme="majorEastAsia" w:hAnsiTheme="majorHAnsi"/>
+        <w:rFonts w:asciiTheme="majorHAnsi" w:cstheme="majorBidi" w:hAnsiTheme="majorHAnsi" w:eastAsia="黑体"/>
       </w:rPr>
       <w:tblPr/>
       <w:tcPr>
@@ -8067,6 +8445,7 @@
     </w:tblStylePr>
     <w:tblStylePr w:type="lastRow">
       <w:rPr>
+        <w:rFonts w:eastAsia="黑体"/>
         <w:b/>
         <w:bCs/>
         <w:color w:themeColor="text2" w:val="1F497D"/>
@@ -8081,12 +8460,14 @@
     </w:tblStylePr>
     <w:tblStylePr w:type="firstCol">
       <w:rPr>
+        <w:rFonts w:eastAsia="黑体"/>
         <w:b/>
         <w:bCs/>
       </w:rPr>
     </w:tblStylePr>
     <w:tblStylePr w:type="lastCol">
       <w:rPr>
+        <w:rFonts w:eastAsia="黑体"/>
         <w:b/>
         <w:bCs/>
       </w:rPr>
@@ -8120,6 +8501,7 @@
       <w:spacing w:after="0" w:line="240" w:lineRule="auto"/>
     </w:pPr>
     <w:rPr>
+      <w:rFonts w:eastAsia="黑体"/>
       <w:color w:themeColor="text1" w:val="000000"/>
     </w:rPr>
     <w:tblPr>
@@ -8139,7 +8521,7 @@
     </w:tblPr>
     <w:tblStylePr w:type="firstRow">
       <w:rPr>
-        <w:rFonts w:asciiTheme="majorHAnsi" w:cstheme="majorBidi" w:eastAsiaTheme="majorEastAsia" w:hAnsiTheme="majorHAnsi"/>
+        <w:rFonts w:asciiTheme="majorHAnsi" w:cstheme="majorBidi" w:hAnsiTheme="majorHAnsi" w:eastAsia="黑体"/>
       </w:rPr>
       <w:tblPr/>
       <w:tcPr>
@@ -8151,6 +8533,7 @@
     </w:tblStylePr>
     <w:tblStylePr w:type="lastRow">
       <w:rPr>
+        <w:rFonts w:eastAsia="黑体"/>
         <w:b/>
         <w:bCs/>
         <w:color w:themeColor="text2" w:val="1F497D"/>
@@ -8165,12 +8548,14 @@
     </w:tblStylePr>
     <w:tblStylePr w:type="firstCol">
       <w:rPr>
+        <w:rFonts w:eastAsia="黑体"/>
         <w:b/>
         <w:bCs/>
       </w:rPr>
     </w:tblStylePr>
     <w:tblStylePr w:type="lastCol">
       <w:rPr>
+        <w:rFonts w:eastAsia="黑体"/>
         <w:b/>
         <w:bCs/>
       </w:rPr>
@@ -8204,6 +8589,7 @@
       <w:spacing w:after="0" w:line="240" w:lineRule="auto"/>
     </w:pPr>
     <w:rPr>
+      <w:rFonts w:eastAsia="黑体"/>
       <w:color w:themeColor="text1" w:val="000000"/>
     </w:rPr>
     <w:tblPr>
@@ -8223,7 +8609,7 @@
     </w:tblPr>
     <w:tblStylePr w:type="firstRow">
       <w:rPr>
-        <w:rFonts w:asciiTheme="majorHAnsi" w:cstheme="majorBidi" w:eastAsiaTheme="majorEastAsia" w:hAnsiTheme="majorHAnsi"/>
+        <w:rFonts w:asciiTheme="majorHAnsi" w:cstheme="majorBidi" w:hAnsiTheme="majorHAnsi" w:eastAsia="黑体"/>
       </w:rPr>
       <w:tblPr/>
       <w:tcPr>
@@ -8235,6 +8621,7 @@
     </w:tblStylePr>
     <w:tblStylePr w:type="lastRow">
       <w:rPr>
+        <w:rFonts w:eastAsia="黑体"/>
         <w:b/>
         <w:bCs/>
         <w:color w:themeColor="text2" w:val="1F497D"/>
@@ -8249,12 +8636,14 @@
     </w:tblStylePr>
     <w:tblStylePr w:type="firstCol">
       <w:rPr>
+        <w:rFonts w:eastAsia="黑体"/>
         <w:b/>
         <w:bCs/>
       </w:rPr>
     </w:tblStylePr>
     <w:tblStylePr w:type="lastCol">
       <w:rPr>
+        <w:rFonts w:eastAsia="黑体"/>
         <w:b/>
         <w:bCs/>
       </w:rPr>
@@ -8288,7 +8677,7 @@
       <w:spacing w:after="0" w:line="240" w:lineRule="auto"/>
     </w:pPr>
     <w:rPr>
-      <w:rFonts w:asciiTheme="majorHAnsi" w:cstheme="majorBidi" w:eastAsiaTheme="majorEastAsia" w:hAnsiTheme="majorHAnsi"/>
+      <w:rFonts w:asciiTheme="majorHAnsi" w:cstheme="majorBidi" w:hAnsiTheme="majorHAnsi" w:eastAsia="黑体"/>
       <w:color w:themeColor="text1" w:val="000000"/>
     </w:rPr>
     <w:tblPr>
@@ -8310,6 +8699,7 @@
     </w:tblPr>
     <w:tblStylePr w:type="firstRow">
       <w:rPr>
+        <w:rFonts w:eastAsia="黑体"/>
         <w:sz w:val="24"/>
         <w:szCs w:val="24"/>
       </w:rPr>
@@ -8416,7 +8806,7 @@
       <w:spacing w:after="0" w:line="240" w:lineRule="auto"/>
     </w:pPr>
     <w:rPr>
-      <w:rFonts w:asciiTheme="majorHAnsi" w:cstheme="majorBidi" w:eastAsiaTheme="majorEastAsia" w:hAnsiTheme="majorHAnsi"/>
+      <w:rFonts w:asciiTheme="majorHAnsi" w:cstheme="majorBidi" w:hAnsiTheme="majorHAnsi" w:eastAsia="黑体"/>
       <w:color w:themeColor="text1" w:val="000000"/>
     </w:rPr>
     <w:tblPr>
@@ -8438,6 +8828,7 @@
     </w:tblPr>
     <w:tblStylePr w:type="firstRow">
       <w:rPr>
+        <w:rFonts w:eastAsia="黑体"/>
         <w:sz w:val="24"/>
         <w:szCs w:val="24"/>
       </w:rPr>
@@ -8544,7 +8935,7 @@
       <w:spacing w:after="0" w:line="240" w:lineRule="auto"/>
     </w:pPr>
     <w:rPr>
-      <w:rFonts w:asciiTheme="majorHAnsi" w:cstheme="majorBidi" w:eastAsiaTheme="majorEastAsia" w:hAnsiTheme="majorHAnsi"/>
+      <w:rFonts w:asciiTheme="majorHAnsi" w:cstheme="majorBidi" w:hAnsiTheme="majorHAnsi" w:eastAsia="黑体"/>
       <w:color w:themeColor="text1" w:val="000000"/>
     </w:rPr>
     <w:tblPr>
@@ -8566,6 +8957,7 @@
     </w:tblPr>
     <w:tblStylePr w:type="firstRow">
       <w:rPr>
+        <w:rFonts w:eastAsia="黑体"/>
         <w:sz w:val="24"/>
         <w:szCs w:val="24"/>
       </w:rPr>
@@ -8672,7 +9064,7 @@
       <w:spacing w:after="0" w:line="240" w:lineRule="auto"/>
     </w:pPr>
     <w:rPr>
-      <w:rFonts w:asciiTheme="majorHAnsi" w:cstheme="majorBidi" w:eastAsiaTheme="majorEastAsia" w:hAnsiTheme="majorHAnsi"/>
+      <w:rFonts w:asciiTheme="majorHAnsi" w:cstheme="majorBidi" w:hAnsiTheme="majorHAnsi" w:eastAsia="黑体"/>
       <w:color w:themeColor="text1" w:val="000000"/>
     </w:rPr>
     <w:tblPr>
@@ -8694,6 +9086,7 @@
     </w:tblPr>
     <w:tblStylePr w:type="firstRow">
       <w:rPr>
+        <w:rFonts w:eastAsia="黑体"/>
         <w:sz w:val="24"/>
         <w:szCs w:val="24"/>
       </w:rPr>
@@ -8800,7 +9193,7 @@
       <w:spacing w:after="0" w:line="240" w:lineRule="auto"/>
     </w:pPr>
     <w:rPr>
-      <w:rFonts w:asciiTheme="majorHAnsi" w:cstheme="majorBidi" w:eastAsiaTheme="majorEastAsia" w:hAnsiTheme="majorHAnsi"/>
+      <w:rFonts w:asciiTheme="majorHAnsi" w:cstheme="majorBidi" w:hAnsiTheme="majorHAnsi" w:eastAsia="黑体"/>
       <w:color w:themeColor="text1" w:val="000000"/>
     </w:rPr>
     <w:tblPr>
@@ -8822,6 +9215,7 @@
     </w:tblPr>
     <w:tblStylePr w:type="firstRow">
       <w:rPr>
+        <w:rFonts w:eastAsia="黑体"/>
         <w:sz w:val="24"/>
         <w:szCs w:val="24"/>
       </w:rPr>
@@ -8928,7 +9322,7 @@
       <w:spacing w:after="0" w:line="240" w:lineRule="auto"/>
     </w:pPr>
     <w:rPr>
-      <w:rFonts w:asciiTheme="majorHAnsi" w:cstheme="majorBidi" w:eastAsiaTheme="majorEastAsia" w:hAnsiTheme="majorHAnsi"/>
+      <w:rFonts w:asciiTheme="majorHAnsi" w:cstheme="majorBidi" w:hAnsiTheme="majorHAnsi" w:eastAsia="黑体"/>
       <w:color w:themeColor="text1" w:val="000000"/>
     </w:rPr>
     <w:tblPr>
@@ -8950,6 +9344,7 @@
     </w:tblPr>
     <w:tblStylePr w:type="firstRow">
       <w:rPr>
+        <w:rFonts w:eastAsia="黑体"/>
         <w:sz w:val="24"/>
         <w:szCs w:val="24"/>
       </w:rPr>
@@ -9056,7 +9451,7 @@
       <w:spacing w:after="0" w:line="240" w:lineRule="auto"/>
     </w:pPr>
     <w:rPr>
-      <w:rFonts w:asciiTheme="majorHAnsi" w:cstheme="majorBidi" w:eastAsiaTheme="majorEastAsia" w:hAnsiTheme="majorHAnsi"/>
+      <w:rFonts w:asciiTheme="majorHAnsi" w:cstheme="majorBidi" w:hAnsiTheme="majorHAnsi" w:eastAsia="黑体"/>
       <w:color w:themeColor="text1" w:val="000000"/>
     </w:rPr>
     <w:tblPr>
@@ -9078,6 +9473,7 @@
     </w:tblPr>
     <w:tblStylePr w:type="firstRow">
       <w:rPr>
+        <w:rFonts w:eastAsia="黑体"/>
         <w:sz w:val="24"/>
         <w:szCs w:val="24"/>
       </w:rPr>
@@ -9207,12 +9603,14 @@
     </w:tcPr>
     <w:tblStylePr w:type="firstRow">
       <w:rPr>
+        <w:rFonts w:eastAsia="黑体"/>
         <w:b/>
         <w:bCs/>
       </w:rPr>
     </w:tblStylePr>
     <w:tblStylePr w:type="lastRow">
       <w:rPr>
+        <w:rFonts w:eastAsia="黑体"/>
         <w:b/>
         <w:bCs/>
       </w:rPr>
@@ -9225,12 +9623,14 @@
     </w:tblStylePr>
     <w:tblStylePr w:type="firstCol">
       <w:rPr>
+        <w:rFonts w:eastAsia="黑体"/>
         <w:b/>
         <w:bCs/>
       </w:rPr>
     </w:tblStylePr>
     <w:tblStylePr w:type="lastCol">
       <w:rPr>
+        <w:rFonts w:eastAsia="黑体"/>
         <w:b/>
         <w:bCs/>
       </w:rPr>
@@ -9280,12 +9680,14 @@
     </w:tcPr>
     <w:tblStylePr w:type="firstRow">
       <w:rPr>
+        <w:rFonts w:eastAsia="黑体"/>
         <w:b/>
         <w:bCs/>
       </w:rPr>
     </w:tblStylePr>
     <w:tblStylePr w:type="lastRow">
       <w:rPr>
+        <w:rFonts w:eastAsia="黑体"/>
         <w:b/>
         <w:bCs/>
       </w:rPr>
@@ -9298,12 +9700,14 @@
     </w:tblStylePr>
     <w:tblStylePr w:type="firstCol">
       <w:rPr>
+        <w:rFonts w:eastAsia="黑体"/>
         <w:b/>
         <w:bCs/>
       </w:rPr>
     </w:tblStylePr>
     <w:tblStylePr w:type="lastCol">
       <w:rPr>
+        <w:rFonts w:eastAsia="黑体"/>
         <w:b/>
         <w:bCs/>
       </w:rPr>
@@ -9353,12 +9757,14 @@
     </w:tcPr>
     <w:tblStylePr w:type="firstRow">
       <w:rPr>
+        <w:rFonts w:eastAsia="黑体"/>
         <w:b/>
         <w:bCs/>
       </w:rPr>
     </w:tblStylePr>
     <w:tblStylePr w:type="lastRow">
       <w:rPr>
+        <w:rFonts w:eastAsia="黑体"/>
         <w:b/>
         <w:bCs/>
       </w:rPr>
@@ -9371,12 +9777,14 @@
     </w:tblStylePr>
     <w:tblStylePr w:type="firstCol">
       <w:rPr>
+        <w:rFonts w:eastAsia="黑体"/>
         <w:b/>
         <w:bCs/>
       </w:rPr>
     </w:tblStylePr>
     <w:tblStylePr w:type="lastCol">
       <w:rPr>
+        <w:rFonts w:eastAsia="黑体"/>
         <w:b/>
         <w:bCs/>
       </w:rPr>
@@ -9426,12 +9834,14 @@
     </w:tcPr>
     <w:tblStylePr w:type="firstRow">
       <w:rPr>
+        <w:rFonts w:eastAsia="黑体"/>
         <w:b/>
         <w:bCs/>
       </w:rPr>
     </w:tblStylePr>
     <w:tblStylePr w:type="lastRow">
       <w:rPr>
+        <w:rFonts w:eastAsia="黑体"/>
         <w:b/>
         <w:bCs/>
       </w:rPr>
@@ -9444,12 +9854,14 @@
     </w:tblStylePr>
     <w:tblStylePr w:type="firstCol">
       <w:rPr>
+        <w:rFonts w:eastAsia="黑体"/>
         <w:b/>
         <w:bCs/>
       </w:rPr>
     </w:tblStylePr>
     <w:tblStylePr w:type="lastCol">
       <w:rPr>
+        <w:rFonts w:eastAsia="黑体"/>
         <w:b/>
         <w:bCs/>
       </w:rPr>
@@ -9499,12 +9911,14 @@
     </w:tcPr>
     <w:tblStylePr w:type="firstRow">
       <w:rPr>
+        <w:rFonts w:eastAsia="黑体"/>
         <w:b/>
         <w:bCs/>
       </w:rPr>
     </w:tblStylePr>
     <w:tblStylePr w:type="lastRow">
       <w:rPr>
+        <w:rFonts w:eastAsia="黑体"/>
         <w:b/>
         <w:bCs/>
       </w:rPr>
@@ -9517,12 +9931,14 @@
     </w:tblStylePr>
     <w:tblStylePr w:type="firstCol">
       <w:rPr>
+        <w:rFonts w:eastAsia="黑体"/>
         <w:b/>
         <w:bCs/>
       </w:rPr>
     </w:tblStylePr>
     <w:tblStylePr w:type="lastCol">
       <w:rPr>
+        <w:rFonts w:eastAsia="黑体"/>
         <w:b/>
         <w:bCs/>
       </w:rPr>
@@ -9572,12 +9988,14 @@
     </w:tcPr>
     <w:tblStylePr w:type="firstRow">
       <w:rPr>
+        <w:rFonts w:eastAsia="黑体"/>
         <w:b/>
         <w:bCs/>
       </w:rPr>
     </w:tblStylePr>
     <w:tblStylePr w:type="lastRow">
       <w:rPr>
+        <w:rFonts w:eastAsia="黑体"/>
         <w:b/>
         <w:bCs/>
       </w:rPr>
@@ -9590,12 +10008,14 @@
     </w:tblStylePr>
     <w:tblStylePr w:type="firstCol">
       <w:rPr>
+        <w:rFonts w:eastAsia="黑体"/>
         <w:b/>
         <w:bCs/>
       </w:rPr>
     </w:tblStylePr>
     <w:tblStylePr w:type="lastCol">
       <w:rPr>
+        <w:rFonts w:eastAsia="黑体"/>
         <w:b/>
         <w:bCs/>
       </w:rPr>
@@ -9645,12 +10065,14 @@
     </w:tcPr>
     <w:tblStylePr w:type="firstRow">
       <w:rPr>
+        <w:rFonts w:eastAsia="黑体"/>
         <w:b/>
         <w:bCs/>
       </w:rPr>
     </w:tblStylePr>
     <w:tblStylePr w:type="lastRow">
       <w:rPr>
+        <w:rFonts w:eastAsia="黑体"/>
         <w:b/>
         <w:bCs/>
       </w:rPr>
@@ -9663,12 +10085,14 @@
     </w:tblStylePr>
     <w:tblStylePr w:type="firstCol">
       <w:rPr>
+        <w:rFonts w:eastAsia="黑体"/>
         <w:b/>
         <w:bCs/>
       </w:rPr>
     </w:tblStylePr>
     <w:tblStylePr w:type="lastCol">
       <w:rPr>
+        <w:rFonts w:eastAsia="黑体"/>
         <w:b/>
         <w:bCs/>
       </w:rPr>
@@ -9695,7 +10119,7 @@
       <w:spacing w:after="0" w:line="240" w:lineRule="auto"/>
     </w:pPr>
     <w:rPr>
-      <w:rFonts w:asciiTheme="majorHAnsi" w:cstheme="majorBidi" w:eastAsiaTheme="majorEastAsia" w:hAnsiTheme="majorHAnsi"/>
+      <w:rFonts w:asciiTheme="majorHAnsi" w:cstheme="majorBidi" w:hAnsiTheme="majorHAnsi" w:eastAsia="黑体"/>
       <w:color w:themeColor="text1" w:val="000000"/>
     </w:rPr>
     <w:tblPr>
@@ -9722,6 +10146,7 @@
     </w:tcPr>
     <w:tblStylePr w:type="firstRow">
       <w:rPr>
+        <w:rFonts w:eastAsia="黑体"/>
         <w:b/>
         <w:bCs/>
         <w:color w:themeColor="text1" w:val="000000"/>
@@ -9733,6 +10158,7 @@
     </w:tblStylePr>
     <w:tblStylePr w:type="lastRow">
       <w:rPr>
+        <w:rFonts w:eastAsia="黑体"/>
         <w:b/>
         <w:bCs/>
         <w:color w:themeColor="text1" w:val="000000"/>
@@ -9752,6 +10178,7 @@
     </w:tblStylePr>
     <w:tblStylePr w:type="firstCol">
       <w:rPr>
+        <w:rFonts w:eastAsia="黑体"/>
         <w:b/>
         <w:bCs/>
         <w:color w:themeColor="text1" w:val="000000"/>
@@ -9771,6 +10198,7 @@
     </w:tblStylePr>
     <w:tblStylePr w:type="lastCol">
       <w:rPr>
+        <w:rFonts w:eastAsia="黑体"/>
         <w:b w:val="0"/>
         <w:bCs w:val="0"/>
         <w:color w:themeColor="text1" w:val="000000"/>
@@ -9820,7 +10248,7 @@
       <w:spacing w:after="0" w:line="240" w:lineRule="auto"/>
     </w:pPr>
     <w:rPr>
-      <w:rFonts w:asciiTheme="majorHAnsi" w:cstheme="majorBidi" w:eastAsiaTheme="majorEastAsia" w:hAnsiTheme="majorHAnsi"/>
+      <w:rFonts w:asciiTheme="majorHAnsi" w:cstheme="majorBidi" w:hAnsiTheme="majorHAnsi" w:eastAsia="黑体"/>
       <w:color w:themeColor="text1" w:val="000000"/>
     </w:rPr>
     <w:tblPr>
@@ -9847,6 +10275,7 @@
     </w:tcPr>
     <w:tblStylePr w:type="firstRow">
       <w:rPr>
+        <w:rFonts w:eastAsia="黑体"/>
         <w:b/>
         <w:bCs/>
         <w:color w:themeColor="text1" w:val="000000"/>
@@ -9858,6 +10287,7 @@
     </w:tblStylePr>
     <w:tblStylePr w:type="lastRow">
       <w:rPr>
+        <w:rFonts w:eastAsia="黑体"/>
         <w:b/>
         <w:bCs/>
         <w:color w:themeColor="text1" w:val="000000"/>
@@ -9877,6 +10307,7 @@
     </w:tblStylePr>
     <w:tblStylePr w:type="firstCol">
       <w:rPr>
+        <w:rFonts w:eastAsia="黑体"/>
         <w:b/>
         <w:bCs/>
         <w:color w:themeColor="text1" w:val="000000"/>
@@ -9896,6 +10327,7 @@
     </w:tblStylePr>
     <w:tblStylePr w:type="lastCol">
       <w:rPr>
+        <w:rFonts w:eastAsia="黑体"/>
         <w:b w:val="0"/>
         <w:bCs w:val="0"/>
         <w:color w:themeColor="text1" w:val="000000"/>
@@ -9945,7 +10377,7 @@
       <w:spacing w:after="0" w:line="240" w:lineRule="auto"/>
     </w:pPr>
     <w:rPr>
-      <w:rFonts w:asciiTheme="majorHAnsi" w:cstheme="majorBidi" w:eastAsiaTheme="majorEastAsia" w:hAnsiTheme="majorHAnsi"/>
+      <w:rFonts w:asciiTheme="majorHAnsi" w:cstheme="majorBidi" w:hAnsiTheme="majorHAnsi" w:eastAsia="黑体"/>
       <w:color w:themeColor="text1" w:val="000000"/>
     </w:rPr>
     <w:tblPr>
@@ -9972,6 +10404,7 @@
     </w:tcPr>
     <w:tblStylePr w:type="firstRow">
       <w:rPr>
+        <w:rFonts w:eastAsia="黑体"/>
         <w:b/>
         <w:bCs/>
         <w:color w:themeColor="text1" w:val="000000"/>
@@ -9983,6 +10416,7 @@
     </w:tblStylePr>
     <w:tblStylePr w:type="lastRow">
       <w:rPr>
+        <w:rFonts w:eastAsia="黑体"/>
         <w:b/>
         <w:bCs/>
         <w:color w:themeColor="text1" w:val="000000"/>
@@ -10002,6 +10436,7 @@
     </w:tblStylePr>
     <w:tblStylePr w:type="firstCol">
       <w:rPr>
+        <w:rFonts w:eastAsia="黑体"/>
         <w:b/>
         <w:bCs/>
         <w:color w:themeColor="text1" w:val="000000"/>
@@ -10021,6 +10456,7 @@
     </w:tblStylePr>
     <w:tblStylePr w:type="lastCol">
       <w:rPr>
+        <w:rFonts w:eastAsia="黑体"/>
         <w:b w:val="0"/>
         <w:bCs w:val="0"/>
         <w:color w:themeColor="text1" w:val="000000"/>
@@ -10070,7 +10506,7 @@
       <w:spacing w:after="0" w:line="240" w:lineRule="auto"/>
     </w:pPr>
     <w:rPr>
-      <w:rFonts w:asciiTheme="majorHAnsi" w:cstheme="majorBidi" w:eastAsiaTheme="majorEastAsia" w:hAnsiTheme="majorHAnsi"/>
+      <w:rFonts w:asciiTheme="majorHAnsi" w:cstheme="majorBidi" w:hAnsiTheme="majorHAnsi" w:eastAsia="黑体"/>
       <w:color w:themeColor="text1" w:val="000000"/>
     </w:rPr>
     <w:tblPr>
@@ -10097,6 +10533,7 @@
     </w:tcPr>
     <w:tblStylePr w:type="firstRow">
       <w:rPr>
+        <w:rFonts w:eastAsia="黑体"/>
         <w:b/>
         <w:bCs/>
         <w:color w:themeColor="text1" w:val="000000"/>
@@ -10108,6 +10545,7 @@
     </w:tblStylePr>
     <w:tblStylePr w:type="lastRow">
       <w:rPr>
+        <w:rFonts w:eastAsia="黑体"/>
         <w:b/>
         <w:bCs/>
         <w:color w:themeColor="text1" w:val="000000"/>
@@ -10127,6 +10565,7 @@
     </w:tblStylePr>
     <w:tblStylePr w:type="firstCol">
       <w:rPr>
+        <w:rFonts w:eastAsia="黑体"/>
         <w:b/>
         <w:bCs/>
         <w:color w:themeColor="text1" w:val="000000"/>
@@ -10146,6 +10585,7 @@
     </w:tblStylePr>
     <w:tblStylePr w:type="lastCol">
       <w:rPr>
+        <w:rFonts w:eastAsia="黑体"/>
         <w:b w:val="0"/>
         <w:bCs w:val="0"/>
         <w:color w:themeColor="text1" w:val="000000"/>
@@ -10195,7 +10635,7 @@
       <w:spacing w:after="0" w:line="240" w:lineRule="auto"/>
     </w:pPr>
     <w:rPr>
-      <w:rFonts w:asciiTheme="majorHAnsi" w:cstheme="majorBidi" w:eastAsiaTheme="majorEastAsia" w:hAnsiTheme="majorHAnsi"/>
+      <w:rFonts w:asciiTheme="majorHAnsi" w:cstheme="majorBidi" w:hAnsiTheme="majorHAnsi" w:eastAsia="黑体"/>
       <w:color w:themeColor="text1" w:val="000000"/>
     </w:rPr>
     <w:tblPr>
@@ -10222,6 +10662,7 @@
     </w:tcPr>
     <w:tblStylePr w:type="firstRow">
       <w:rPr>
+        <w:rFonts w:eastAsia="黑体"/>
         <w:b/>
         <w:bCs/>
         <w:color w:themeColor="text1" w:val="000000"/>
@@ -10233,6 +10674,7 @@
     </w:tblStylePr>
     <w:tblStylePr w:type="lastRow">
       <w:rPr>
+        <w:rFonts w:eastAsia="黑体"/>
         <w:b/>
         <w:bCs/>
         <w:color w:themeColor="text1" w:val="000000"/>
@@ -10252,6 +10694,7 @@
     </w:tblStylePr>
     <w:tblStylePr w:type="firstCol">
       <w:rPr>
+        <w:rFonts w:eastAsia="黑体"/>
         <w:b/>
         <w:bCs/>
         <w:color w:themeColor="text1" w:val="000000"/>
@@ -10271,6 +10714,7 @@
     </w:tblStylePr>
     <w:tblStylePr w:type="lastCol">
       <w:rPr>
+        <w:rFonts w:eastAsia="黑体"/>
         <w:b w:val="0"/>
         <w:bCs w:val="0"/>
         <w:color w:themeColor="text1" w:val="000000"/>
@@ -10320,7 +10764,7 @@
       <w:spacing w:after="0" w:line="240" w:lineRule="auto"/>
     </w:pPr>
     <w:rPr>
-      <w:rFonts w:asciiTheme="majorHAnsi" w:cstheme="majorBidi" w:eastAsiaTheme="majorEastAsia" w:hAnsiTheme="majorHAnsi"/>
+      <w:rFonts w:asciiTheme="majorHAnsi" w:cstheme="majorBidi" w:hAnsiTheme="majorHAnsi" w:eastAsia="黑体"/>
       <w:color w:themeColor="text1" w:val="000000"/>
     </w:rPr>
     <w:tblPr>
@@ -10347,6 +10791,7 @@
     </w:tcPr>
     <w:tblStylePr w:type="firstRow">
       <w:rPr>
+        <w:rFonts w:eastAsia="黑体"/>
         <w:b/>
         <w:bCs/>
         <w:color w:themeColor="text1" w:val="000000"/>
@@ -10358,6 +10803,7 @@
     </w:tblStylePr>
     <w:tblStylePr w:type="lastRow">
       <w:rPr>
+        <w:rFonts w:eastAsia="黑体"/>
         <w:b/>
         <w:bCs/>
         <w:color w:themeColor="text1" w:val="000000"/>
@@ -10377,6 +10823,7 @@
     </w:tblStylePr>
     <w:tblStylePr w:type="firstCol">
       <w:rPr>
+        <w:rFonts w:eastAsia="黑体"/>
         <w:b/>
         <w:bCs/>
         <w:color w:themeColor="text1" w:val="000000"/>
@@ -10396,6 +10843,7 @@
     </w:tblStylePr>
     <w:tblStylePr w:type="lastCol">
       <w:rPr>
+        <w:rFonts w:eastAsia="黑体"/>
         <w:b w:val="0"/>
         <w:bCs w:val="0"/>
         <w:color w:themeColor="text1" w:val="000000"/>
@@ -10445,7 +10893,7 @@
       <w:spacing w:after="0" w:line="240" w:lineRule="auto"/>
     </w:pPr>
     <w:rPr>
-      <w:rFonts w:asciiTheme="majorHAnsi" w:cstheme="majorBidi" w:eastAsiaTheme="majorEastAsia" w:hAnsiTheme="majorHAnsi"/>
+      <w:rFonts w:asciiTheme="majorHAnsi" w:cstheme="majorBidi" w:hAnsiTheme="majorHAnsi" w:eastAsia="黑体"/>
       <w:color w:themeColor="text1" w:val="000000"/>
     </w:rPr>
     <w:tblPr>
@@ -10472,6 +10920,7 @@
     </w:tcPr>
     <w:tblStylePr w:type="firstRow">
       <w:rPr>
+        <w:rFonts w:eastAsia="黑体"/>
         <w:b/>
         <w:bCs/>
         <w:color w:themeColor="text1" w:val="000000"/>
@@ -10483,6 +10932,7 @@
     </w:tblStylePr>
     <w:tblStylePr w:type="lastRow">
       <w:rPr>
+        <w:rFonts w:eastAsia="黑体"/>
         <w:b/>
         <w:bCs/>
         <w:color w:themeColor="text1" w:val="000000"/>
@@ -10502,6 +10952,7 @@
     </w:tblStylePr>
     <w:tblStylePr w:type="firstCol">
       <w:rPr>
+        <w:rFonts w:eastAsia="黑体"/>
         <w:b/>
         <w:bCs/>
         <w:color w:themeColor="text1" w:val="000000"/>
@@ -10521,6 +10972,7 @@
     </w:tblStylePr>
     <w:tblStylePr w:type="lastCol">
       <w:rPr>
+        <w:rFonts w:eastAsia="黑体"/>
         <w:b w:val="0"/>
         <w:bCs w:val="0"/>
         <w:color w:themeColor="text1" w:val="000000"/>
@@ -10593,6 +11045,7 @@
     </w:tcPr>
     <w:tblStylePr w:type="firstRow">
       <w:rPr>
+        <w:rFonts w:eastAsia="黑体"/>
         <w:b/>
         <w:bCs/>
         <w:i w:val="0"/>
@@ -10614,6 +11067,7 @@
     </w:tblStylePr>
     <w:tblStylePr w:type="lastRow">
       <w:rPr>
+        <w:rFonts w:eastAsia="黑体"/>
         <w:b/>
         <w:bCs/>
         <w:i w:val="0"/>
@@ -10635,6 +11089,7 @@
     </w:tblStylePr>
     <w:tblStylePr w:type="firstCol">
       <w:rPr>
+        <w:rFonts w:eastAsia="黑体"/>
         <w:b/>
         <w:bCs/>
         <w:i w:val="0"/>
@@ -10654,6 +11109,7 @@
     </w:tblStylePr>
     <w:tblStylePr w:type="lastCol">
       <w:rPr>
+        <w:rFonts w:eastAsia="黑体"/>
         <w:b/>
         <w:bCs/>
         <w:i w:val="0"/>
@@ -10734,6 +11190,7 @@
     </w:tcPr>
     <w:tblStylePr w:type="firstRow">
       <w:rPr>
+        <w:rFonts w:eastAsia="黑体"/>
         <w:b/>
         <w:bCs/>
         <w:i w:val="0"/>
@@ -10755,6 +11212,7 @@
     </w:tblStylePr>
     <w:tblStylePr w:type="lastRow">
       <w:rPr>
+        <w:rFonts w:eastAsia="黑体"/>
         <w:b/>
         <w:bCs/>
         <w:i w:val="0"/>
@@ -10776,6 +11234,7 @@
     </w:tblStylePr>
     <w:tblStylePr w:type="firstCol">
       <w:rPr>
+        <w:rFonts w:eastAsia="黑体"/>
         <w:b/>
         <w:bCs/>
         <w:i w:val="0"/>
@@ -10795,6 +11254,7 @@
     </w:tblStylePr>
     <w:tblStylePr w:type="lastCol">
       <w:rPr>
+        <w:rFonts w:eastAsia="黑体"/>
         <w:b/>
         <w:bCs/>
         <w:i w:val="0"/>
@@ -10875,6 +11335,7 @@
     </w:tcPr>
     <w:tblStylePr w:type="firstRow">
       <w:rPr>
+        <w:rFonts w:eastAsia="黑体"/>
         <w:b/>
         <w:bCs/>
         <w:i w:val="0"/>
@@ -10896,6 +11357,7 @@
     </w:tblStylePr>
     <w:tblStylePr w:type="lastRow">
       <w:rPr>
+        <w:rFonts w:eastAsia="黑体"/>
         <w:b/>
         <w:bCs/>
         <w:i w:val="0"/>
@@ -10917,6 +11379,7 @@
     </w:tblStylePr>
     <w:tblStylePr w:type="firstCol">
       <w:rPr>
+        <w:rFonts w:eastAsia="黑体"/>
         <w:b/>
         <w:bCs/>
         <w:i w:val="0"/>
@@ -10936,6 +11399,7 @@
     </w:tblStylePr>
     <w:tblStylePr w:type="lastCol">
       <w:rPr>
+        <w:rFonts w:eastAsia="黑体"/>
         <w:b/>
         <w:bCs/>
         <w:i w:val="0"/>
@@ -11016,6 +11480,7 @@
     </w:tcPr>
     <w:tblStylePr w:type="firstRow">
       <w:rPr>
+        <w:rFonts w:eastAsia="黑体"/>
         <w:b/>
         <w:bCs/>
         <w:i w:val="0"/>
@@ -11037,6 +11502,7 @@
     </w:tblStylePr>
     <w:tblStylePr w:type="lastRow">
       <w:rPr>
+        <w:rFonts w:eastAsia="黑体"/>
         <w:b/>
         <w:bCs/>
         <w:i w:val="0"/>
@@ -11058,6 +11524,7 @@
     </w:tblStylePr>
     <w:tblStylePr w:type="firstCol">
       <w:rPr>
+        <w:rFonts w:eastAsia="黑体"/>
         <w:b/>
         <w:bCs/>
         <w:i w:val="0"/>
@@ -11077,6 +11544,7 @@
     </w:tblStylePr>
     <w:tblStylePr w:type="lastCol">
       <w:rPr>
+        <w:rFonts w:eastAsia="黑体"/>
         <w:b/>
         <w:bCs/>
         <w:i w:val="0"/>
@@ -11157,6 +11625,7 @@
     </w:tcPr>
     <w:tblStylePr w:type="firstRow">
       <w:rPr>
+        <w:rFonts w:eastAsia="黑体"/>
         <w:b/>
         <w:bCs/>
         <w:i w:val="0"/>
@@ -11178,6 +11647,7 @@
     </w:tblStylePr>
     <w:tblStylePr w:type="lastRow">
       <w:rPr>
+        <w:rFonts w:eastAsia="黑体"/>
         <w:b/>
         <w:bCs/>
         <w:i w:val="0"/>
@@ -11199,6 +11669,7 @@
     </w:tblStylePr>
     <w:tblStylePr w:type="firstCol">
       <w:rPr>
+        <w:rFonts w:eastAsia="黑体"/>
         <w:b/>
         <w:bCs/>
         <w:i w:val="0"/>
@@ -11218,6 +11689,7 @@
     </w:tblStylePr>
     <w:tblStylePr w:type="lastCol">
       <w:rPr>
+        <w:rFonts w:eastAsia="黑体"/>
         <w:b/>
         <w:bCs/>
         <w:i w:val="0"/>
@@ -11298,6 +11770,7 @@
     </w:tcPr>
     <w:tblStylePr w:type="firstRow">
       <w:rPr>
+        <w:rFonts w:eastAsia="黑体"/>
         <w:b/>
         <w:bCs/>
         <w:i w:val="0"/>
@@ -11319,6 +11792,7 @@
     </w:tblStylePr>
     <w:tblStylePr w:type="lastRow">
       <w:rPr>
+        <w:rFonts w:eastAsia="黑体"/>
         <w:b/>
         <w:bCs/>
         <w:i w:val="0"/>
@@ -11340,6 +11814,7 @@
     </w:tblStylePr>
     <w:tblStylePr w:type="firstCol">
       <w:rPr>
+        <w:rFonts w:eastAsia="黑体"/>
         <w:b/>
         <w:bCs/>
         <w:i w:val="0"/>
@@ -11359,6 +11834,7 @@
     </w:tblStylePr>
     <w:tblStylePr w:type="lastCol">
       <w:rPr>
+        <w:rFonts w:eastAsia="黑体"/>
         <w:b/>
         <w:bCs/>
         <w:i w:val="0"/>
@@ -11439,6 +11915,7 @@
     </w:tcPr>
     <w:tblStylePr w:type="firstRow">
       <w:rPr>
+        <w:rFonts w:eastAsia="黑体"/>
         <w:b/>
         <w:bCs/>
         <w:i w:val="0"/>
@@ -11460,6 +11937,7 @@
     </w:tblStylePr>
     <w:tblStylePr w:type="lastRow">
       <w:rPr>
+        <w:rFonts w:eastAsia="黑体"/>
         <w:b/>
         <w:bCs/>
         <w:i w:val="0"/>
@@ -11481,6 +11959,7 @@
     </w:tblStylePr>
     <w:tblStylePr w:type="firstCol">
       <w:rPr>
+        <w:rFonts w:eastAsia="黑体"/>
         <w:b/>
         <w:bCs/>
         <w:i w:val="0"/>
@@ -11500,6 +11979,7 @@
     </w:tblStylePr>
     <w:tblStylePr w:type="lastCol">
       <w:rPr>
+        <w:rFonts w:eastAsia="黑体"/>
         <w:b/>
         <w:bCs/>
         <w:i w:val="0"/>
@@ -11557,6 +12037,7 @@
       <w:spacing w:after="0" w:line="240" w:lineRule="auto"/>
     </w:pPr>
     <w:rPr>
+      <w:rFonts w:eastAsia="黑体"/>
       <w:color w:themeColor="background1" w:val="FFFFFF"/>
     </w:rPr>
     <w:tblPr>
@@ -11575,6 +12056,7 @@
     </w:tcPr>
     <w:tblStylePr w:type="firstRow">
       <w:rPr>
+        <w:rFonts w:eastAsia="黑体"/>
         <w:b/>
         <w:bCs/>
       </w:rPr>
@@ -11671,6 +12153,7 @@
       <w:spacing w:after="0" w:line="240" w:lineRule="auto"/>
     </w:pPr>
     <w:rPr>
+      <w:rFonts w:eastAsia="黑体"/>
       <w:color w:themeColor="background1" w:val="FFFFFF"/>
     </w:rPr>
     <w:tblPr>
@@ -11689,6 +12172,7 @@
     </w:tcPr>
     <w:tblStylePr w:type="firstRow">
       <w:rPr>
+        <w:rFonts w:eastAsia="黑体"/>
         <w:b/>
         <w:bCs/>
       </w:rPr>
@@ -11785,6 +12269,7 @@
       <w:spacing w:after="0" w:line="240" w:lineRule="auto"/>
     </w:pPr>
     <w:rPr>
+      <w:rFonts w:eastAsia="黑体"/>
       <w:color w:themeColor="background1" w:val="FFFFFF"/>
     </w:rPr>
     <w:tblPr>
@@ -11803,6 +12288,7 @@
     </w:tcPr>
     <w:tblStylePr w:type="firstRow">
       <w:rPr>
+        <w:rFonts w:eastAsia="黑体"/>
         <w:b/>
         <w:bCs/>
       </w:rPr>
@@ -11899,6 +12385,7 @@
       <w:spacing w:after="0" w:line="240" w:lineRule="auto"/>
     </w:pPr>
     <w:rPr>
+      <w:rFonts w:eastAsia="黑体"/>
       <w:color w:themeColor="background1" w:val="FFFFFF"/>
     </w:rPr>
     <w:tblPr>
@@ -11917,6 +12404,7 @@
     </w:tcPr>
     <w:tblStylePr w:type="firstRow">
       <w:rPr>
+        <w:rFonts w:eastAsia="黑体"/>
         <w:b/>
         <w:bCs/>
       </w:rPr>
@@ -12013,6 +12501,7 @@
       <w:spacing w:after="0" w:line="240" w:lineRule="auto"/>
     </w:pPr>
     <w:rPr>
+      <w:rFonts w:eastAsia="黑体"/>
       <w:color w:themeColor="background1" w:val="FFFFFF"/>
     </w:rPr>
     <w:tblPr>
@@ -12031,6 +12520,7 @@
     </w:tcPr>
     <w:tblStylePr w:type="firstRow">
       <w:rPr>
+        <w:rFonts w:eastAsia="黑体"/>
         <w:b/>
         <w:bCs/>
       </w:rPr>
@@ -12127,6 +12617,7 @@
       <w:spacing w:after="0" w:line="240" w:lineRule="auto"/>
     </w:pPr>
     <w:rPr>
+      <w:rFonts w:eastAsia="黑体"/>
       <w:color w:themeColor="background1" w:val="FFFFFF"/>
     </w:rPr>
     <w:tblPr>
@@ -12145,6 +12636,7 @@
     </w:tcPr>
     <w:tblStylePr w:type="firstRow">
       <w:rPr>
+        <w:rFonts w:eastAsia="黑体"/>
         <w:b/>
         <w:bCs/>
       </w:rPr>
@@ -12241,6 +12733,7 @@
       <w:spacing w:after="0" w:line="240" w:lineRule="auto"/>
     </w:pPr>
     <w:rPr>
+      <w:rFonts w:eastAsia="黑体"/>
       <w:color w:themeColor="background1" w:val="FFFFFF"/>
     </w:rPr>
     <w:tblPr>
@@ -12259,6 +12752,7 @@
     </w:tcPr>
     <w:tblStylePr w:type="firstRow">
       <w:rPr>
+        <w:rFonts w:eastAsia="黑体"/>
         <w:b/>
         <w:bCs/>
       </w:rPr>
@@ -12355,6 +12849,7 @@
       <w:spacing w:after="0" w:line="240" w:lineRule="auto"/>
     </w:pPr>
     <w:rPr>
+      <w:rFonts w:eastAsia="黑体"/>
       <w:color w:themeColor="text1" w:val="000000"/>
     </w:rPr>
     <w:tblPr>
@@ -12381,6 +12876,7 @@
     </w:tcPr>
     <w:tblStylePr w:type="firstRow">
       <w:rPr>
+        <w:rFonts w:eastAsia="黑体"/>
         <w:b/>
         <w:bCs/>
       </w:rPr>
@@ -12399,6 +12895,7 @@
     </w:tblStylePr>
     <w:tblStylePr w:type="lastRow">
       <w:rPr>
+        <w:rFonts w:eastAsia="黑体"/>
         <w:b/>
         <w:bCs/>
         <w:color w:themeColor="background1" w:val="FFFFFF"/>
@@ -12413,6 +12910,7 @@
     </w:tblStylePr>
     <w:tblStylePr w:type="firstCol">
       <w:rPr>
+        <w:rFonts w:eastAsia="黑体"/>
         <w:color w:themeColor="background1" w:val="FFFFFF"/>
       </w:rPr>
       <w:tblPr/>
@@ -12430,6 +12928,7 @@
     </w:tblStylePr>
     <w:tblStylePr w:type="lastCol">
       <w:rPr>
+        <w:rFonts w:eastAsia="黑体"/>
         <w:color w:themeColor="background1" w:val="FFFFFF"/>
       </w:rPr>
       <w:tblPr/>
@@ -12459,11 +12958,13 @@
     </w:tblStylePr>
     <w:tblStylePr w:type="neCell">
       <w:rPr>
+        <w:rFonts w:eastAsia="黑体"/>
         <w:color w:themeColor="text1" w:val="000000"/>
       </w:rPr>
     </w:tblStylePr>
     <w:tblStylePr w:type="nwCell">
       <w:rPr>
+        <w:rFonts w:eastAsia="黑体"/>
         <w:color w:themeColor="text1" w:val="000000"/>
       </w:rPr>
     </w:tblStylePr>
@@ -12477,6 +12978,7 @@
       <w:spacing w:after="0" w:line="240" w:lineRule="auto"/>
     </w:pPr>
     <w:rPr>
+      <w:rFonts w:eastAsia="黑体"/>
       <w:color w:themeColor="text1" w:val="000000"/>
     </w:rPr>
     <w:tblPr>
@@ -12503,6 +13005,7 @@
     </w:tcPr>
     <w:tblStylePr w:type="firstRow">
       <w:rPr>
+        <w:rFonts w:eastAsia="黑体"/>
         <w:b/>
         <w:bCs/>
       </w:rPr>
@@ -12521,6 +13024,7 @@
     </w:tblStylePr>
     <w:tblStylePr w:type="lastRow">
       <w:rPr>
+        <w:rFonts w:eastAsia="黑体"/>
         <w:b/>
         <w:bCs/>
         <w:color w:themeColor="background1" w:val="FFFFFF"/>
@@ -12535,6 +13039,7 @@
     </w:tblStylePr>
     <w:tblStylePr w:type="firstCol">
       <w:rPr>
+        <w:rFonts w:eastAsia="黑体"/>
         <w:color w:themeColor="background1" w:val="FFFFFF"/>
       </w:rPr>
       <w:tblPr/>
@@ -12552,6 +13057,7 @@
     </w:tblStylePr>
     <w:tblStylePr w:type="lastCol">
       <w:rPr>
+        <w:rFonts w:eastAsia="黑体"/>
         <w:color w:themeColor="background1" w:val="FFFFFF"/>
       </w:rPr>
       <w:tblPr/>
@@ -12581,11 +13087,13 @@
     </w:tblStylePr>
     <w:tblStylePr w:type="neCell">
       <w:rPr>
+        <w:rFonts w:eastAsia="黑体"/>
         <w:color w:themeColor="text1" w:val="000000"/>
       </w:rPr>
     </w:tblStylePr>
     <w:tblStylePr w:type="nwCell">
       <w:rPr>
+        <w:rFonts w:eastAsia="黑体"/>
         <w:color w:themeColor="text1" w:val="000000"/>
       </w:rPr>
     </w:tblStylePr>
@@ -12599,6 +13107,7 @@
       <w:spacing w:after="0" w:line="240" w:lineRule="auto"/>
     </w:pPr>
     <w:rPr>
+      <w:rFonts w:eastAsia="黑体"/>
       <w:color w:themeColor="text1" w:val="000000"/>
     </w:rPr>
     <w:tblPr>
@@ -12625,6 +13134,7 @@
     </w:tcPr>
     <w:tblStylePr w:type="firstRow">
       <w:rPr>
+        <w:rFonts w:eastAsia="黑体"/>
         <w:b/>
         <w:bCs/>
       </w:rPr>
@@ -12643,6 +13153,7 @@
     </w:tblStylePr>
     <w:tblStylePr w:type="lastRow">
       <w:rPr>
+        <w:rFonts w:eastAsia="黑体"/>
         <w:b/>
         <w:bCs/>
         <w:color w:themeColor="background1" w:val="FFFFFF"/>
@@ -12657,6 +13168,7 @@
     </w:tblStylePr>
     <w:tblStylePr w:type="firstCol">
       <w:rPr>
+        <w:rFonts w:eastAsia="黑体"/>
         <w:color w:themeColor="background1" w:val="FFFFFF"/>
       </w:rPr>
       <w:tblPr/>
@@ -12674,6 +13186,7 @@
     </w:tblStylePr>
     <w:tblStylePr w:type="lastCol">
       <w:rPr>
+        <w:rFonts w:eastAsia="黑体"/>
         <w:color w:themeColor="background1" w:val="FFFFFF"/>
       </w:rPr>
       <w:tblPr/>
@@ -12703,11 +13216,13 @@
     </w:tblStylePr>
     <w:tblStylePr w:type="neCell">
       <w:rPr>
+        <w:rFonts w:eastAsia="黑体"/>
         <w:color w:themeColor="text1" w:val="000000"/>
       </w:rPr>
     </w:tblStylePr>
     <w:tblStylePr w:type="nwCell">
       <w:rPr>
+        <w:rFonts w:eastAsia="黑体"/>
         <w:color w:themeColor="text1" w:val="000000"/>
       </w:rPr>
     </w:tblStylePr>
@@ -12721,6 +13236,7 @@
       <w:spacing w:after="0" w:line="240" w:lineRule="auto"/>
     </w:pPr>
     <w:rPr>
+      <w:rFonts w:eastAsia="黑体"/>
       <w:color w:themeColor="text1" w:val="000000"/>
     </w:rPr>
     <w:tblPr>
@@ -12747,6 +13263,7 @@
     </w:tcPr>
     <w:tblStylePr w:type="firstRow">
       <w:rPr>
+        <w:rFonts w:eastAsia="黑体"/>
         <w:b/>
         <w:bCs/>
       </w:rPr>
@@ -12765,6 +13282,7 @@
     </w:tblStylePr>
     <w:tblStylePr w:type="lastRow">
       <w:rPr>
+        <w:rFonts w:eastAsia="黑体"/>
         <w:b/>
         <w:bCs/>
         <w:color w:themeColor="background1" w:val="FFFFFF"/>
@@ -12779,6 +13297,7 @@
     </w:tblStylePr>
     <w:tblStylePr w:type="firstCol">
       <w:rPr>
+        <w:rFonts w:eastAsia="黑体"/>
         <w:color w:themeColor="background1" w:val="FFFFFF"/>
       </w:rPr>
       <w:tblPr/>
@@ -12796,6 +13315,7 @@
     </w:tblStylePr>
     <w:tblStylePr w:type="lastCol">
       <w:rPr>
+        <w:rFonts w:eastAsia="黑体"/>
         <w:color w:themeColor="background1" w:val="FFFFFF"/>
       </w:rPr>
       <w:tblPr/>
@@ -12833,6 +13353,7 @@
       <w:spacing w:after="0" w:line="240" w:lineRule="auto"/>
     </w:pPr>
     <w:rPr>
+      <w:rFonts w:eastAsia="黑体"/>
       <w:color w:themeColor="text1" w:val="000000"/>
     </w:rPr>
     <w:tblPr>
@@ -12859,6 +13380,7 @@
     </w:tcPr>
     <w:tblStylePr w:type="firstRow">
       <w:rPr>
+        <w:rFonts w:eastAsia="黑体"/>
         <w:b/>
         <w:bCs/>
       </w:rPr>
@@ -12877,6 +13399,7 @@
     </w:tblStylePr>
     <w:tblStylePr w:type="lastRow">
       <w:rPr>
+        <w:rFonts w:eastAsia="黑体"/>
         <w:b/>
         <w:bCs/>
         <w:color w:themeColor="background1" w:val="FFFFFF"/>
@@ -12891,6 +13414,7 @@
     </w:tblStylePr>
     <w:tblStylePr w:type="firstCol">
       <w:rPr>
+        <w:rFonts w:eastAsia="黑体"/>
         <w:color w:themeColor="background1" w:val="FFFFFF"/>
       </w:rPr>
       <w:tblPr/>
@@ -12908,6 +13432,7 @@
     </w:tblStylePr>
     <w:tblStylePr w:type="lastCol">
       <w:rPr>
+        <w:rFonts w:eastAsia="黑体"/>
         <w:color w:themeColor="background1" w:val="FFFFFF"/>
       </w:rPr>
       <w:tblPr/>
@@ -12937,11 +13462,13 @@
     </w:tblStylePr>
     <w:tblStylePr w:type="neCell">
       <w:rPr>
+        <w:rFonts w:eastAsia="黑体"/>
         <w:color w:themeColor="text1" w:val="000000"/>
       </w:rPr>
     </w:tblStylePr>
     <w:tblStylePr w:type="nwCell">
       <w:rPr>
+        <w:rFonts w:eastAsia="黑体"/>
         <w:color w:themeColor="text1" w:val="000000"/>
       </w:rPr>
     </w:tblStylePr>
@@ -12955,6 +13482,7 @@
       <w:spacing w:after="0" w:line="240" w:lineRule="auto"/>
     </w:pPr>
     <w:rPr>
+      <w:rFonts w:eastAsia="黑体"/>
       <w:color w:themeColor="text1" w:val="000000"/>
     </w:rPr>
     <w:tblPr>
@@ -12981,6 +13509,7 @@
     </w:tcPr>
     <w:tblStylePr w:type="firstRow">
       <w:rPr>
+        <w:rFonts w:eastAsia="黑体"/>
         <w:b/>
         <w:bCs/>
       </w:rPr>
@@ -12999,6 +13528,7 @@
     </w:tblStylePr>
     <w:tblStylePr w:type="lastRow">
       <w:rPr>
+        <w:rFonts w:eastAsia="黑体"/>
         <w:b/>
         <w:bCs/>
         <w:color w:themeColor="background1" w:val="FFFFFF"/>
@@ -13013,6 +13543,7 @@
     </w:tblStylePr>
     <w:tblStylePr w:type="firstCol">
       <w:rPr>
+        <w:rFonts w:eastAsia="黑体"/>
         <w:color w:themeColor="background1" w:val="FFFFFF"/>
       </w:rPr>
       <w:tblPr/>
@@ -13030,6 +13561,7 @@
     </w:tblStylePr>
     <w:tblStylePr w:type="lastCol">
       <w:rPr>
+        <w:rFonts w:eastAsia="黑体"/>
         <w:color w:themeColor="background1" w:val="FFFFFF"/>
       </w:rPr>
       <w:tblPr/>
@@ -13059,11 +13591,13 @@
     </w:tblStylePr>
     <w:tblStylePr w:type="neCell">
       <w:rPr>
+        <w:rFonts w:eastAsia="黑体"/>
         <w:color w:themeColor="text1" w:val="000000"/>
       </w:rPr>
     </w:tblStylePr>
     <w:tblStylePr w:type="nwCell">
       <w:rPr>
+        <w:rFonts w:eastAsia="黑体"/>
         <w:color w:themeColor="text1" w:val="000000"/>
       </w:rPr>
     </w:tblStylePr>
@@ -13077,6 +13611,7 @@
       <w:spacing w:after="0" w:line="240" w:lineRule="auto"/>
     </w:pPr>
     <w:rPr>
+      <w:rFonts w:eastAsia="黑体"/>
       <w:color w:themeColor="text1" w:val="000000"/>
     </w:rPr>
     <w:tblPr>
@@ -13103,6 +13638,7 @@
     </w:tcPr>
     <w:tblStylePr w:type="firstRow">
       <w:rPr>
+        <w:rFonts w:eastAsia="黑体"/>
         <w:b/>
         <w:bCs/>
       </w:rPr>
@@ -13121,6 +13657,7 @@
     </w:tblStylePr>
     <w:tblStylePr w:type="lastRow">
       <w:rPr>
+        <w:rFonts w:eastAsia="黑体"/>
         <w:b/>
         <w:bCs/>
         <w:color w:themeColor="background1" w:val="FFFFFF"/>
@@ -13135,6 +13672,7 @@
     </w:tblStylePr>
     <w:tblStylePr w:type="firstCol">
       <w:rPr>
+        <w:rFonts w:eastAsia="黑体"/>
         <w:color w:themeColor="background1" w:val="FFFFFF"/>
       </w:rPr>
       <w:tblPr/>
@@ -13152,6 +13690,7 @@
     </w:tblStylePr>
     <w:tblStylePr w:type="lastCol">
       <w:rPr>
+        <w:rFonts w:eastAsia="黑体"/>
         <w:color w:themeColor="background1" w:val="FFFFFF"/>
       </w:rPr>
       <w:tblPr/>
@@ -13181,11 +13720,13 @@
     </w:tblStylePr>
     <w:tblStylePr w:type="neCell">
       <w:rPr>
+        <w:rFonts w:eastAsia="黑体"/>
         <w:color w:themeColor="text1" w:val="000000"/>
       </w:rPr>
     </w:tblStylePr>
     <w:tblStylePr w:type="nwCell">
       <w:rPr>
+        <w:rFonts w:eastAsia="黑体"/>
         <w:color w:themeColor="text1" w:val="000000"/>
       </w:rPr>
     </w:tblStylePr>
@@ -13199,6 +13740,7 @@
       <w:spacing w:after="0" w:line="240" w:lineRule="auto"/>
     </w:pPr>
     <w:rPr>
+      <w:rFonts w:eastAsia="黑体"/>
       <w:color w:themeColor="text1" w:val="000000"/>
     </w:rPr>
     <w:tblPr>
@@ -13217,6 +13759,7 @@
     </w:tcPr>
     <w:tblStylePr w:type="firstRow">
       <w:rPr>
+        <w:rFonts w:eastAsia="黑体"/>
         <w:b/>
         <w:bCs/>
         <w:color w:themeColor="background1" w:val="FFFFFF"/>
@@ -13231,6 +13774,7 @@
     </w:tblStylePr>
     <w:tblStylePr w:type="lastRow">
       <w:rPr>
+        <w:rFonts w:eastAsia="黑体"/>
         <w:b/>
         <w:bCs/>
         <w:color w:themeColor="accent2" w:themeShade="CC" w:val="9E3A38"/>
@@ -13245,12 +13789,14 @@
     </w:tblStylePr>
     <w:tblStylePr w:type="firstCol">
       <w:rPr>
+        <w:rFonts w:eastAsia="黑体"/>
         <w:b/>
         <w:bCs/>
       </w:rPr>
     </w:tblStylePr>
     <w:tblStylePr w:type="lastCol">
       <w:rPr>
+        <w:rFonts w:eastAsia="黑体"/>
         <w:b/>
         <w:bCs/>
       </w:rPr>
@@ -13285,6 +13831,7 @@
       <w:spacing w:after="0" w:line="240" w:lineRule="auto"/>
     </w:pPr>
     <w:rPr>
+      <w:rFonts w:eastAsia="黑体"/>
       <w:color w:themeColor="text1" w:val="000000"/>
     </w:rPr>
     <w:tblPr>
@@ -13303,6 +13850,7 @@
     </w:tcPr>
     <w:tblStylePr w:type="firstRow">
       <w:rPr>
+        <w:rFonts w:eastAsia="黑体"/>
         <w:b/>
         <w:bCs/>
         <w:color w:themeColor="background1" w:val="FFFFFF"/>
@@ -13317,6 +13865,7 @@
     </w:tblStylePr>
     <w:tblStylePr w:type="lastRow">
       <w:rPr>
+        <w:rFonts w:eastAsia="黑体"/>
         <w:b/>
         <w:bCs/>
         <w:color w:themeColor="accent2" w:themeShade="CC" w:val="9E3A38"/>
@@ -13331,12 +13880,14 @@
     </w:tblStylePr>
     <w:tblStylePr w:type="firstCol">
       <w:rPr>
+        <w:rFonts w:eastAsia="黑体"/>
         <w:b/>
         <w:bCs/>
       </w:rPr>
     </w:tblStylePr>
     <w:tblStylePr w:type="lastCol">
       <w:rPr>
+        <w:rFonts w:eastAsia="黑体"/>
         <w:b/>
         <w:bCs/>
       </w:rPr>
@@ -13371,6 +13922,7 @@
       <w:spacing w:after="0" w:line="240" w:lineRule="auto"/>
     </w:pPr>
     <w:rPr>
+      <w:rFonts w:eastAsia="黑体"/>
       <w:color w:themeColor="text1" w:val="000000"/>
     </w:rPr>
     <w:tblPr>
@@ -13389,6 +13941,7 @@
     </w:tcPr>
     <w:tblStylePr w:type="firstRow">
       <w:rPr>
+        <w:rFonts w:eastAsia="黑体"/>
         <w:b/>
         <w:bCs/>
         <w:color w:themeColor="background1" w:val="FFFFFF"/>
@@ -13403,6 +13956,7 @@
     </w:tblStylePr>
     <w:tblStylePr w:type="lastRow">
       <w:rPr>
+        <w:rFonts w:eastAsia="黑体"/>
         <w:b/>
         <w:bCs/>
         <w:color w:themeColor="accent2" w:themeShade="CC" w:val="9E3A38"/>
@@ -13417,12 +13971,14 @@
     </w:tblStylePr>
     <w:tblStylePr w:type="firstCol">
       <w:rPr>
+        <w:rFonts w:eastAsia="黑体"/>
         <w:b/>
         <w:bCs/>
       </w:rPr>
     </w:tblStylePr>
     <w:tblStylePr w:type="lastCol">
       <w:rPr>
+        <w:rFonts w:eastAsia="黑体"/>
         <w:b/>
         <w:bCs/>
       </w:rPr>
@@ -13457,6 +14013,7 @@
       <w:spacing w:after="0" w:line="240" w:lineRule="auto"/>
     </w:pPr>
     <w:rPr>
+      <w:rFonts w:eastAsia="黑体"/>
       <w:color w:themeColor="text1" w:val="000000"/>
     </w:rPr>
     <w:tblPr>
@@ -13475,6 +14032,7 @@
     </w:tcPr>
     <w:tblStylePr w:type="firstRow">
       <w:rPr>
+        <w:rFonts w:eastAsia="黑体"/>
         <w:b/>
         <w:bCs/>
         <w:color w:themeColor="background1" w:val="FFFFFF"/>
@@ -13489,6 +14047,7 @@
     </w:tblStylePr>
     <w:tblStylePr w:type="lastRow">
       <w:rPr>
+        <w:rFonts w:eastAsia="黑体"/>
         <w:b/>
         <w:bCs/>
         <w:color w:themeColor="accent4" w:themeShade="CC" w:val="664E82"/>
@@ -13503,12 +14062,14 @@
     </w:tblStylePr>
     <w:tblStylePr w:type="firstCol">
       <w:rPr>
+        <w:rFonts w:eastAsia="黑体"/>
         <w:b/>
         <w:bCs/>
       </w:rPr>
     </w:tblStylePr>
     <w:tblStylePr w:type="lastCol">
       <w:rPr>
+        <w:rFonts w:eastAsia="黑体"/>
         <w:b/>
         <w:bCs/>
       </w:rPr>
@@ -13543,6 +14104,7 @@
       <w:spacing w:after="0" w:line="240" w:lineRule="auto"/>
     </w:pPr>
     <w:rPr>
+      <w:rFonts w:eastAsia="黑体"/>
       <w:color w:themeColor="text1" w:val="000000"/>
     </w:rPr>
     <w:tblPr>
@@ -13561,6 +14123,7 @@
     </w:tcPr>
     <w:tblStylePr w:type="firstRow">
       <w:rPr>
+        <w:rFonts w:eastAsia="黑体"/>
         <w:b/>
         <w:bCs/>
         <w:color w:themeColor="background1" w:val="FFFFFF"/>
@@ -13575,6 +14138,7 @@
     </w:tblStylePr>
     <w:tblStylePr w:type="lastRow">
       <w:rPr>
+        <w:rFonts w:eastAsia="黑体"/>
         <w:b/>
         <w:bCs/>
         <w:color w:themeColor="accent3" w:themeShade="CC" w:val="7E9C40"/>
@@ -13589,12 +14153,14 @@
     </w:tblStylePr>
     <w:tblStylePr w:type="firstCol">
       <w:rPr>
+        <w:rFonts w:eastAsia="黑体"/>
         <w:b/>
         <w:bCs/>
       </w:rPr>
     </w:tblStylePr>
     <w:tblStylePr w:type="lastCol">
       <w:rPr>
+        <w:rFonts w:eastAsia="黑体"/>
         <w:b/>
         <w:bCs/>
       </w:rPr>
@@ -13629,6 +14195,7 @@
       <w:spacing w:after="0" w:line="240" w:lineRule="auto"/>
     </w:pPr>
     <w:rPr>
+      <w:rFonts w:eastAsia="黑体"/>
       <w:color w:themeColor="text1" w:val="000000"/>
     </w:rPr>
     <w:tblPr>
@@ -13647,6 +14214,7 @@
     </w:tcPr>
     <w:tblStylePr w:type="firstRow">
       <w:rPr>
+        <w:rFonts w:eastAsia="黑体"/>
         <w:b/>
         <w:bCs/>
         <w:color w:themeColor="background1" w:val="FFFFFF"/>
@@ -13661,6 +14229,7 @@
     </w:tblStylePr>
     <w:tblStylePr w:type="lastRow">
       <w:rPr>
+        <w:rFonts w:eastAsia="黑体"/>
         <w:b/>
         <w:bCs/>
         <w:color w:themeColor="accent6" w:themeShade="CC" w:val="F2730A"/>
@@ -13675,12 +14244,14 @@
     </w:tblStylePr>
     <w:tblStylePr w:type="firstCol">
       <w:rPr>
+        <w:rFonts w:eastAsia="黑体"/>
         <w:b/>
         <w:bCs/>
       </w:rPr>
     </w:tblStylePr>
     <w:tblStylePr w:type="lastCol">
       <w:rPr>
+        <w:rFonts w:eastAsia="黑体"/>
         <w:b/>
         <w:bCs/>
       </w:rPr>
@@ -13715,6 +14286,7 @@
       <w:spacing w:after="0" w:line="240" w:lineRule="auto"/>
     </w:pPr>
     <w:rPr>
+      <w:rFonts w:eastAsia="黑体"/>
       <w:color w:themeColor="text1" w:val="000000"/>
     </w:rPr>
     <w:tblPr>
@@ -13733,6 +14305,7 @@
     </w:tcPr>
     <w:tblStylePr w:type="firstRow">
       <w:rPr>
+        <w:rFonts w:eastAsia="黑体"/>
         <w:b/>
         <w:bCs/>
         <w:color w:themeColor="background1" w:val="FFFFFF"/>
@@ -13747,6 +14320,7 @@
     </w:tblStylePr>
     <w:tblStylePr w:type="lastRow">
       <w:rPr>
+        <w:rFonts w:eastAsia="黑体"/>
         <w:b/>
         <w:bCs/>
         <w:color w:themeColor="accent5" w:themeShade="CC" w:val="348DA5"/>
@@ -13761,12 +14335,14 @@
     </w:tblStylePr>
     <w:tblStylePr w:type="firstCol">
       <w:rPr>
+        <w:rFonts w:eastAsia="黑体"/>
         <w:b/>
         <w:bCs/>
       </w:rPr>
     </w:tblStylePr>
     <w:tblStylePr w:type="lastCol">
       <w:rPr>
+        <w:rFonts w:eastAsia="黑体"/>
         <w:b/>
         <w:bCs/>
       </w:rPr>
@@ -13801,6 +14377,7 @@
       <w:spacing w:after="0" w:line="240" w:lineRule="auto"/>
     </w:pPr>
     <w:rPr>
+      <w:rFonts w:eastAsia="黑体"/>
       <w:color w:themeColor="text1" w:val="000000"/>
     </w:rPr>
     <w:tblPr>
@@ -13822,6 +14399,7 @@
     </w:tcPr>
     <w:tblStylePr w:type="firstRow">
       <w:rPr>
+        <w:rFonts w:eastAsia="黑体"/>
         <w:b/>
         <w:bCs/>
       </w:rPr>
@@ -13832,6 +14410,7 @@
     </w:tblStylePr>
     <w:tblStylePr w:type="lastRow">
       <w:rPr>
+        <w:rFonts w:eastAsia="黑体"/>
         <w:b/>
         <w:bCs/>
         <w:color w:themeColor="text1" w:val="000000"/>
@@ -13843,6 +14422,7 @@
     </w:tblStylePr>
     <w:tblStylePr w:type="firstCol">
       <w:rPr>
+        <w:rFonts w:eastAsia="黑体"/>
         <w:color w:themeColor="background1" w:val="FFFFFF"/>
       </w:rPr>
       <w:tblPr/>
@@ -13852,6 +14432,7 @@
     </w:tblStylePr>
     <w:tblStylePr w:type="lastCol">
       <w:rPr>
+        <w:rFonts w:eastAsia="黑体"/>
         <w:color w:themeColor="background1" w:val="FFFFFF"/>
       </w:rPr>
       <w:tblPr/>
@@ -13881,6 +14462,7 @@
       <w:spacing w:after="0" w:line="240" w:lineRule="auto"/>
     </w:pPr>
     <w:rPr>
+      <w:rFonts w:eastAsia="黑体"/>
       <w:color w:themeColor="text1" w:val="000000"/>
     </w:rPr>
     <w:tblPr>
@@ -13902,6 +14484,7 @@
     </w:tcPr>
     <w:tblStylePr w:type="firstRow">
       <w:rPr>
+        <w:rFonts w:eastAsia="黑体"/>
         <w:b/>
         <w:bCs/>
       </w:rPr>
@@ -13912,6 +14495,7 @@
     </w:tblStylePr>
     <w:tblStylePr w:type="lastRow">
       <w:rPr>
+        <w:rFonts w:eastAsia="黑体"/>
         <w:b/>
         <w:bCs/>
         <w:color w:themeColor="text1" w:val="000000"/>
@@ -13923,6 +14507,7 @@
     </w:tblStylePr>
     <w:tblStylePr w:type="firstCol">
       <w:rPr>
+        <w:rFonts w:eastAsia="黑体"/>
         <w:color w:themeColor="background1" w:val="FFFFFF"/>
       </w:rPr>
       <w:tblPr/>
@@ -13932,6 +14517,7 @@
     </w:tblStylePr>
     <w:tblStylePr w:type="lastCol">
       <w:rPr>
+        <w:rFonts w:eastAsia="黑体"/>
         <w:color w:themeColor="background1" w:val="FFFFFF"/>
       </w:rPr>
       <w:tblPr/>
@@ -13961,6 +14547,7 @@
       <w:spacing w:after="0" w:line="240" w:lineRule="auto"/>
     </w:pPr>
     <w:rPr>
+      <w:rFonts w:eastAsia="黑体"/>
       <w:color w:themeColor="text1" w:val="000000"/>
     </w:rPr>
     <w:tblPr>
@@ -13982,6 +14569,7 @@
     </w:tcPr>
     <w:tblStylePr w:type="firstRow">
       <w:rPr>
+        <w:rFonts w:eastAsia="黑体"/>
         <w:b/>
         <w:bCs/>
       </w:rPr>
@@ -13992,6 +14580,7 @@
     </w:tblStylePr>
     <w:tblStylePr w:type="lastRow">
       <w:rPr>
+        <w:rFonts w:eastAsia="黑体"/>
         <w:b/>
         <w:bCs/>
         <w:color w:themeColor="text1" w:val="000000"/>
@@ -14003,6 +14592,7 @@
     </w:tblStylePr>
     <w:tblStylePr w:type="firstCol">
       <w:rPr>
+        <w:rFonts w:eastAsia="黑体"/>
         <w:color w:themeColor="background1" w:val="FFFFFF"/>
       </w:rPr>
       <w:tblPr/>
@@ -14012,6 +14602,7 @@
     </w:tblStylePr>
     <w:tblStylePr w:type="lastCol">
       <w:rPr>
+        <w:rFonts w:eastAsia="黑体"/>
         <w:color w:themeColor="background1" w:val="FFFFFF"/>
       </w:rPr>
       <w:tblPr/>
@@ -14041,6 +14632,7 @@
       <w:spacing w:after="0" w:line="240" w:lineRule="auto"/>
     </w:pPr>
     <w:rPr>
+      <w:rFonts w:eastAsia="黑体"/>
       <w:color w:themeColor="text1" w:val="000000"/>
     </w:rPr>
     <w:tblPr>
@@ -14062,6 +14654,7 @@
     </w:tcPr>
     <w:tblStylePr w:type="firstRow">
       <w:rPr>
+        <w:rFonts w:eastAsia="黑体"/>
         <w:b/>
         <w:bCs/>
       </w:rPr>
@@ -14072,6 +14665,7 @@
     </w:tblStylePr>
     <w:tblStylePr w:type="lastRow">
       <w:rPr>
+        <w:rFonts w:eastAsia="黑体"/>
         <w:b/>
         <w:bCs/>
         <w:color w:themeColor="text1" w:val="000000"/>
@@ -14083,6 +14677,7 @@
     </w:tblStylePr>
     <w:tblStylePr w:type="firstCol">
       <w:rPr>
+        <w:rFonts w:eastAsia="黑体"/>
         <w:color w:themeColor="background1" w:val="FFFFFF"/>
       </w:rPr>
       <w:tblPr/>
@@ -14092,6 +14687,7 @@
     </w:tblStylePr>
     <w:tblStylePr w:type="lastCol">
       <w:rPr>
+        <w:rFonts w:eastAsia="黑体"/>
         <w:color w:themeColor="background1" w:val="FFFFFF"/>
       </w:rPr>
       <w:tblPr/>
@@ -14121,6 +14717,7 @@
       <w:spacing w:after="0" w:line="240" w:lineRule="auto"/>
     </w:pPr>
     <w:rPr>
+      <w:rFonts w:eastAsia="黑体"/>
       <w:color w:themeColor="text1" w:val="000000"/>
     </w:rPr>
     <w:tblPr>
@@ -14142,6 +14739,7 @@
     </w:tcPr>
     <w:tblStylePr w:type="firstRow">
       <w:rPr>
+        <w:rFonts w:eastAsia="黑体"/>
         <w:b/>
         <w:bCs/>
       </w:rPr>
@@ -14152,6 +14750,7 @@
     </w:tblStylePr>
     <w:tblStylePr w:type="lastRow">
       <w:rPr>
+        <w:rFonts w:eastAsia="黑体"/>
         <w:b/>
         <w:bCs/>
         <w:color w:themeColor="text1" w:val="000000"/>
@@ -14163,6 +14762,7 @@
     </w:tblStylePr>
     <w:tblStylePr w:type="firstCol">
       <w:rPr>
+        <w:rFonts w:eastAsia="黑体"/>
         <w:color w:themeColor="background1" w:val="FFFFFF"/>
       </w:rPr>
       <w:tblPr/>
@@ -14172,6 +14772,7 @@
     </w:tblStylePr>
     <w:tblStylePr w:type="lastCol">
       <w:rPr>
+        <w:rFonts w:eastAsia="黑体"/>
         <w:color w:themeColor="background1" w:val="FFFFFF"/>
       </w:rPr>
       <w:tblPr/>
@@ -14201,6 +14802,7 @@
       <w:spacing w:after="0" w:line="240" w:lineRule="auto"/>
     </w:pPr>
     <w:rPr>
+      <w:rFonts w:eastAsia="黑体"/>
       <w:color w:themeColor="text1" w:val="000000"/>
     </w:rPr>
     <w:tblPr>
@@ -14222,6 +14824,7 @@
     </w:tcPr>
     <w:tblStylePr w:type="firstRow">
       <w:rPr>
+        <w:rFonts w:eastAsia="黑体"/>
         <w:b/>
         <w:bCs/>
       </w:rPr>
@@ -14232,6 +14835,7 @@
     </w:tblStylePr>
     <w:tblStylePr w:type="lastRow">
       <w:rPr>
+        <w:rFonts w:eastAsia="黑体"/>
         <w:b/>
         <w:bCs/>
         <w:color w:themeColor="text1" w:val="000000"/>
@@ -14243,6 +14847,7 @@
     </w:tblStylePr>
     <w:tblStylePr w:type="firstCol">
       <w:rPr>
+        <w:rFonts w:eastAsia="黑体"/>
         <w:color w:themeColor="background1" w:val="FFFFFF"/>
       </w:rPr>
       <w:tblPr/>
@@ -14252,6 +14857,7 @@
     </w:tblStylePr>
     <w:tblStylePr w:type="lastCol">
       <w:rPr>
+        <w:rFonts w:eastAsia="黑体"/>
         <w:color w:themeColor="background1" w:val="FFFFFF"/>
       </w:rPr>
       <w:tblPr/>
@@ -14281,6 +14887,7 @@
       <w:spacing w:after="0" w:line="240" w:lineRule="auto"/>
     </w:pPr>
     <w:rPr>
+      <w:rFonts w:eastAsia="黑体"/>
       <w:color w:themeColor="text1" w:val="000000"/>
     </w:rPr>
     <w:tblPr>
@@ -14302,6 +14909,7 @@
     </w:tcPr>
     <w:tblStylePr w:type="firstRow">
       <w:rPr>
+        <w:rFonts w:eastAsia="黑体"/>
         <w:b/>
         <w:bCs/>
       </w:rPr>
@@ -14312,6 +14920,7 @@
     </w:tblStylePr>
     <w:tblStylePr w:type="lastRow">
       <w:rPr>
+        <w:rFonts w:eastAsia="黑体"/>
         <w:b/>
         <w:bCs/>
         <w:color w:themeColor="text1" w:val="000000"/>
@@ -14323,6 +14932,7 @@
     </w:tblStylePr>
     <w:tblStylePr w:type="firstCol">
       <w:rPr>
+        <w:rFonts w:eastAsia="黑体"/>
         <w:color w:themeColor="background1" w:val="FFFFFF"/>
       </w:rPr>
       <w:tblPr/>
@@ -14332,6 +14942,7 @@
     </w:tblStylePr>
     <w:tblStylePr w:type="lastCol">
       <w:rPr>
+        <w:rFonts w:eastAsia="黑体"/>
         <w:color w:themeColor="background1" w:val="FFFFFF"/>
       </w:rPr>
       <w:tblPr/>
@@ -14364,6 +14975,7 @@
     <w:name w:val="KeywordTok"/>
     <w:basedOn w:val="VerbatimChar"/>
     <w:rPr>
+      <w:rFonts w:eastAsia="黑体"/>
       <w:b/>
       <w:color w:val="007020"/>
     </w:rPr>
@@ -14372,6 +14984,7 @@
     <w:name w:val="DataTypeTok"/>
     <w:basedOn w:val="VerbatimChar"/>
     <w:rPr>
+      <w:rFonts w:eastAsia="黑体"/>
       <w:color w:val="902000"/>
     </w:rPr>
   </w:style>
@@ -14379,6 +14992,7 @@
     <w:name w:val="DecValTok"/>
     <w:basedOn w:val="VerbatimChar"/>
     <w:rPr>
+      <w:rFonts w:eastAsia="黑体"/>
       <w:color w:val="40a070"/>
     </w:rPr>
   </w:style>
@@ -14386,6 +15000,7 @@
     <w:name w:val="BaseNTok"/>
     <w:basedOn w:val="VerbatimChar"/>
     <w:rPr>
+      <w:rFonts w:eastAsia="黑体"/>
       <w:color w:val="40a070"/>
     </w:rPr>
   </w:style>
@@ -14393,6 +15008,7 @@
     <w:name w:val="FloatTok"/>
     <w:basedOn w:val="VerbatimChar"/>
     <w:rPr>
+      <w:rFonts w:eastAsia="黑体"/>
       <w:color w:val="40a070"/>
     </w:rPr>
   </w:style>
@@ -14400,6 +15016,7 @@
     <w:name w:val="ConstantTok"/>
     <w:basedOn w:val="VerbatimChar"/>
     <w:rPr>
+      <w:rFonts w:eastAsia="黑体"/>
       <w:color w:val="880000"/>
     </w:rPr>
   </w:style>
@@ -14407,6 +15024,7 @@
     <w:name w:val="CharTok"/>
     <w:basedOn w:val="VerbatimChar"/>
     <w:rPr>
+      <w:rFonts w:eastAsia="黑体"/>
       <w:color w:val="4070a0"/>
     </w:rPr>
   </w:style>
@@ -14414,6 +15032,7 @@
     <w:name w:val="SpecialCharTok"/>
     <w:basedOn w:val="VerbatimChar"/>
     <w:rPr>
+      <w:rFonts w:eastAsia="黑体"/>
       <w:color w:val="4070a0"/>
     </w:rPr>
   </w:style>
@@ -14421,6 +15040,7 @@
     <w:name w:val="StringTok"/>
     <w:basedOn w:val="VerbatimChar"/>
     <w:rPr>
+      <w:rFonts w:eastAsia="黑体"/>
       <w:color w:val="4070a0"/>
     </w:rPr>
   </w:style>
@@ -14428,6 +15048,7 @@
     <w:name w:val="VerbatimStringTok"/>
     <w:basedOn w:val="VerbatimChar"/>
     <w:rPr>
+      <w:rFonts w:eastAsia="黑体"/>
       <w:color w:val="4070a0"/>
     </w:rPr>
   </w:style>
@@ -14435,6 +15056,7 @@
     <w:name w:val="SpecialStringTok"/>
     <w:basedOn w:val="VerbatimChar"/>
     <w:rPr>
+      <w:rFonts w:eastAsia="黑体"/>
       <w:color w:val="bb6688"/>
     </w:rPr>
   </w:style>
@@ -14442,6 +15064,7 @@
     <w:name w:val="ImportTok"/>
     <w:basedOn w:val="VerbatimChar"/>
     <w:rPr>
+      <w:rFonts w:eastAsia="黑体"/>
       <w:b/>
       <w:color w:val="008000"/>
     </w:rPr>
@@ -14450,6 +15073,7 @@
     <w:name w:val="CommentTok"/>
     <w:basedOn w:val="VerbatimChar"/>
     <w:rPr>
+      <w:rFonts w:eastAsia="黑体"/>
       <w:i/>
       <w:color w:val="60a0b0"/>
     </w:rPr>
@@ -14458,6 +15082,7 @@
     <w:name w:val="DocumentationTok"/>
     <w:basedOn w:val="VerbatimChar"/>
     <w:rPr>
+      <w:rFonts w:eastAsia="黑体"/>
       <w:i/>
       <w:color w:val="ba2121"/>
     </w:rPr>
@@ -14466,6 +15091,7 @@
     <w:name w:val="AnnotationTok"/>
     <w:basedOn w:val="VerbatimChar"/>
     <w:rPr>
+      <w:rFonts w:eastAsia="黑体"/>
       <w:b/>
       <w:i/>
       <w:color w:val="60a0b0"/>
@@ -14475,6 +15101,7 @@
     <w:name w:val="CommentVarTok"/>
     <w:basedOn w:val="VerbatimChar"/>
     <w:rPr>
+      <w:rFonts w:eastAsia="黑体"/>
       <w:b/>
       <w:i/>
       <w:color w:val="60a0b0"/>
@@ -14484,6 +15111,7 @@
     <w:name w:val="OtherTok"/>
     <w:basedOn w:val="VerbatimChar"/>
     <w:rPr>
+      <w:rFonts w:eastAsia="黑体"/>
       <w:color w:val="007020"/>
     </w:rPr>
   </w:style>
@@ -14491,6 +15119,7 @@
     <w:name w:val="FunctionTok"/>
     <w:basedOn w:val="VerbatimChar"/>
     <w:rPr>
+      <w:rFonts w:eastAsia="黑体"/>
       <w:color w:val="06287e"/>
     </w:rPr>
   </w:style>
@@ -14498,6 +15127,7 @@
     <w:name w:val="VariableTok"/>
     <w:basedOn w:val="VerbatimChar"/>
     <w:rPr>
+      <w:rFonts w:eastAsia="黑体"/>
       <w:color w:val="19177c"/>
     </w:rPr>
   </w:style>
@@ -14505,6 +15135,7 @@
     <w:name w:val="ControlFlowTok"/>
     <w:basedOn w:val="VerbatimChar"/>
     <w:rPr>
+      <w:rFonts w:eastAsia="黑体"/>
       <w:b/>
       <w:color w:val="007020"/>
     </w:rPr>
@@ -14513,6 +15144,7 @@
     <w:name w:val="OperatorTok"/>
     <w:basedOn w:val="VerbatimChar"/>
     <w:rPr>
+      <w:rFonts w:eastAsia="黑体"/>
       <w:color w:val="666666"/>
     </w:rPr>
   </w:style>
@@ -14520,18 +15152,22 @@
     <w:name w:val="BuiltInTok"/>
     <w:basedOn w:val="VerbatimChar"/>
     <w:rPr>
+      <w:rFonts w:eastAsia="黑体"/>
       <w:color w:val="008000"/>
     </w:rPr>
   </w:style>
   <w:style w:type="character" w:customStyle="1" w:styleId="ExtensionTok">
     <w:name w:val="ExtensionTok"/>
     <w:basedOn w:val="VerbatimChar"/>
-    <w:rPr/>
+    <w:rPr>
+      <w:rFonts w:eastAsia="黑体"/>
+    </w:rPr>
   </w:style>
   <w:style w:type="character" w:customStyle="1" w:styleId="PreprocessorTok">
     <w:name w:val="PreprocessorTok"/>
     <w:basedOn w:val="VerbatimChar"/>
     <w:rPr>
+      <w:rFonts w:eastAsia="黑体"/>
       <w:color w:val="bc7a00"/>
     </w:rPr>
   </w:style>
@@ -14539,18 +15175,22 @@
     <w:name w:val="AttributeTok"/>
     <w:basedOn w:val="VerbatimChar"/>
     <w:rPr>
+      <w:rFonts w:eastAsia="黑体"/>
       <w:color w:val="7d9029"/>
     </w:rPr>
   </w:style>
   <w:style w:type="character" w:customStyle="1" w:styleId="RegionMarkerTok">
     <w:name w:val="RegionMarkerTok"/>
     <w:basedOn w:val="VerbatimChar"/>
-    <w:rPr/>
+    <w:rPr>
+      <w:rFonts w:eastAsia="黑体"/>
+    </w:rPr>
   </w:style>
   <w:style w:type="character" w:customStyle="1" w:styleId="InformationTok">
     <w:name w:val="InformationTok"/>
     <w:basedOn w:val="VerbatimChar"/>
     <w:rPr>
+      <w:rFonts w:eastAsia="黑体"/>
       <w:b/>
       <w:i/>
       <w:color w:val="60a0b0"/>
@@ -14560,6 +15200,7 @@
     <w:name w:val="WarningTok"/>
     <w:basedOn w:val="VerbatimChar"/>
     <w:rPr>
+      <w:rFonts w:eastAsia="黑体"/>
       <w:b/>
       <w:i/>
       <w:color w:val="60a0b0"/>
@@ -14569,6 +15210,7 @@
     <w:name w:val="AlertTok"/>
     <w:basedOn w:val="VerbatimChar"/>
     <w:rPr>
+      <w:rFonts w:eastAsia="黑体"/>
       <w:b/>
       <w:color w:val="ff0000"/>
     </w:rPr>
@@ -14577,6 +15219,7 @@
     <w:name w:val="ErrorTok"/>
     <w:basedOn w:val="VerbatimChar"/>
     <w:rPr>
+      <w:rFonts w:eastAsia="黑体"/>
       <w:b/>
       <w:color w:val="ff0000"/>
     </w:rPr>
@@ -14584,7 +15227,9 @@
   <w:style w:type="character" w:customStyle="1" w:styleId="NormalTok">
     <w:name w:val="NormalTok"/>
     <w:basedOn w:val="VerbatimChar"/>
-    <w:rPr/>
+    <w:rPr>
+      <w:rFonts w:eastAsia="黑体"/>
+    </w:rPr>
   </w:style>
 </w:styles>
 </file>
@@ -14633,12 +15278,12 @@
     <a:fontScheme name="Office">
       <a:majorFont>
         <a:latin typeface="Calibri"/>
-        <a:ea typeface=""/>
+        <a:ea typeface="黑体"/>
         <a:cs typeface=""/>
         <a:font script="Jpan" typeface="ＭＳ ゴシック"/>
         <a:font script="Hang" typeface="맑은 고딕"/>
-        <a:font script="Hans" typeface="宋体"/>
-        <a:font script="Hant" typeface="新細明體"/>
+        <a:font script="Hans" typeface="黑体"/>
+        <a:font script="Hant" typeface="黑体"/>
         <a:font script="Arab" typeface="Times New Roman"/>
         <a:font script="Hebr" typeface="Times New Roman"/>
         <a:font script="Thai" typeface="Angsana New"/>
@@ -14668,12 +15313,12 @@
       </a:majorFont>
       <a:minorFont>
         <a:latin typeface="Cambria"/>
-        <a:ea typeface=""/>
+        <a:ea typeface="黑体"/>
         <a:cs typeface=""/>
         <a:font script="Jpan" typeface="ＭＳ 明朝"/>
         <a:font script="Hang" typeface="맑은 고딕"/>
-        <a:font script="Hans" typeface="宋体"/>
-        <a:font script="Hant" typeface="新細明體"/>
+        <a:font script="Hans" typeface="黑体"/>
+        <a:font script="Hant" typeface="黑体"/>
         <a:font script="Arab" typeface="Arial"/>
         <a:font script="Hebr" typeface="Arial"/>
         <a:font script="Thai" typeface="Cordia New"/>

--- a/04-滤波电路/02-高通滤波/无源RC高通滤波电路/无源RC高通滤波电路.docx
+++ b/04-滤波电路/02-高通滤波/无源RC高通滤波电路/无源RC高通滤波电路.docx
@@ -2207,7 +2207,7 @@
           <w:color w:val="555555"/>
           <w:sz w:val="21"/>
         </w:rPr>
-        <w:t>材料收集者：杜文杰，WX手机：19519196569，QQ:3478827729</w:t>
+        <w:t>材料收集者：杜文杰，微信/手机：19519196569，QQ:3478827729</w:t>
       </w:r>
     </w:p>
     <w:sectPr>
